--- a/documantation.docx
+++ b/documantation.docx
@@ -5,18 +5,9 @@
     <w:p/>
     <w:p>
       <w:pPr>
-        <w:rPr>
-          <w:b/>
-          <w:bCs/>
-          <w:u w:val="single"/>
-        </w:rPr>
-      </w:pPr>
-      <w:r>
-        <w:rPr>
-          <w:b/>
-          <w:bCs/>
-          <w:u w:val="single"/>
-        </w:rPr>
+        <w:pStyle w:val="Heading1"/>
+      </w:pPr>
+      <w:r>
         <w:t>Todo</w:t>
       </w:r>
     </w:p>
@@ -25,7 +16,7 @@
         <w:pStyle w:val="ListParagraph"/>
         <w:numPr>
           <w:ilvl w:val="0"/>
-          <w:numId w:val="23"/>
+          <w:numId w:val="1"/>
         </w:numPr>
       </w:pPr>
       <w:r>
@@ -66,7 +57,7 @@
         <w:sdtPr>
           <w:id w:val="-1204250002"/>
           <w14:checkbox>
-            <w14:checked w14:val="0"/>
+            <w14:checked w14:val="1"/>
             <w14:checkedState w14:val="2612" w14:font="MS Gothic"/>
             <w14:uncheckedState w14:val="2610" w14:font="MS Gothic"/>
           </w14:checkbox>
@@ -76,7 +67,7 @@
             <w:rPr>
               <w:rFonts w:ascii="MS Gothic" w:eastAsia="MS Gothic" w:hAnsi="MS Gothic" w:hint="eastAsia"/>
             </w:rPr>
-            <w:t>☐</w:t>
+            <w:t>☒</w:t>
           </w:r>
         </w:sdtContent>
       </w:sdt>
@@ -92,7 +83,7 @@
         <w:sdtPr>
           <w:id w:val="-375622689"/>
           <w14:checkbox>
-            <w14:checked w14:val="0"/>
+            <w14:checked w14:val="1"/>
             <w14:checkedState w14:val="2612" w14:font="MS Gothic"/>
             <w14:uncheckedState w14:val="2610" w14:font="MS Gothic"/>
           </w14:checkbox>
@@ -102,7 +93,7 @@
             <w:rPr>
               <w:rFonts w:ascii="MS Gothic" w:eastAsia="MS Gothic" w:hAnsi="MS Gothic" w:hint="eastAsia"/>
             </w:rPr>
-            <w:t>☐</w:t>
+            <w:t>☒</w:t>
           </w:r>
         </w:sdtContent>
       </w:sdt>
@@ -118,7 +109,7 @@
         <w:sdtPr>
           <w:id w:val="17281161"/>
           <w14:checkbox>
-            <w14:checked w14:val="0"/>
+            <w14:checked w14:val="1"/>
             <w14:checkedState w14:val="2612" w14:font="MS Gothic"/>
             <w14:uncheckedState w14:val="2610" w14:font="MS Gothic"/>
           </w14:checkbox>
@@ -128,20 +119,12 @@
             <w:rPr>
               <w:rFonts w:ascii="MS Gothic" w:eastAsia="MS Gothic" w:hAnsi="MS Gothic" w:hint="eastAsia"/>
             </w:rPr>
-            <w:t>☐</w:t>
+            <w:t>☒</w:t>
           </w:r>
         </w:sdtContent>
       </w:sdt>
       <w:r>
-        <w:t xml:space="preserve">Set up </w:t>
-      </w:r>
-      <w:proofErr w:type="spellStart"/>
-      <w:r>
-        <w:t>Git</w:t>
-      </w:r>
-      <w:proofErr w:type="spellEnd"/>
-      <w:r>
-        <w:t xml:space="preserve"> repo</w:t>
+        <w:t>Set up Git repo</w:t>
       </w:r>
     </w:p>
     <w:p>
@@ -152,7 +135,7 @@
         <w:sdtPr>
           <w:id w:val="199289738"/>
           <w14:checkbox>
-            <w14:checked w14:val="0"/>
+            <w14:checked w14:val="1"/>
             <w14:checkedState w14:val="2612" w14:font="MS Gothic"/>
             <w14:uncheckedState w14:val="2610" w14:font="MS Gothic"/>
           </w14:checkbox>
@@ -162,7 +145,7 @@
             <w:rPr>
               <w:rFonts w:ascii="MS Gothic" w:eastAsia="MS Gothic" w:hAnsi="MS Gothic" w:hint="eastAsia"/>
             </w:rPr>
-            <w:t>☐</w:t>
+            <w:t>☒</w:t>
           </w:r>
         </w:sdtContent>
       </w:sdt>
@@ -175,7 +158,7 @@
         <w:pStyle w:val="ListParagraph"/>
         <w:numPr>
           <w:ilvl w:val="0"/>
-          <w:numId w:val="23"/>
+          <w:numId w:val="1"/>
         </w:numPr>
       </w:pPr>
       <w:r>
@@ -190,7 +173,7 @@
         <w:sdtPr>
           <w:id w:val="-1235611352"/>
           <w14:checkbox>
-            <w14:checked w14:val="0"/>
+            <w14:checked w14:val="1"/>
             <w14:checkedState w14:val="2612" w14:font="MS Gothic"/>
             <w14:uncheckedState w14:val="2610" w14:font="MS Gothic"/>
           </w14:checkbox>
@@ -200,7 +183,7 @@
             <w:rPr>
               <w:rFonts w:ascii="MS Gothic" w:eastAsia="MS Gothic" w:hAnsi="MS Gothic" w:hint="eastAsia"/>
             </w:rPr>
-            <w:t>☐</w:t>
+            <w:t>☒</w:t>
           </w:r>
         </w:sdtContent>
       </w:sdt>
@@ -216,7 +199,7 @@
         <w:sdtPr>
           <w:id w:val="1046647327"/>
           <w14:checkbox>
-            <w14:checked w14:val="0"/>
+            <w14:checked w14:val="1"/>
             <w14:checkedState w14:val="2612" w14:font="MS Gothic"/>
             <w14:uncheckedState w14:val="2610" w14:font="MS Gothic"/>
           </w14:checkbox>
@@ -226,7 +209,7 @@
             <w:rPr>
               <w:rFonts w:ascii="MS Gothic" w:eastAsia="MS Gothic" w:hAnsi="MS Gothic" w:hint="eastAsia"/>
             </w:rPr>
-            <w:t>☐</w:t>
+            <w:t>☒</w:t>
           </w:r>
         </w:sdtContent>
       </w:sdt>
@@ -242,7 +225,7 @@
         <w:sdtPr>
           <w:id w:val="-1733682689"/>
           <w14:checkbox>
-            <w14:checked w14:val="0"/>
+            <w14:checked w14:val="1"/>
             <w14:checkedState w14:val="2612" w14:font="MS Gothic"/>
             <w14:uncheckedState w14:val="2610" w14:font="MS Gothic"/>
           </w14:checkbox>
@@ -252,7 +235,7 @@
             <w:rPr>
               <w:rFonts w:ascii="MS Gothic" w:eastAsia="MS Gothic" w:hAnsi="MS Gothic" w:hint="eastAsia"/>
             </w:rPr>
-            <w:t>☐</w:t>
+            <w:t>☒</w:t>
           </w:r>
         </w:sdtContent>
       </w:sdt>
@@ -268,7 +251,7 @@
         <w:sdtPr>
           <w:id w:val="980585534"/>
           <w14:checkbox>
-            <w14:checked w14:val="0"/>
+            <w14:checked w14:val="1"/>
             <w14:checkedState w14:val="2612" w14:font="MS Gothic"/>
             <w14:uncheckedState w14:val="2610" w14:font="MS Gothic"/>
           </w14:checkbox>
@@ -278,7 +261,7 @@
             <w:rPr>
               <w:rFonts w:ascii="MS Gothic" w:eastAsia="MS Gothic" w:hAnsi="MS Gothic" w:hint="eastAsia"/>
             </w:rPr>
-            <w:t>☐</w:t>
+            <w:t>☒</w:t>
           </w:r>
         </w:sdtContent>
       </w:sdt>
@@ -294,7 +277,7 @@
         <w:sdtPr>
           <w:id w:val="-2024465551"/>
           <w14:checkbox>
-            <w14:checked w14:val="0"/>
+            <w14:checked w14:val="1"/>
             <w14:checkedState w14:val="2612" w14:font="MS Gothic"/>
             <w14:uncheckedState w14:val="2610" w14:font="MS Gothic"/>
           </w14:checkbox>
@@ -304,7 +287,7 @@
             <w:rPr>
               <w:rFonts w:ascii="MS Gothic" w:eastAsia="MS Gothic" w:hAnsi="MS Gothic" w:hint="eastAsia"/>
             </w:rPr>
-            <w:t>☐</w:t>
+            <w:t>☒</w:t>
           </w:r>
         </w:sdtContent>
       </w:sdt>
@@ -320,7 +303,7 @@
         <w:sdtPr>
           <w:id w:val="606389222"/>
           <w14:checkbox>
-            <w14:checked w14:val="0"/>
+            <w14:checked w14:val="1"/>
             <w14:checkedState w14:val="2612" w14:font="MS Gothic"/>
             <w14:uncheckedState w14:val="2610" w14:font="MS Gothic"/>
           </w14:checkbox>
@@ -330,7 +313,7 @@
             <w:rPr>
               <w:rFonts w:ascii="MS Gothic" w:eastAsia="MS Gothic" w:hAnsi="MS Gothic" w:hint="eastAsia"/>
             </w:rPr>
-            <w:t>☐</w:t>
+            <w:t>☒</w:t>
           </w:r>
         </w:sdtContent>
       </w:sdt>
@@ -346,7 +329,7 @@
         <w:sdtPr>
           <w:id w:val="-1485307336"/>
           <w14:checkbox>
-            <w14:checked w14:val="0"/>
+            <w14:checked w14:val="1"/>
             <w14:checkedState w14:val="2612" w14:font="MS Gothic"/>
             <w14:uncheckedState w14:val="2610" w14:font="MS Gothic"/>
           </w14:checkbox>
@@ -356,7 +339,7 @@
             <w:rPr>
               <w:rFonts w:ascii="MS Gothic" w:eastAsia="MS Gothic" w:hAnsi="MS Gothic" w:hint="eastAsia"/>
             </w:rPr>
-            <w:t>☐</w:t>
+            <w:t>☒</w:t>
           </w:r>
         </w:sdtContent>
       </w:sdt>
@@ -372,7 +355,7 @@
         <w:sdtPr>
           <w:id w:val="462623781"/>
           <w14:checkbox>
-            <w14:checked w14:val="0"/>
+            <w14:checked w14:val="1"/>
             <w14:checkedState w14:val="2612" w14:font="MS Gothic"/>
             <w14:uncheckedState w14:val="2610" w14:font="MS Gothic"/>
           </w14:checkbox>
@@ -382,7 +365,7 @@
             <w:rPr>
               <w:rFonts w:ascii="MS Gothic" w:eastAsia="MS Gothic" w:hAnsi="MS Gothic" w:hint="eastAsia"/>
             </w:rPr>
-            <w:t>☐</w:t>
+            <w:t>☒</w:t>
           </w:r>
         </w:sdtContent>
       </w:sdt>
@@ -450,7 +433,7 @@
         <w:sdtPr>
           <w:id w:val="1147707796"/>
           <w14:checkbox>
-            <w14:checked w14:val="0"/>
+            <w14:checked w14:val="1"/>
             <w14:checkedState w14:val="2612" w14:font="MS Gothic"/>
             <w14:uncheckedState w14:val="2610" w14:font="MS Gothic"/>
           </w14:checkbox>
@@ -460,7 +443,7 @@
             <w:rPr>
               <w:rFonts w:ascii="MS Gothic" w:eastAsia="MS Gothic" w:hAnsi="MS Gothic" w:hint="eastAsia"/>
             </w:rPr>
-            <w:t>☐</w:t>
+            <w:t>☒</w:t>
           </w:r>
         </w:sdtContent>
       </w:sdt>
@@ -525,7 +508,7 @@
         <w:pStyle w:val="ListParagraph"/>
         <w:numPr>
           <w:ilvl w:val="0"/>
-          <w:numId w:val="23"/>
+          <w:numId w:val="1"/>
         </w:numPr>
       </w:pPr>
       <w:r>
@@ -719,7 +702,7 @@
         <w:pStyle w:val="ListParagraph"/>
         <w:numPr>
           <w:ilvl w:val="0"/>
-          <w:numId w:val="23"/>
+          <w:numId w:val="1"/>
         </w:numPr>
       </w:pPr>
       <w:r>
@@ -913,7 +896,7 @@
         <w:pStyle w:val="ListParagraph"/>
         <w:numPr>
           <w:ilvl w:val="0"/>
-          <w:numId w:val="23"/>
+          <w:numId w:val="1"/>
         </w:numPr>
       </w:pPr>
       <w:r>
@@ -1081,7 +1064,7 @@
         <w:pStyle w:val="ListParagraph"/>
         <w:numPr>
           <w:ilvl w:val="0"/>
-          <w:numId w:val="23"/>
+          <w:numId w:val="1"/>
         </w:numPr>
       </w:pPr>
       <w:r>
@@ -1137,15 +1120,7 @@
         </w:sdtContent>
       </w:sdt>
       <w:r>
-        <w:t>Integrate Google Maps/</w:t>
-      </w:r>
-      <w:proofErr w:type="spellStart"/>
-      <w:r>
-        <w:t>Mapbox</w:t>
-      </w:r>
-      <w:proofErr w:type="spellEnd"/>
-      <w:r>
-        <w:t xml:space="preserve"> SDK</w:t>
+        <w:t>Integrate Google Maps/Mapbox SDK</w:t>
       </w:r>
     </w:p>
     <w:p>
@@ -1205,11 +1180,10 @@
         <w:pStyle w:val="ListParagraph"/>
         <w:numPr>
           <w:ilvl w:val="0"/>
-          <w:numId w:val="23"/>
-        </w:numPr>
-      </w:pPr>
-      <w:r>
-        <w:lastRenderedPageBreak/>
+          <w:numId w:val="1"/>
+        </w:numPr>
+      </w:pPr>
+      <w:r>
         <w:t>Testing</w:t>
       </w:r>
     </w:p>
@@ -1348,7 +1322,7 @@
         <w:pStyle w:val="ListParagraph"/>
         <w:numPr>
           <w:ilvl w:val="0"/>
-          <w:numId w:val="23"/>
+          <w:numId w:val="1"/>
         </w:numPr>
       </w:pPr>
       <w:r>
@@ -1510,56 +1484,15 @@
       <w:r>
         <w:t>Prepare demo presentation</w:t>
       </w:r>
-    </w:p>
-    <w:p>
-      <w:pPr>
-        <w:rPr>
-          <w:b/>
-          <w:bCs/>
-          <w:u w:val="single"/>
-        </w:rPr>
-      </w:pPr>
-    </w:p>
-    <w:p>
-      <w:pPr>
-        <w:rPr>
-          <w:u w:val="single"/>
-        </w:rPr>
-      </w:pPr>
-      <w:r>
-        <w:rPr>
-          <w:u w:val="single"/>
-        </w:rPr>
-        <w:t>Requirements</w:t>
-      </w:r>
-    </w:p>
-    <w:p/>
-    <w:p>
-      <w:pPr>
-        <w:pStyle w:val="ListParagraph"/>
-      </w:pPr>
-    </w:p>
-    <w:p>
       <w:r>
         <w:br w:type="page"/>
       </w:r>
     </w:p>
     <w:p>
       <w:pPr>
-        <w:pStyle w:val="ListParagraph"/>
-        <w:ind w:left="0"/>
-        <w:rPr>
-          <w:b/>
-          <w:bCs/>
-          <w:u w:val="single"/>
-        </w:rPr>
-      </w:pPr>
-      <w:r>
-        <w:rPr>
-          <w:b/>
-          <w:bCs/>
-          <w:u w:val="single"/>
-        </w:rPr>
+        <w:pStyle w:val="Heading2"/>
+      </w:pPr>
+      <w:r>
         <w:lastRenderedPageBreak/>
         <w:t>OBJECTIVES</w:t>
       </w:r>
@@ -1569,51 +1502,601 @@
         <w:pStyle w:val="ListParagraph"/>
         <w:numPr>
           <w:ilvl w:val="0"/>
+          <w:numId w:val="2"/>
+        </w:numPr>
+      </w:pPr>
+      <w:r>
+        <w:t>Automation of Core Operations</w:t>
+      </w:r>
+    </w:p>
+    <w:p>
+      <w:pPr>
+        <w:pStyle w:val="ListParagraph"/>
+        <w:numPr>
+          <w:ilvl w:val="0"/>
+          <w:numId w:val="3"/>
+        </w:numPr>
+      </w:pPr>
+      <w:r>
+        <w:t>To eliminate manual bus requests by providing an online portal for students to apply for school bus service.</w:t>
+      </w:r>
+    </w:p>
+    <w:p>
+      <w:pPr>
+        <w:pStyle w:val="ListParagraph"/>
+        <w:numPr>
+          <w:ilvl w:val="0"/>
+          <w:numId w:val="3"/>
+        </w:numPr>
+      </w:pPr>
+      <w:r>
+        <w:t>To automate the assignment of drivers to buses and routes based on availability, capacity, and location.</w:t>
+      </w:r>
+    </w:p>
+    <w:p>
+      <w:pPr>
+        <w:pStyle w:val="ListParagraph"/>
+        <w:numPr>
+          <w:ilvl w:val="0"/>
+          <w:numId w:val="3"/>
+        </w:numPr>
+      </w:pPr>
+      <w:r>
+        <w:t>To digitize scheduling so pickup/drop times are predefined and visible to all stakeholders.</w:t>
+      </w:r>
+    </w:p>
+    <w:p/>
+    <w:p>
+      <w:pPr>
+        <w:pStyle w:val="ListParagraph"/>
+        <w:numPr>
+          <w:ilvl w:val="0"/>
+          <w:numId w:val="2"/>
+        </w:numPr>
+      </w:pPr>
+      <w:r>
+        <w:t>Real-Time Tracking &amp; Safety</w:t>
+      </w:r>
+    </w:p>
+    <w:p>
+      <w:pPr>
+        <w:pStyle w:val="ListParagraph"/>
+        <w:numPr>
+          <w:ilvl w:val="0"/>
+          <w:numId w:val="4"/>
+        </w:numPr>
+      </w:pPr>
+      <w:r>
+        <w:t>To implement a GPS tracking module that monitors live location of all active school buses.</w:t>
+      </w:r>
+    </w:p>
+    <w:p>
+      <w:pPr>
+        <w:pStyle w:val="ListParagraph"/>
+        <w:numPr>
+          <w:ilvl w:val="0"/>
+          <w:numId w:val="4"/>
+        </w:numPr>
+      </w:pPr>
+      <w:r>
+        <w:t>To enable students and admin to view real-time bus location on a map for safety and transparency.</w:t>
+      </w:r>
+    </w:p>
+    <w:p>
+      <w:pPr>
+        <w:pStyle w:val="ListParagraph"/>
+        <w:numPr>
+          <w:ilvl w:val="0"/>
+          <w:numId w:val="4"/>
+        </w:numPr>
+      </w:pPr>
+      <w:r>
+        <w:t>To record trip history and provide alerts for overspeeding, route deviation, or breakdowns.</w:t>
+      </w:r>
+    </w:p>
+    <w:p/>
+    <w:p>
+      <w:pPr>
+        <w:pStyle w:val="ListParagraph"/>
+        <w:numPr>
+          <w:ilvl w:val="0"/>
+          <w:numId w:val="2"/>
+        </w:numPr>
+      </w:pPr>
+      <w:r>
+        <w:t>Communication &amp; Notifications</w:t>
+      </w:r>
+    </w:p>
+    <w:p>
+      <w:pPr>
+        <w:pStyle w:val="ListParagraph"/>
+        <w:numPr>
+          <w:ilvl w:val="0"/>
+          <w:numId w:val="5"/>
+        </w:numPr>
+      </w:pPr>
+      <w:r>
+        <w:t>To provide automated push/SMS notifications for key events: bus dispatch, 5-min arrival alert, student pickup/drop, delays, and cancellations.</w:t>
+      </w:r>
+    </w:p>
+    <w:p>
+      <w:pPr>
+        <w:pStyle w:val="ListParagraph"/>
+        <w:numPr>
+          <w:ilvl w:val="0"/>
+          <w:numId w:val="5"/>
+        </w:numPr>
+      </w:pPr>
+      <w:r>
+        <w:t>To send critical safety alerts via SMS to the student’s registered emergency contact.</w:t>
+      </w:r>
+    </w:p>
+    <w:p>
+      <w:pPr>
+        <w:pStyle w:val="ListParagraph"/>
+        <w:numPr>
+          <w:ilvl w:val="0"/>
+          <w:numId w:val="5"/>
+        </w:numPr>
+      </w:pPr>
+      <w:r>
+        <w:t>To reduce uncertainty and waiting time for students through accurate ETAs.</w:t>
+      </w:r>
+    </w:p>
+    <w:p/>
+    <w:p>
+      <w:pPr>
+        <w:pStyle w:val="ListParagraph"/>
+        <w:numPr>
+          <w:ilvl w:val="0"/>
+          <w:numId w:val="2"/>
+        </w:numPr>
+      </w:pPr>
+      <w:r>
+        <w:t>Complaint &amp; Feedback Management</w:t>
+      </w:r>
+    </w:p>
+    <w:p>
+      <w:pPr>
+        <w:pStyle w:val="ListParagraph"/>
+        <w:numPr>
+          <w:ilvl w:val="0"/>
+          <w:numId w:val="6"/>
+        </w:numPr>
+      </w:pPr>
+      <w:r>
+        <w:t>To develop a centralized complaints platform where students can raise issues related to timing, driver behavior, or safety.</w:t>
+      </w:r>
+    </w:p>
+    <w:p>
+      <w:pPr>
+        <w:pStyle w:val="ListParagraph"/>
+        <w:numPr>
+          <w:ilvl w:val="0"/>
+          <w:numId w:val="6"/>
+        </w:numPr>
+      </w:pPr>
+      <w:r>
+        <w:t>To enable tracking of complaint status from submission to resolution for accountability.</w:t>
+      </w:r>
+    </w:p>
+    <w:p/>
+    <w:p>
+      <w:pPr>
+        <w:pStyle w:val="ListParagraph"/>
+        <w:numPr>
+          <w:ilvl w:val="0"/>
+          <w:numId w:val="2"/>
+        </w:numPr>
+      </w:pPr>
+      <w:r>
+        <w:t>Attendance &amp; Reporting</w:t>
+      </w:r>
+    </w:p>
+    <w:p>
+      <w:pPr>
+        <w:pStyle w:val="ListParagraph"/>
+        <w:numPr>
+          <w:ilvl w:val="0"/>
+          <w:numId w:val="7"/>
+        </w:numPr>
+      </w:pPr>
+      <w:r>
+        <w:t>To log student pickup and drop-off as digital attendance for each trip.</w:t>
+      </w:r>
+    </w:p>
+    <w:p>
+      <w:pPr>
+        <w:pStyle w:val="ListParagraph"/>
+        <w:numPr>
+          <w:ilvl w:val="0"/>
+          <w:numId w:val="7"/>
+        </w:numPr>
+      </w:pPr>
+      <w:r>
+        <w:t>To generate reports for management on driver punctuality, route efficiency, fuel usage, and resolved complaints.</w:t>
+      </w:r>
+    </w:p>
+    <w:p/>
+    <w:p>
+      <w:pPr>
+        <w:pStyle w:val="ListParagraph"/>
+        <w:numPr>
+          <w:ilvl w:val="0"/>
+          <w:numId w:val="2"/>
+        </w:numPr>
+      </w:pPr>
+      <w:r>
+        <w:lastRenderedPageBreak/>
+        <w:t>Report Generation</w:t>
+      </w:r>
+    </w:p>
+    <w:p>
+      <w:pPr>
+        <w:pStyle w:val="ListParagraph"/>
+        <w:numPr>
+          <w:ilvl w:val="0"/>
+          <w:numId w:val="8"/>
+        </w:numPr>
+      </w:pPr>
+      <w:r>
+        <w:t>To automatically generate daily, weekly, and monthly operational reports including: driver punctuality, on-time performance per route, student attendance on bus, fuel usage estimates, and complaint resolution stats.</w:t>
+      </w:r>
+    </w:p>
+    <w:p>
+      <w:pPr>
+        <w:pStyle w:val="ListParagraph"/>
+        <w:numPr>
+          <w:ilvl w:val="0"/>
+          <w:numId w:val="8"/>
+        </w:numPr>
+      </w:pPr>
+      <w:r>
+        <w:t>To provide downloadable reports in PDF/Excel format for school management and audits.</w:t>
+      </w:r>
+    </w:p>
+    <w:p>
+      <w:pPr>
+        <w:pStyle w:val="ListParagraph"/>
+        <w:numPr>
+          <w:ilvl w:val="0"/>
+          <w:numId w:val="8"/>
+        </w:numPr>
+      </w:pPr>
+      <w:r>
+        <w:t>To include visual dashboards with charts for trip delays, most common complaints, and bus utilization rates to support data-driven decisions.</w:t>
+      </w:r>
+    </w:p>
+    <w:p/>
+    <w:p>
+      <w:pPr>
+        <w:pStyle w:val="ListParagraph"/>
+        <w:numPr>
+          <w:ilvl w:val="0"/>
+          <w:numId w:val="2"/>
+        </w:numPr>
+      </w:pPr>
+      <w:r>
+        <w:t>Centralized Administration</w:t>
+      </w:r>
+    </w:p>
+    <w:p>
+      <w:pPr>
+        <w:pStyle w:val="ListParagraph"/>
+        <w:numPr>
+          <w:ilvl w:val="0"/>
+          <w:numId w:val="9"/>
+        </w:numPr>
+      </w:pPr>
+      <w:r>
+        <w:t>To provide an admin dashboard for managing buses, drivers, routes, stops, and student allocations in one place.</w:t>
+      </w:r>
+    </w:p>
+    <w:p>
+      <w:pPr>
+        <w:pStyle w:val="ListParagraph"/>
+        <w:numPr>
+          <w:ilvl w:val="0"/>
+          <w:numId w:val="9"/>
+        </w:numPr>
+      </w:pPr>
+      <w:r>
+        <w:t>To maintain a secure database of all records, reducing paperwork and human error.</w:t>
+      </w:r>
+    </w:p>
+    <w:p/>
+    <w:p>
+      <w:pPr>
+        <w:pStyle w:val="Heading2"/>
+      </w:pPr>
+      <w:r>
+        <w:t>ABSTRACT</w:t>
+      </w:r>
+    </w:p>
+    <w:p>
+      <w:r>
+        <w:t>The School Bus Management and Live Tracking System solves the lack of real-time visibility in school transportation that causes operational inefficiencies and safety concerns. Schools currently depend on manual processes with no live tracking, making it difficult to confirm bus locations, handle delays, or communicate during emergencies, while students lack certainty about pickup times and transit status.</w:t>
+      </w:r>
+    </w:p>
+    <w:p/>
+    <w:p>
+      <w:r>
+        <w:t>This project provides a centralized platform connecting administrators, drivers, and students through a web dashboard and mobile apps. It enables live GPS tracking of buses with accurate ETAs, automated push notifications for arrivals, delays, and emergencies, SMS alerts to emergency contacts for critical events, and digital attendance marking by drivers. The admin portal supports route creation, fleet monitoring, trip history, and geofencing alerts to ensure buses follow assigned paths.</w:t>
+      </w:r>
+    </w:p>
+    <w:p/>
+    <w:p>
+      <w:r>
+        <w:t xml:space="preserve">Built using Node.js and Express for the backend, PostgreSQL with PostGIS for geospatial data, Redis and Socket.io for real-time updates, Flutter for cross-platform mobile apps, and React for the admin dashboard, the system integrates Google Maps for navigation and tracking. By digitizing transportation management, it enhances student safety, provides transparent </w:t>
+      </w:r>
+      <w:r>
+        <w:lastRenderedPageBreak/>
+        <w:t>monitoring for all stakeholders, improves route efficiency, and gives schools data-driven insights to ensure accountability and reliable service.</w:t>
+      </w:r>
+    </w:p>
+    <w:p/>
+    <w:p>
+      <w:pPr>
+        <w:pStyle w:val="Heading2"/>
+      </w:pPr>
+      <w:r>
+        <w:t>DATABASE STRUCTURE</w:t>
+      </w:r>
+    </w:p>
+    <w:p>
+      <w:pPr>
+        <w:pStyle w:val="ListParagraph"/>
+        <w:numPr>
+          <w:ilvl w:val="0"/>
+          <w:numId w:val="10"/>
+        </w:numPr>
+      </w:pPr>
+      <w:r>
+        <w:t>Users</w:t>
+      </w:r>
+    </w:p>
+    <w:p>
+      <w:pPr>
+        <w:pStyle w:val="ListParagraph"/>
+        <w:numPr>
+          <w:ilvl w:val="0"/>
+          <w:numId w:val="11"/>
+        </w:numPr>
+      </w:pPr>
+      <w:r>
+        <w:t>userid</w:t>
+      </w:r>
+    </w:p>
+    <w:p>
+      <w:pPr>
+        <w:pStyle w:val="ListParagraph"/>
+        <w:numPr>
+          <w:ilvl w:val="0"/>
+          <w:numId w:val="11"/>
+        </w:numPr>
+      </w:pPr>
+      <w:r>
+        <w:t>role - admin / student / driver</w:t>
+      </w:r>
+    </w:p>
+    <w:p>
+      <w:pPr>
+        <w:pStyle w:val="ListParagraph"/>
+        <w:numPr>
+          <w:ilvl w:val="0"/>
+          <w:numId w:val="11"/>
+        </w:numPr>
+      </w:pPr>
+      <w:r>
+        <w:t xml:space="preserve">Full name </w:t>
+      </w:r>
+    </w:p>
+    <w:p>
+      <w:pPr>
+        <w:pStyle w:val="ListParagraph"/>
+        <w:numPr>
+          <w:ilvl w:val="0"/>
+          <w:numId w:val="11"/>
+        </w:numPr>
+      </w:pPr>
+      <w:r>
+        <w:t>email</w:t>
+      </w:r>
+    </w:p>
+    <w:p>
+      <w:pPr>
+        <w:pStyle w:val="ListParagraph"/>
+        <w:numPr>
+          <w:ilvl w:val="0"/>
+          <w:numId w:val="11"/>
+        </w:numPr>
+      </w:pPr>
+      <w:r>
+        <w:t>phone` - Phone number, unique, required</w:t>
+      </w:r>
+    </w:p>
+    <w:p>
+      <w:pPr>
+        <w:pStyle w:val="ListParagraph"/>
+        <w:numPr>
+          <w:ilvl w:val="0"/>
+          <w:numId w:val="11"/>
+        </w:numPr>
+      </w:pPr>
+      <w:r>
+        <w:t>password_hash - Encrypted password</w:t>
+      </w:r>
+    </w:p>
+    <w:p>
+      <w:pPr>
+        <w:pStyle w:val="ListParagraph"/>
+        <w:numPr>
+          <w:ilvl w:val="0"/>
+          <w:numId w:val="11"/>
+        </w:numPr>
+      </w:pPr>
+      <w:r>
+        <w:t>fcm_token - For push notifications</w:t>
+      </w:r>
+    </w:p>
+    <w:p>
+      <w:pPr>
+        <w:pStyle w:val="ListParagraph"/>
+        <w:numPr>
+          <w:ilvl w:val="0"/>
+          <w:numId w:val="11"/>
+        </w:numPr>
+      </w:pPr>
+      <w:r>
+        <w:t>is_active - Account status</w:t>
+      </w:r>
+    </w:p>
+    <w:p>
+      <w:pPr>
+        <w:pStyle w:val="ListParagraph"/>
+        <w:numPr>
+          <w:ilvl w:val="0"/>
+          <w:numId w:val="11"/>
+        </w:numPr>
+      </w:pPr>
+      <w:r>
+        <w:t>created_at - Record creation timestamp</w:t>
+      </w:r>
+    </w:p>
+    <w:p>
+      <w:pPr>
+        <w:pStyle w:val="ListParagraph"/>
+        <w:numPr>
+          <w:ilvl w:val="0"/>
+          <w:numId w:val="11"/>
+        </w:numPr>
+      </w:pPr>
+      <w:r>
+        <w:t>updated_at - Last update timestamp</w:t>
+      </w:r>
+    </w:p>
+    <w:p/>
+    <w:p>
+      <w:pPr>
+        <w:pStyle w:val="ListParagraph"/>
+        <w:numPr>
+          <w:ilvl w:val="0"/>
+          <w:numId w:val="10"/>
+        </w:numPr>
+      </w:pPr>
+      <w:r>
+        <w:t xml:space="preserve">Students </w:t>
+      </w:r>
+    </w:p>
+    <w:p>
+      <w:pPr>
+        <w:pStyle w:val="ListParagraph"/>
+        <w:numPr>
+          <w:ilvl w:val="0"/>
+          <w:numId w:val="12"/>
+        </w:numPr>
+      </w:pPr>
+      <w:r>
+        <w:t>sid</w:t>
+      </w:r>
+    </w:p>
+    <w:p>
+      <w:pPr>
+        <w:pStyle w:val="ListParagraph"/>
+        <w:numPr>
+          <w:ilvl w:val="0"/>
+          <w:numId w:val="12"/>
+        </w:numPr>
+      </w:pPr>
+      <w:r>
+        <w:t xml:space="preserve">userid - Link to </w:t>
+      </w:r>
+      <w:proofErr w:type="gramStart"/>
+      <w:r>
+        <w:t>users</w:t>
+      </w:r>
+      <w:proofErr w:type="gramEnd"/>
+      <w:r>
+        <w:t xml:space="preserve"> table</w:t>
+      </w:r>
+    </w:p>
+    <w:p>
+      <w:pPr>
+        <w:pStyle w:val="ListParagraph"/>
+        <w:numPr>
+          <w:ilvl w:val="0"/>
+          <w:numId w:val="12"/>
+        </w:numPr>
+      </w:pPr>
+      <w:r>
+        <w:t>roll</w:t>
+      </w:r>
+      <w:r>
+        <w:t xml:space="preserve"> - School ID</w:t>
+      </w:r>
+    </w:p>
+    <w:p>
+      <w:pPr>
+        <w:pStyle w:val="ListParagraph"/>
+        <w:numPr>
+          <w:ilvl w:val="0"/>
+          <w:numId w:val="12"/>
+        </w:numPr>
+      </w:pPr>
+      <w:r>
+        <w:t>assigned_stop_id - Allocated bus stop</w:t>
+      </w:r>
+    </w:p>
+    <w:p>
+      <w:pPr>
+        <w:pStyle w:val="ListParagraph"/>
+        <w:numPr>
+          <w:ilvl w:val="0"/>
+          <w:numId w:val="12"/>
+        </w:numPr>
+      </w:pPr>
+      <w:r>
+        <w:t>bus_request_status - pending / approved / rejected / inactive</w:t>
+      </w:r>
+    </w:p>
+    <w:p>
+      <w:pPr>
+        <w:pStyle w:val="ListParagraph"/>
+        <w:numPr>
+          <w:ilvl w:val="0"/>
+          <w:numId w:val="12"/>
+        </w:numPr>
+      </w:pPr>
+      <w:r>
+        <w:t>emergency_contact_phone - Phone number for critical SMS alerts</w:t>
+      </w:r>
+    </w:p>
+    <w:p/>
+    <w:p>
+      <w:pPr>
+        <w:pStyle w:val="ListParagraph"/>
+        <w:numPr>
+          <w:ilvl w:val="0"/>
+          <w:numId w:val="10"/>
+        </w:numPr>
+      </w:pPr>
+      <w:r>
+        <w:t>D</w:t>
+      </w:r>
+      <w:r>
+        <w:t xml:space="preserve">rivers  </w:t>
+      </w:r>
+    </w:p>
+    <w:p>
+      <w:pPr>
+        <w:pStyle w:val="ListParagraph"/>
+        <w:numPr>
+          <w:ilvl w:val="0"/>
           <w:numId w:val="13"/>
         </w:numPr>
       </w:pPr>
       <w:r>
-        <w:rPr>
-          <w:b/>
-          <w:bCs/>
-        </w:rPr>
-        <w:t>Automation of Core Operations</w:t>
-      </w:r>
-    </w:p>
-    <w:p>
-      <w:pPr>
-        <w:pStyle w:val="ListParagraph"/>
-        <w:numPr>
-          <w:ilvl w:val="0"/>
-          <w:numId w:val="6"/>
-        </w:numPr>
-      </w:pPr>
-      <w:r>
-        <w:t>To eliminate manual bus requests by providing an online portal for students/parents to apply for school bus service.</w:t>
-      </w:r>
-    </w:p>
-    <w:p>
-      <w:pPr>
-        <w:pStyle w:val="ListParagraph"/>
-        <w:numPr>
-          <w:ilvl w:val="0"/>
-          <w:numId w:val="6"/>
-        </w:numPr>
-      </w:pPr>
-      <w:r>
-        <w:t>To automate the assignment of drivers to buses and routes based on availability, capacity, and location.</w:t>
-      </w:r>
-    </w:p>
-    <w:p>
-      <w:pPr>
-        <w:pStyle w:val="ListParagraph"/>
-        <w:numPr>
-          <w:ilvl w:val="0"/>
-          <w:numId w:val="6"/>
-        </w:numPr>
-      </w:pPr>
-      <w:r>
-        <w:t>To digitize scheduling so pickup/drop times are predefined and visible to all stakeholders.</w:t>
+        <w:t>id - Unique identifier</w:t>
       </w:r>
     </w:p>
     <w:p>
@@ -1625,55 +2108,15 @@
         </w:numPr>
       </w:pPr>
       <w:r>
-        <w:rPr>
-          <w:b/>
-          <w:bCs/>
-        </w:rPr>
-        <w:t>Real-Time Tracking &amp; Safety</w:t>
-      </w:r>
-    </w:p>
-    <w:p>
-      <w:pPr>
-        <w:pStyle w:val="ListParagraph"/>
-        <w:numPr>
-          <w:ilvl w:val="0"/>
-          <w:numId w:val="7"/>
-        </w:numPr>
-      </w:pPr>
-      <w:r>
-        <w:t>To implement a GPS tracking module that monitors live location of all active school buses.</w:t>
-      </w:r>
-    </w:p>
-    <w:p>
-      <w:pPr>
-        <w:pStyle w:val="ListParagraph"/>
-        <w:numPr>
-          <w:ilvl w:val="0"/>
-          <w:numId w:val="7"/>
-        </w:numPr>
-      </w:pPr>
-      <w:r>
-        <w:t>To enable parents and admin to view real-time bus location on a map for safety and transparency.</w:t>
-      </w:r>
-    </w:p>
-    <w:p>
-      <w:pPr>
-        <w:pStyle w:val="ListParagraph"/>
-        <w:numPr>
-          <w:ilvl w:val="0"/>
-          <w:numId w:val="7"/>
-        </w:numPr>
-      </w:pPr>
-      <w:r>
-        <w:t xml:space="preserve">To record trip history and provide alerts for </w:t>
-      </w:r>
-      <w:proofErr w:type="spellStart"/>
-      <w:r>
-        <w:t>overspeeding</w:t>
-      </w:r>
-      <w:proofErr w:type="spellEnd"/>
-      <w:r>
-        <w:t>, route deviation, or breakdowns.</w:t>
+        <w:t xml:space="preserve">userid - Link to </w:t>
+      </w:r>
+      <w:proofErr w:type="gramStart"/>
+      <w:r>
+        <w:t>users</w:t>
+      </w:r>
+      <w:proofErr w:type="gramEnd"/>
+      <w:r>
+        <w:t xml:space="preserve"> table</w:t>
       </w:r>
     </w:p>
     <w:p>
@@ -1685,35 +2128,7 @@
         </w:numPr>
       </w:pPr>
       <w:r>
-        <w:rPr>
-          <w:b/>
-          <w:bCs/>
-        </w:rPr>
-        <w:t>Communication &amp; Notifications</w:t>
-      </w:r>
-    </w:p>
-    <w:p>
-      <w:pPr>
-        <w:pStyle w:val="ListParagraph"/>
-        <w:numPr>
-          <w:ilvl w:val="0"/>
-          <w:numId w:val="8"/>
-        </w:numPr>
-      </w:pPr>
-      <w:r>
-        <w:t>To provide automated push/SMS notifications for key events: bus dispatch, 5-min arrival alert, student pickup/drop, delays, and cancellations.</w:t>
-      </w:r>
-    </w:p>
-    <w:p>
-      <w:pPr>
-        <w:pStyle w:val="ListParagraph"/>
-        <w:numPr>
-          <w:ilvl w:val="0"/>
-          <w:numId w:val="8"/>
-        </w:numPr>
-      </w:pPr>
-      <w:r>
-        <w:t>To reduce uncertainty and waiting time for students and parents through accurate ETAs.</w:t>
+        <w:t>license_number - Driver license, unique</w:t>
       </w:r>
     </w:p>
     <w:p>
@@ -1725,35 +2140,7 @@
         </w:numPr>
       </w:pPr>
       <w:r>
-        <w:rPr>
-          <w:b/>
-          <w:bCs/>
-        </w:rPr>
-        <w:t>Complaint &amp; Feedback Management</w:t>
-      </w:r>
-    </w:p>
-    <w:p>
-      <w:pPr>
-        <w:pStyle w:val="ListParagraph"/>
-        <w:numPr>
-          <w:ilvl w:val="0"/>
-          <w:numId w:val="9"/>
-        </w:numPr>
-      </w:pPr>
-      <w:r>
-        <w:t>To develop a centralized complaints platform where parents/students can raise issues related to timing, driver behavior, or safety.</w:t>
-      </w:r>
-    </w:p>
-    <w:p>
-      <w:pPr>
-        <w:pStyle w:val="ListParagraph"/>
-        <w:numPr>
-          <w:ilvl w:val="0"/>
-          <w:numId w:val="9"/>
-        </w:numPr>
-      </w:pPr>
-      <w:r>
-        <w:t>To enable tracking of complaint status from submission to resolution for accountability.</w:t>
+        <w:t>license_expiry - License expiry date</w:t>
       </w:r>
     </w:p>
     <w:p>
@@ -1765,13 +2152,22 @@
         </w:numPr>
       </w:pPr>
       <w:r>
-        <w:rPr>
-          <w:b/>
-          <w:bCs/>
-        </w:rPr>
-        <w:t>Attendance &amp; Reporting</w:t>
-      </w:r>
-    </w:p>
+        <w:t>employment_status - active / on_leave / inactive</w:t>
+      </w:r>
+    </w:p>
+    <w:p>
+      <w:pPr>
+        <w:pStyle w:val="ListParagraph"/>
+        <w:numPr>
+          <w:ilvl w:val="0"/>
+          <w:numId w:val="13"/>
+        </w:numPr>
+      </w:pPr>
+      <w:r>
+        <w:t>current_bus_id - Currently assigned bus</w:t>
+      </w:r>
+    </w:p>
+    <w:p/>
     <w:p>
       <w:pPr>
         <w:pStyle w:val="ListParagraph"/>
@@ -1781,9 +2177,92 @@
         </w:numPr>
       </w:pPr>
       <w:r>
-        <w:t>To log student pickup and drop-off as digital attendance for each trip.</w:t>
-      </w:r>
-    </w:p>
+        <w:t>B</w:t>
+      </w:r>
+      <w:r>
+        <w:t xml:space="preserve">uses  </w:t>
+      </w:r>
+    </w:p>
+    <w:p>
+      <w:pPr>
+        <w:pStyle w:val="ListParagraph"/>
+        <w:numPr>
+          <w:ilvl w:val="0"/>
+          <w:numId w:val="14"/>
+        </w:numPr>
+      </w:pPr>
+      <w:r>
+        <w:lastRenderedPageBreak/>
+        <w:t>bi</w:t>
+      </w:r>
+      <w:r>
+        <w:t>d</w:t>
+      </w:r>
+    </w:p>
+    <w:p>
+      <w:pPr>
+        <w:pStyle w:val="ListParagraph"/>
+        <w:numPr>
+          <w:ilvl w:val="0"/>
+          <w:numId w:val="14"/>
+        </w:numPr>
+      </w:pPr>
+      <w:r>
+        <w:t>registration_number</w:t>
+      </w:r>
+    </w:p>
+    <w:p>
+      <w:pPr>
+        <w:pStyle w:val="ListParagraph"/>
+        <w:numPr>
+          <w:ilvl w:val="0"/>
+          <w:numId w:val="14"/>
+        </w:numPr>
+      </w:pPr>
+      <w:r>
+        <w:t>capacity</w:t>
+      </w:r>
+    </w:p>
+    <w:p>
+      <w:pPr>
+        <w:pStyle w:val="ListParagraph"/>
+        <w:numPr>
+          <w:ilvl w:val="0"/>
+          <w:numId w:val="14"/>
+        </w:numPr>
+      </w:pPr>
+      <w:r>
+        <w:t>model</w:t>
+      </w:r>
+    </w:p>
+    <w:p>
+      <w:pPr>
+        <w:pStyle w:val="ListParagraph"/>
+        <w:numPr>
+          <w:ilvl w:val="0"/>
+          <w:numId w:val="14"/>
+        </w:numPr>
+      </w:pPr>
+      <w:r>
+        <w:t>gps_device_id</w:t>
+      </w:r>
+    </w:p>
+    <w:p>
+      <w:pPr>
+        <w:pStyle w:val="ListParagraph"/>
+        <w:numPr>
+          <w:ilvl w:val="0"/>
+          <w:numId w:val="14"/>
+        </w:numPr>
+      </w:pPr>
+      <w:r>
+        <w:t>St</w:t>
+      </w:r>
+      <w:r>
+        <w:t>atus</w:t>
+      </w:r>
+    </w:p>
+    <w:p/>
     <w:p>
       <w:pPr>
         <w:pStyle w:val="ListParagraph"/>
@@ -1793,62 +2272,88 @@
         </w:numPr>
       </w:pPr>
       <w:r>
-        <w:t>To generate reports for management on driver punctuality, route efficiency, fuel usage, and resolved complaints.</w:t>
-      </w:r>
-    </w:p>
-    <w:p>
-      <w:pPr>
-        <w:pStyle w:val="ListParagraph"/>
-        <w:numPr>
-          <w:ilvl w:val="0"/>
-          <w:numId w:val="13"/>
-        </w:numPr>
-      </w:pPr>
-      <w:r>
-        <w:rPr>
-          <w:b/>
-          <w:bCs/>
-        </w:rPr>
-        <w:t>Report Generation</w:t>
-      </w:r>
-    </w:p>
-    <w:p>
-      <w:pPr>
-        <w:numPr>
-          <w:ilvl w:val="0"/>
-          <w:numId w:val="14"/>
-        </w:numPr>
-      </w:pPr>
-      <w:r>
-        <w:t>To automatically generate daily, weekly, and monthly operational reports including: driver punctuality, on-time performance per route, student attendance on bus, fuel usage estimates, and complaint resolution stats.</w:t>
-      </w:r>
-    </w:p>
-    <w:p>
-      <w:pPr>
-        <w:numPr>
-          <w:ilvl w:val="0"/>
-          <w:numId w:val="14"/>
-        </w:numPr>
-        <w:tabs>
-          <w:tab w:val="num" w:pos="720"/>
-        </w:tabs>
-      </w:pPr>
-      <w:r>
-        <w:t>To provide downloadable reports in PDF/Excel format for school management and audits.</w:t>
-      </w:r>
-    </w:p>
-    <w:p>
-      <w:pPr>
-        <w:numPr>
-          <w:ilvl w:val="0"/>
-          <w:numId w:val="14"/>
-        </w:numPr>
-        <w:tabs>
-          <w:tab w:val="num" w:pos="720"/>
-        </w:tabs>
-      </w:pPr>
-      <w:r>
-        <w:t>To include visual dashboards with charts for trip delays, most common complaints, and bus utilization rates to support data-driven decisions.</w:t>
+        <w:t>R</w:t>
+      </w:r>
+      <w:r>
+        <w:t>outes</w:t>
+      </w:r>
+    </w:p>
+    <w:p>
+      <w:pPr>
+        <w:pStyle w:val="ListParagraph"/>
+        <w:numPr>
+          <w:ilvl w:val="0"/>
+          <w:numId w:val="15"/>
+        </w:numPr>
+      </w:pPr>
+      <w:r>
+        <w:t>R</w:t>
+      </w:r>
+      <w:r>
+        <w:t>id</w:t>
+      </w:r>
+    </w:p>
+    <w:p>
+      <w:pPr>
+        <w:pStyle w:val="ListParagraph"/>
+        <w:numPr>
+          <w:ilvl w:val="0"/>
+          <w:numId w:val="15"/>
+        </w:numPr>
+      </w:pPr>
+      <w:r>
+        <w:t>N</w:t>
+      </w:r>
+      <w:r>
+        <w:t>ame</w:t>
+      </w:r>
+    </w:p>
+    <w:p>
+      <w:pPr>
+        <w:pStyle w:val="ListParagraph"/>
+        <w:numPr>
+          <w:ilvl w:val="0"/>
+          <w:numId w:val="15"/>
+        </w:numPr>
+      </w:pPr>
+      <w:r>
+        <w:t>route_path - Geospatial line for geofencing</w:t>
+      </w:r>
+    </w:p>
+    <w:p>
+      <w:pPr>
+        <w:pStyle w:val="ListParagraph"/>
+        <w:numPr>
+          <w:ilvl w:val="0"/>
+          <w:numId w:val="15"/>
+        </w:numPr>
+      </w:pPr>
+      <w:r>
+        <w:t>total_distance_km</w:t>
+      </w:r>
+    </w:p>
+    <w:p>
+      <w:pPr>
+        <w:pStyle w:val="ListParagraph"/>
+        <w:numPr>
+          <w:ilvl w:val="0"/>
+          <w:numId w:val="15"/>
+        </w:numPr>
+      </w:pPr>
+      <w:r>
+        <w:t>estimated_duration_min</w:t>
+      </w:r>
+    </w:p>
+    <w:p>
+      <w:pPr>
+        <w:pStyle w:val="ListParagraph"/>
+        <w:numPr>
+          <w:ilvl w:val="0"/>
+          <w:numId w:val="15"/>
+        </w:numPr>
+      </w:pPr>
+      <w:r>
+        <w:t>is_active`</w:t>
       </w:r>
     </w:p>
     <w:p/>
@@ -1857,46 +2362,980 @@
         <w:pStyle w:val="ListParagraph"/>
         <w:numPr>
           <w:ilvl w:val="0"/>
-          <w:numId w:val="13"/>
-        </w:numPr>
-      </w:pPr>
-      <w:r>
-        <w:rPr>
-          <w:b/>
-          <w:bCs/>
-        </w:rPr>
-        <w:t>Centralized Administration</w:t>
-      </w:r>
-    </w:p>
-    <w:p>
-      <w:pPr>
-        <w:pStyle w:val="ListParagraph"/>
-        <w:numPr>
-          <w:ilvl w:val="0"/>
-          <w:numId w:val="11"/>
-        </w:numPr>
-      </w:pPr>
-      <w:r>
-        <w:t>To provide an admin dashboard for managing buses, drivers, routes, stops, and student allocations in one place.</w:t>
-      </w:r>
-    </w:p>
-    <w:p>
-      <w:pPr>
-        <w:pStyle w:val="ListParagraph"/>
-        <w:numPr>
-          <w:ilvl w:val="0"/>
-          <w:numId w:val="11"/>
-        </w:numPr>
-      </w:pPr>
-      <w:r>
-        <w:t>To maintain a secure database of all records, reducing paperwork and human error.</w:t>
-      </w:r>
-    </w:p>
-    <w:p>
-      <w:pPr>
-        <w:pStyle w:val="ListParagraph"/>
-      </w:pPr>
-    </w:p>
+          <w:numId w:val="10"/>
+        </w:numPr>
+      </w:pPr>
+      <w:r>
+        <w:t>S</w:t>
+      </w:r>
+      <w:r>
+        <w:t xml:space="preserve">tops  </w:t>
+      </w:r>
+    </w:p>
+    <w:p>
+      <w:pPr>
+        <w:pStyle w:val="ListParagraph"/>
+        <w:numPr>
+          <w:ilvl w:val="0"/>
+          <w:numId w:val="16"/>
+        </w:numPr>
+      </w:pPr>
+      <w:r>
+        <w:t>I</w:t>
+      </w:r>
+      <w:r>
+        <w:t>d</w:t>
+      </w:r>
+    </w:p>
+    <w:p>
+      <w:pPr>
+        <w:pStyle w:val="ListParagraph"/>
+        <w:numPr>
+          <w:ilvl w:val="0"/>
+          <w:numId w:val="16"/>
+        </w:numPr>
+      </w:pPr>
+      <w:r>
+        <w:t>route_id</w:t>
+      </w:r>
+    </w:p>
+    <w:p>
+      <w:pPr>
+        <w:pStyle w:val="ListParagraph"/>
+        <w:numPr>
+          <w:ilvl w:val="0"/>
+          <w:numId w:val="16"/>
+        </w:numPr>
+      </w:pPr>
+      <w:r>
+        <w:t>name</w:t>
+      </w:r>
+    </w:p>
+    <w:p>
+      <w:pPr>
+        <w:pStyle w:val="ListParagraph"/>
+        <w:numPr>
+          <w:ilvl w:val="0"/>
+          <w:numId w:val="16"/>
+        </w:numPr>
+      </w:pPr>
+      <w:r>
+        <w:t>location - Geospatial point lat/lng</w:t>
+      </w:r>
+    </w:p>
+    <w:p>
+      <w:pPr>
+        <w:pStyle w:val="ListParagraph"/>
+        <w:numPr>
+          <w:ilvl w:val="0"/>
+          <w:numId w:val="16"/>
+        </w:numPr>
+      </w:pPr>
+      <w:r>
+        <w:t>sequence_number</w:t>
+      </w:r>
+    </w:p>
+    <w:p>
+      <w:pPr>
+        <w:pStyle w:val="ListParagraph"/>
+        <w:numPr>
+          <w:ilvl w:val="0"/>
+          <w:numId w:val="16"/>
+        </w:numPr>
+      </w:pPr>
+      <w:r>
+        <w:t>scheduled_arrival_time`</w:t>
+      </w:r>
+    </w:p>
+    <w:p/>
+    <w:p>
+      <w:pPr>
+        <w:pStyle w:val="ListParagraph"/>
+        <w:numPr>
+          <w:ilvl w:val="0"/>
+          <w:numId w:val="10"/>
+        </w:numPr>
+      </w:pPr>
+      <w:r>
+        <w:t>R</w:t>
+      </w:r>
+      <w:r>
+        <w:t xml:space="preserve">oute_assignments  </w:t>
+      </w:r>
+    </w:p>
+    <w:p>
+      <w:pPr>
+        <w:pStyle w:val="ListParagraph"/>
+        <w:numPr>
+          <w:ilvl w:val="1"/>
+          <w:numId w:val="17"/>
+        </w:numPr>
+      </w:pPr>
+      <w:r>
+        <w:t>I</w:t>
+      </w:r>
+      <w:r>
+        <w:t>d</w:t>
+      </w:r>
+    </w:p>
+    <w:p>
+      <w:pPr>
+        <w:pStyle w:val="ListParagraph"/>
+        <w:numPr>
+          <w:ilvl w:val="1"/>
+          <w:numId w:val="17"/>
+        </w:numPr>
+      </w:pPr>
+      <w:r>
+        <w:t>r</w:t>
+      </w:r>
+      <w:r>
+        <w:t>oute_id</w:t>
+      </w:r>
+    </w:p>
+    <w:p>
+      <w:pPr>
+        <w:pStyle w:val="ListParagraph"/>
+        <w:numPr>
+          <w:ilvl w:val="1"/>
+          <w:numId w:val="17"/>
+        </w:numPr>
+      </w:pPr>
+      <w:r>
+        <w:t>bus_id</w:t>
+      </w:r>
+    </w:p>
+    <w:p>
+      <w:pPr>
+        <w:pStyle w:val="ListParagraph"/>
+        <w:numPr>
+          <w:ilvl w:val="1"/>
+          <w:numId w:val="17"/>
+        </w:numPr>
+      </w:pPr>
+      <w:r>
+        <w:t>driver_id</w:t>
+      </w:r>
+    </w:p>
+    <w:p>
+      <w:pPr>
+        <w:pStyle w:val="ListParagraph"/>
+        <w:numPr>
+          <w:ilvl w:val="1"/>
+          <w:numId w:val="17"/>
+        </w:numPr>
+      </w:pPr>
+      <w:r>
+        <w:t>effective_date</w:t>
+      </w:r>
+    </w:p>
+    <w:p>
+      <w:pPr>
+        <w:pStyle w:val="ListParagraph"/>
+        <w:numPr>
+          <w:ilvl w:val="1"/>
+          <w:numId w:val="17"/>
+        </w:numPr>
+      </w:pPr>
+      <w:r>
+        <w:t>end_date</w:t>
+      </w:r>
+    </w:p>
+    <w:p>
+      <w:pPr>
+        <w:pStyle w:val="ListParagraph"/>
+        <w:numPr>
+          <w:ilvl w:val="1"/>
+          <w:numId w:val="17"/>
+        </w:numPr>
+      </w:pPr>
+      <w:r>
+        <w:t>s</w:t>
+      </w:r>
+      <w:r>
+        <w:t>hift</w:t>
+      </w:r>
+    </w:p>
+    <w:p>
+      <w:pPr>
+        <w:pStyle w:val="ListParagraph"/>
+      </w:pPr>
+    </w:p>
+    <w:p>
+      <w:pPr>
+        <w:pStyle w:val="ListParagraph"/>
+        <w:numPr>
+          <w:ilvl w:val="0"/>
+          <w:numId w:val="10"/>
+        </w:numPr>
+      </w:pPr>
+      <w:r>
+        <w:t xml:space="preserve">trips </w:t>
+      </w:r>
+    </w:p>
+    <w:p>
+      <w:pPr>
+        <w:pStyle w:val="ListParagraph"/>
+        <w:numPr>
+          <w:ilvl w:val="1"/>
+          <w:numId w:val="18"/>
+        </w:numPr>
+      </w:pPr>
+      <w:r>
+        <w:t>id</w:t>
+      </w:r>
+    </w:p>
+    <w:p>
+      <w:pPr>
+        <w:pStyle w:val="ListParagraph"/>
+        <w:numPr>
+          <w:ilvl w:val="1"/>
+          <w:numId w:val="18"/>
+        </w:numPr>
+      </w:pPr>
+      <w:r>
+        <w:lastRenderedPageBreak/>
+        <w:t>assignment_id</w:t>
+      </w:r>
+    </w:p>
+    <w:p>
+      <w:pPr>
+        <w:pStyle w:val="ListParagraph"/>
+        <w:numPr>
+          <w:ilvl w:val="1"/>
+          <w:numId w:val="18"/>
+        </w:numPr>
+      </w:pPr>
+      <w:r>
+        <w:t>trip_date</w:t>
+      </w:r>
+    </w:p>
+    <w:p>
+      <w:pPr>
+        <w:pStyle w:val="ListParagraph"/>
+        <w:numPr>
+          <w:ilvl w:val="1"/>
+          <w:numId w:val="18"/>
+        </w:numPr>
+      </w:pPr>
+      <w:r>
+        <w:t>trip_type - pickup / drop</w:t>
+      </w:r>
+    </w:p>
+    <w:p>
+      <w:pPr>
+        <w:pStyle w:val="ListParagraph"/>
+        <w:numPr>
+          <w:ilvl w:val="1"/>
+          <w:numId w:val="18"/>
+        </w:numPr>
+      </w:pPr>
+      <w:r>
+        <w:t>start_time</w:t>
+      </w:r>
+    </w:p>
+    <w:p>
+      <w:pPr>
+        <w:pStyle w:val="ListParagraph"/>
+        <w:numPr>
+          <w:ilvl w:val="1"/>
+          <w:numId w:val="18"/>
+        </w:numPr>
+      </w:pPr>
+      <w:r>
+        <w:t>end_time</w:t>
+      </w:r>
+    </w:p>
+    <w:p>
+      <w:pPr>
+        <w:pStyle w:val="ListParagraph"/>
+        <w:numPr>
+          <w:ilvl w:val="1"/>
+          <w:numId w:val="18"/>
+        </w:numPr>
+      </w:pPr>
+      <w:r>
+        <w:t>status</w:t>
+      </w:r>
+    </w:p>
+    <w:p>
+      <w:pPr>
+        <w:pStyle w:val="ListParagraph"/>
+        <w:numPr>
+          <w:ilvl w:val="1"/>
+          <w:numId w:val="18"/>
+        </w:numPr>
+      </w:pPr>
+      <w:r>
+        <w:t>delay_minutes</w:t>
+      </w:r>
+    </w:p>
+    <w:p>
+      <w:pPr>
+        <w:pStyle w:val="ListParagraph"/>
+      </w:pPr>
+    </w:p>
+    <w:p>
+      <w:pPr>
+        <w:pStyle w:val="ListParagraph"/>
+        <w:numPr>
+          <w:ilvl w:val="0"/>
+          <w:numId w:val="10"/>
+        </w:numPr>
+      </w:pPr>
+      <w:r>
+        <w:t>`live_locations</w:t>
+      </w:r>
+    </w:p>
+    <w:p>
+      <w:pPr>
+        <w:pStyle w:val="ListParagraph"/>
+        <w:numPr>
+          <w:ilvl w:val="1"/>
+          <w:numId w:val="19"/>
+        </w:numPr>
+      </w:pPr>
+      <w:r>
+        <w:t>I</w:t>
+      </w:r>
+      <w:r>
+        <w:t>d</w:t>
+      </w:r>
+    </w:p>
+    <w:p>
+      <w:pPr>
+        <w:pStyle w:val="ListParagraph"/>
+        <w:numPr>
+          <w:ilvl w:val="1"/>
+          <w:numId w:val="19"/>
+        </w:numPr>
+      </w:pPr>
+      <w:r>
+        <w:t>bus_id</w:t>
+      </w:r>
+    </w:p>
+    <w:p>
+      <w:pPr>
+        <w:pStyle w:val="ListParagraph"/>
+        <w:numPr>
+          <w:ilvl w:val="1"/>
+          <w:numId w:val="19"/>
+        </w:numPr>
+      </w:pPr>
+      <w:r>
+        <w:t>trip_id</w:t>
+      </w:r>
+    </w:p>
+    <w:p>
+      <w:pPr>
+        <w:pStyle w:val="ListParagraph"/>
+        <w:numPr>
+          <w:ilvl w:val="1"/>
+          <w:numId w:val="19"/>
+        </w:numPr>
+      </w:pPr>
+      <w:r>
+        <w:t>location - Geospatial point</w:t>
+      </w:r>
+    </w:p>
+    <w:p>
+      <w:pPr>
+        <w:pStyle w:val="ListParagraph"/>
+        <w:numPr>
+          <w:ilvl w:val="1"/>
+          <w:numId w:val="19"/>
+        </w:numPr>
+      </w:pPr>
+      <w:r>
+        <w:t>speed_kmh</w:t>
+      </w:r>
+    </w:p>
+    <w:p>
+      <w:pPr>
+        <w:pStyle w:val="ListParagraph"/>
+        <w:numPr>
+          <w:ilvl w:val="1"/>
+          <w:numId w:val="19"/>
+        </w:numPr>
+      </w:pPr>
+      <w:r>
+        <w:t>heading</w:t>
+      </w:r>
+    </w:p>
+    <w:p>
+      <w:pPr>
+        <w:pStyle w:val="ListParagraph"/>
+        <w:numPr>
+          <w:ilvl w:val="1"/>
+          <w:numId w:val="19"/>
+        </w:numPr>
+      </w:pPr>
+      <w:r>
+        <w:t>recorded_at`</w:t>
+      </w:r>
+    </w:p>
+    <w:p/>
+    <w:p>
+      <w:pPr>
+        <w:pStyle w:val="ListParagraph"/>
+        <w:numPr>
+          <w:ilvl w:val="0"/>
+          <w:numId w:val="10"/>
+        </w:numPr>
+      </w:pPr>
+      <w:r>
+        <w:t>trip_event</w:t>
+      </w:r>
+      <w:r>
+        <w:t>s</w:t>
+      </w:r>
+      <w:r>
+        <w:t xml:space="preserve">  </w:t>
+      </w:r>
+    </w:p>
+    <w:p>
+      <w:pPr>
+        <w:pStyle w:val="ListParagraph"/>
+        <w:numPr>
+          <w:ilvl w:val="0"/>
+          <w:numId w:val="20"/>
+        </w:numPr>
+      </w:pPr>
+      <w:r>
+        <w:t>id</w:t>
+      </w:r>
+    </w:p>
+    <w:p>
+      <w:pPr>
+        <w:pStyle w:val="ListParagraph"/>
+        <w:numPr>
+          <w:ilvl w:val="0"/>
+          <w:numId w:val="20"/>
+        </w:numPr>
+      </w:pPr>
+      <w:r>
+        <w:t>trip_id</w:t>
+      </w:r>
+    </w:p>
+    <w:p>
+      <w:pPr>
+        <w:pStyle w:val="ListParagraph"/>
+        <w:numPr>
+          <w:ilvl w:val="0"/>
+          <w:numId w:val="20"/>
+        </w:numPr>
+      </w:pPr>
+      <w:r>
+        <w:t>bus_id</w:t>
+      </w:r>
+    </w:p>
+    <w:p>
+      <w:pPr>
+        <w:pStyle w:val="ListParagraph"/>
+        <w:numPr>
+          <w:ilvl w:val="0"/>
+          <w:numId w:val="20"/>
+        </w:numPr>
+      </w:pPr>
+      <w:r>
+        <w:t>event_type - overspeeding / route_deviation / breakdown / geofence_exit / harsh_braking</w:t>
+      </w:r>
+    </w:p>
+    <w:p>
+      <w:pPr>
+        <w:pStyle w:val="ListParagraph"/>
+        <w:numPr>
+          <w:ilvl w:val="0"/>
+          <w:numId w:val="20"/>
+        </w:numPr>
+      </w:pPr>
+      <w:r>
+        <w:t>severity</w:t>
+      </w:r>
+    </w:p>
+    <w:p>
+      <w:pPr>
+        <w:pStyle w:val="ListParagraph"/>
+        <w:numPr>
+          <w:ilvl w:val="0"/>
+          <w:numId w:val="20"/>
+        </w:numPr>
+      </w:pPr>
+      <w:r>
+        <w:t>location</w:t>
+      </w:r>
+    </w:p>
+    <w:p>
+      <w:pPr>
+        <w:pStyle w:val="ListParagraph"/>
+        <w:numPr>
+          <w:ilvl w:val="0"/>
+          <w:numId w:val="20"/>
+        </w:numPr>
+      </w:pPr>
+      <w:r>
+        <w:t>details</w:t>
+      </w:r>
+    </w:p>
+    <w:p>
+      <w:pPr>
+        <w:pStyle w:val="ListParagraph"/>
+        <w:numPr>
+          <w:ilvl w:val="0"/>
+          <w:numId w:val="20"/>
+        </w:numPr>
+      </w:pPr>
+      <w:r>
+        <w:t>occurred_at`</w:t>
+      </w:r>
+    </w:p>
+    <w:p/>
+    <w:p>
+      <w:pPr>
+        <w:pStyle w:val="ListParagraph"/>
+        <w:numPr>
+          <w:ilvl w:val="0"/>
+          <w:numId w:val="10"/>
+        </w:numPr>
+      </w:pPr>
+      <w:r>
+        <w:t>student_attendance</w:t>
+      </w:r>
+    </w:p>
+    <w:p>
+      <w:pPr>
+        <w:pStyle w:val="ListParagraph"/>
+        <w:numPr>
+          <w:ilvl w:val="0"/>
+          <w:numId w:val="21"/>
+        </w:numPr>
+      </w:pPr>
+      <w:r>
+        <w:t>id</w:t>
+      </w:r>
+    </w:p>
+    <w:p>
+      <w:pPr>
+        <w:pStyle w:val="ListParagraph"/>
+        <w:numPr>
+          <w:ilvl w:val="0"/>
+          <w:numId w:val="21"/>
+        </w:numPr>
+      </w:pPr>
+      <w:r>
+        <w:t>trip_id</w:t>
+      </w:r>
+    </w:p>
+    <w:p>
+      <w:pPr>
+        <w:pStyle w:val="ListParagraph"/>
+        <w:numPr>
+          <w:ilvl w:val="0"/>
+          <w:numId w:val="21"/>
+        </w:numPr>
+      </w:pPr>
+      <w:r>
+        <w:t>student_id</w:t>
+      </w:r>
+    </w:p>
+    <w:p>
+      <w:pPr>
+        <w:pStyle w:val="ListParagraph"/>
+        <w:numPr>
+          <w:ilvl w:val="0"/>
+          <w:numId w:val="21"/>
+        </w:numPr>
+      </w:pPr>
+      <w:r>
+        <w:t>stop_id</w:t>
+      </w:r>
+    </w:p>
+    <w:p>
+      <w:pPr>
+        <w:pStyle w:val="ListParagraph"/>
+        <w:numPr>
+          <w:ilvl w:val="0"/>
+          <w:numId w:val="21"/>
+        </w:numPr>
+      </w:pPr>
+      <w:r>
+        <w:t>event_type - pickup / drop</w:t>
+      </w:r>
+    </w:p>
+    <w:p>
+      <w:pPr>
+        <w:pStyle w:val="ListParagraph"/>
+        <w:numPr>
+          <w:ilvl w:val="0"/>
+          <w:numId w:val="21"/>
+        </w:numPr>
+      </w:pPr>
+      <w:r>
+        <w:t>timestamp</w:t>
+      </w:r>
+    </w:p>
+    <w:p>
+      <w:pPr>
+        <w:pStyle w:val="ListParagraph"/>
+        <w:numPr>
+          <w:ilvl w:val="0"/>
+          <w:numId w:val="21"/>
+        </w:numPr>
+      </w:pPr>
+      <w:r>
+        <w:lastRenderedPageBreak/>
+        <w:t>marked_by_driver_id</w:t>
+      </w:r>
+    </w:p>
+    <w:p/>
+    <w:p>
+      <w:pPr>
+        <w:pStyle w:val="ListParagraph"/>
+        <w:numPr>
+          <w:ilvl w:val="0"/>
+          <w:numId w:val="10"/>
+        </w:numPr>
+      </w:pPr>
+      <w:r>
+        <w:t xml:space="preserve">notifications  </w:t>
+      </w:r>
+    </w:p>
+    <w:p>
+      <w:pPr>
+        <w:pStyle w:val="ListParagraph"/>
+        <w:numPr>
+          <w:ilvl w:val="1"/>
+          <w:numId w:val="22"/>
+        </w:numPr>
+      </w:pPr>
+      <w:r>
+        <w:t>id</w:t>
+      </w:r>
+    </w:p>
+    <w:p>
+      <w:pPr>
+        <w:pStyle w:val="ListParagraph"/>
+        <w:numPr>
+          <w:ilvl w:val="1"/>
+          <w:numId w:val="22"/>
+        </w:numPr>
+      </w:pPr>
+      <w:r>
+        <w:t>user_id - Recipient: admin / student / driver</w:t>
+      </w:r>
+    </w:p>
+    <w:p>
+      <w:pPr>
+        <w:pStyle w:val="ListParagraph"/>
+        <w:numPr>
+          <w:ilvl w:val="1"/>
+          <w:numId w:val="22"/>
+        </w:numPr>
+      </w:pPr>
+      <w:r>
+        <w:t>trip_id</w:t>
+      </w:r>
+    </w:p>
+    <w:p>
+      <w:pPr>
+        <w:pStyle w:val="ListParagraph"/>
+        <w:numPr>
+          <w:ilvl w:val="1"/>
+          <w:numId w:val="22"/>
+        </w:numPr>
+      </w:pPr>
+      <w:r>
+        <w:t>type</w:t>
+      </w:r>
+    </w:p>
+    <w:p>
+      <w:pPr>
+        <w:pStyle w:val="ListParagraph"/>
+        <w:numPr>
+          <w:ilvl w:val="1"/>
+          <w:numId w:val="22"/>
+        </w:numPr>
+      </w:pPr>
+      <w:r>
+        <w:t>title</w:t>
+      </w:r>
+    </w:p>
+    <w:p>
+      <w:pPr>
+        <w:pStyle w:val="ListParagraph"/>
+        <w:numPr>
+          <w:ilvl w:val="1"/>
+          <w:numId w:val="22"/>
+        </w:numPr>
+      </w:pPr>
+      <w:r>
+        <w:t>message</w:t>
+      </w:r>
+    </w:p>
+    <w:p>
+      <w:pPr>
+        <w:pStyle w:val="ListParagraph"/>
+        <w:numPr>
+          <w:ilvl w:val="1"/>
+          <w:numId w:val="22"/>
+        </w:numPr>
+      </w:pPr>
+      <w:r>
+        <w:t>sent_at</w:t>
+      </w:r>
+    </w:p>
+    <w:p/>
+    <w:p>
+      <w:pPr>
+        <w:pStyle w:val="ListParagraph"/>
+        <w:numPr>
+          <w:ilvl w:val="0"/>
+          <w:numId w:val="10"/>
+        </w:numPr>
+      </w:pPr>
+      <w:r>
+        <w:t>complaints</w:t>
+      </w:r>
+    </w:p>
+    <w:p>
+      <w:pPr>
+        <w:pStyle w:val="ListParagraph"/>
+        <w:numPr>
+          <w:ilvl w:val="0"/>
+          <w:numId w:val="23"/>
+        </w:numPr>
+      </w:pPr>
+      <w:r>
+        <w:t>id</w:t>
+      </w:r>
+    </w:p>
+    <w:p>
+      <w:pPr>
+        <w:pStyle w:val="ListParagraph"/>
+        <w:numPr>
+          <w:ilvl w:val="0"/>
+          <w:numId w:val="23"/>
+        </w:numPr>
+      </w:pPr>
+      <w:r>
+        <w:t xml:space="preserve">raised_by - student </w:t>
+      </w:r>
+      <w:r>
+        <w:t>/</w:t>
+      </w:r>
+      <w:r>
+        <w:t xml:space="preserve"> driver</w:t>
+      </w:r>
+    </w:p>
+    <w:p>
+      <w:pPr>
+        <w:pStyle w:val="ListParagraph"/>
+        <w:numPr>
+          <w:ilvl w:val="0"/>
+          <w:numId w:val="23"/>
+        </w:numPr>
+      </w:pPr>
+      <w:r>
+        <w:t>trip_id</w:t>
+      </w:r>
+    </w:p>
+    <w:p>
+      <w:pPr>
+        <w:pStyle w:val="ListParagraph"/>
+        <w:numPr>
+          <w:ilvl w:val="0"/>
+          <w:numId w:val="23"/>
+        </w:numPr>
+      </w:pPr>
+      <w:r>
+        <w:t>driver_id</w:t>
+      </w:r>
+    </w:p>
+    <w:p>
+      <w:pPr>
+        <w:pStyle w:val="ListParagraph"/>
+        <w:numPr>
+          <w:ilvl w:val="0"/>
+          <w:numId w:val="23"/>
+        </w:numPr>
+      </w:pPr>
+      <w:r>
+        <w:t>bus_id</w:t>
+      </w:r>
+    </w:p>
+    <w:p>
+      <w:pPr>
+        <w:pStyle w:val="ListParagraph"/>
+        <w:numPr>
+          <w:ilvl w:val="0"/>
+          <w:numId w:val="23"/>
+        </w:numPr>
+      </w:pPr>
+      <w:r>
+        <w:t>category</w:t>
+      </w:r>
+    </w:p>
+    <w:p>
+      <w:pPr>
+        <w:pStyle w:val="ListParagraph"/>
+        <w:numPr>
+          <w:ilvl w:val="0"/>
+          <w:numId w:val="23"/>
+        </w:numPr>
+      </w:pPr>
+      <w:r>
+        <w:t>description</w:t>
+      </w:r>
+    </w:p>
+    <w:p>
+      <w:pPr>
+        <w:pStyle w:val="ListParagraph"/>
+        <w:numPr>
+          <w:ilvl w:val="0"/>
+          <w:numId w:val="23"/>
+        </w:numPr>
+      </w:pPr>
+      <w:r>
+        <w:t>s</w:t>
+      </w:r>
+      <w:r>
+        <w:t>tatus</w:t>
+      </w:r>
+    </w:p>
+    <w:p>
+      <w:pPr>
+        <w:pStyle w:val="ListParagraph"/>
+        <w:numPr>
+          <w:ilvl w:val="0"/>
+          <w:numId w:val="23"/>
+        </w:numPr>
+      </w:pPr>
+      <w:r>
+        <w:t>priority</w:t>
+      </w:r>
+    </w:p>
+    <w:p>
+      <w:pPr>
+        <w:pStyle w:val="ListParagraph"/>
+        <w:numPr>
+          <w:ilvl w:val="0"/>
+          <w:numId w:val="23"/>
+        </w:numPr>
+      </w:pPr>
+      <w:r>
+        <w:t>resolution_notes</w:t>
+      </w:r>
+    </w:p>
+    <w:p>
+      <w:pPr>
+        <w:pStyle w:val="ListParagraph"/>
+        <w:numPr>
+          <w:ilvl w:val="0"/>
+          <w:numId w:val="23"/>
+        </w:numPr>
+      </w:pPr>
+      <w:r>
+        <w:t>created_at</w:t>
+      </w:r>
+    </w:p>
+    <w:p>
+      <w:pPr>
+        <w:pStyle w:val="ListParagraph"/>
+        <w:numPr>
+          <w:ilvl w:val="0"/>
+          <w:numId w:val="23"/>
+        </w:numPr>
+      </w:pPr>
+      <w:r>
+        <w:t>resolved_at`</w:t>
+      </w:r>
+    </w:p>
+    <w:p/>
+    <w:p>
+      <w:pPr>
+        <w:pStyle w:val="ListParagraph"/>
+        <w:numPr>
+          <w:ilvl w:val="0"/>
+          <w:numId w:val="10"/>
+        </w:numPr>
+      </w:pPr>
+      <w:r>
+        <w:t xml:space="preserve">daily_route_stats  </w:t>
+      </w:r>
+    </w:p>
+    <w:p>
+      <w:pPr>
+        <w:pStyle w:val="ListParagraph"/>
+        <w:numPr>
+          <w:ilvl w:val="1"/>
+          <w:numId w:val="24"/>
+        </w:numPr>
+      </w:pPr>
+      <w:r>
+        <w:t>stat_date</w:t>
+      </w:r>
+    </w:p>
+    <w:p>
+      <w:pPr>
+        <w:pStyle w:val="ListParagraph"/>
+        <w:numPr>
+          <w:ilvl w:val="1"/>
+          <w:numId w:val="24"/>
+        </w:numPr>
+      </w:pPr>
+      <w:r>
+        <w:t>route_id</w:t>
+      </w:r>
+    </w:p>
+    <w:p>
+      <w:pPr>
+        <w:pStyle w:val="ListParagraph"/>
+        <w:numPr>
+          <w:ilvl w:val="1"/>
+          <w:numId w:val="24"/>
+        </w:numPr>
+      </w:pPr>
+      <w:r>
+        <w:t>on_time_percentage</w:t>
+      </w:r>
+    </w:p>
+    <w:p>
+      <w:pPr>
+        <w:pStyle w:val="ListParagraph"/>
+        <w:numPr>
+          <w:ilvl w:val="1"/>
+          <w:numId w:val="24"/>
+        </w:numPr>
+      </w:pPr>
+      <w:r>
+        <w:t>avg_delay_min</w:t>
+      </w:r>
+    </w:p>
+    <w:p>
+      <w:pPr>
+        <w:pStyle w:val="ListParagraph"/>
+        <w:numPr>
+          <w:ilvl w:val="1"/>
+          <w:numId w:val="24"/>
+        </w:numPr>
+      </w:pPr>
+      <w:r>
+        <w:t>total_trips</w:t>
+      </w:r>
+    </w:p>
+    <w:p>
+      <w:pPr>
+        <w:pStyle w:val="ListParagraph"/>
+        <w:numPr>
+          <w:ilvl w:val="1"/>
+          <w:numId w:val="24"/>
+        </w:numPr>
+      </w:pPr>
+      <w:r>
+        <w:t>total_students`</w:t>
+      </w:r>
+    </w:p>
+    <w:p/>
     <w:sectPr>
       <w:pgSz w:w="12240" w:h="15840"/>
       <w:pgMar w:top="1440" w:right="1440" w:bottom="1440" w:left="1440" w:header="720" w:footer="720" w:gutter="0"/>
@@ -1910,112 +3349,112 @@
 <file path=word/numbering.xml><?xml version="1.0" encoding="utf-8"?>
 <w:numbering xmlns:wpc="http://schemas.microsoft.com/office/word/2010/wordprocessingCanvas" xmlns:cx="http://schemas.microsoft.com/office/drawing/2014/chartex" xmlns:cx1="http://schemas.microsoft.com/office/drawing/2015/9/8/chartex" xmlns:cx2="http://schemas.microsoft.com/office/drawing/2015/10/21/chartex" xmlns:cx3="http://schemas.microsoft.com/office/drawing/2016/5/9/chartex" xmlns:cx4="http://schemas.microsoft.com/office/drawing/2016/5/10/chartex" xmlns:cx5="http://schemas.microsoft.com/office/drawing/2016/5/11/chartex" xmlns:cx6="http://schemas.microsoft.com/office/drawing/2016/5/12/chartex" xmlns:cx7="http://schemas.microsoft.com/office/drawing/2016/5/13/chartex" xmlns:cx8="http://schemas.microsoft.com/office/drawing/2016/5/14/chartex" xmlns:mc="http://schemas.openxmlformats.org/markup-compatibility/2006" xmlns:aink="http://schemas.microsoft.com/office/drawing/2016/ink" xmlns:am3d="http://schemas.microsoft.com/office/drawing/2017/model3d" xmlns:o="urn:schemas-microsoft-com:office:office" xmlns:oel="http://schemas.microsoft.com/office/2019/extlst" xmlns:r="http://schemas.openxmlformats.org/officeDocument/2006/relationships" xmlns:m="http://schemas.openxmlformats.org/officeDocument/2006/math" xmlns:v="urn:schemas-microsoft-com:vml" xmlns:wp14="http://schemas.microsoft.com/office/word/2010/wordprocessingDrawing" xmlns:wp="http://schemas.openxmlformats.org/drawingml/2006/wordprocessingDrawing" xmlns:w10="urn:schemas-microsoft-com:office:word" xmlns:w="http://schemas.openxmlformats.org/wordprocessingml/2006/main" xmlns:w14="http://schemas.microsoft.com/office/word/2010/wordml" xmlns:w15="http://schemas.microsoft.com/office/word/2012/wordml" xmlns:w16cex="http://schemas.microsoft.com/office/word/2018/wordml/cex" xmlns:w16cid="http://schemas.microsoft.com/office/word/2016/wordml/cid" xmlns:w16="http://schemas.microsoft.com/office/word/2018/wordml" xmlns:w16du="http://schemas.microsoft.com/office/word/2023/wordml/word16du" xmlns:w16sdtdh="http://schemas.microsoft.com/office/word/2020/wordml/sdtdatahash" xmlns:w16sdtfl="http://schemas.microsoft.com/office/word/2024/wordml/sdtformatlock" xmlns:w16se="http://schemas.microsoft.com/office/word/2015/wordml/symex" xmlns:wpg="http://schemas.microsoft.com/office/word/2010/wordprocessingGroup" xmlns:wpi="http://schemas.microsoft.com/office/word/2010/wordprocessingInk" xmlns:wne="http://schemas.microsoft.com/office/word/2006/wordml" xmlns:wps="http://schemas.microsoft.com/office/word/2010/wordprocessingShape" mc:Ignorable="w14 w15 w16se w16cid w16 w16cex w16sdtdh w16sdtfl w16du wp14">
   <w:abstractNum w:abstractNumId="0" w15:restartNumberingAfterBreak="0">
-    <w:nsid w:val="071F5285"/>
+    <w:nsid w:val="078B153F"/>
     <w:multiLevelType w:val="hybridMultilevel"/>
-    <w:tmpl w:val="ED3EE1C2"/>
-    <w:lvl w:ilvl="0" w:tplc="0409000B">
-      <w:start w:val="1"/>
-      <w:numFmt w:val="bullet"/>
-      <w:lvlText w:val=""/>
+    <w:tmpl w:val="B31E0CBA"/>
+    <w:lvl w:ilvl="0" w:tplc="04090001">
+      <w:start w:val="1"/>
+      <w:numFmt w:val="bullet"/>
+      <w:lvlText w:val=""/>
+      <w:lvlJc w:val="left"/>
+      <w:pPr>
+        <w:ind w:left="720" w:hanging="360"/>
+      </w:pPr>
+      <w:rPr>
+        <w:rFonts w:ascii="Symbol" w:hAnsi="Symbol" w:hint="default"/>
+      </w:rPr>
+    </w:lvl>
+    <w:lvl w:ilvl="1" w:tplc="04090003" w:tentative="1">
+      <w:start w:val="1"/>
+      <w:numFmt w:val="bullet"/>
+      <w:lvlText w:val="o"/>
       <w:lvlJc w:val="left"/>
       <w:pPr>
         <w:ind w:left="1440" w:hanging="360"/>
       </w:pPr>
       <w:rPr>
+        <w:rFonts w:ascii="Courier New" w:hAnsi="Courier New" w:cs="Courier New" w:hint="default"/>
+      </w:rPr>
+    </w:lvl>
+    <w:lvl w:ilvl="2" w:tplc="04090005" w:tentative="1">
+      <w:start w:val="1"/>
+      <w:numFmt w:val="bullet"/>
+      <w:lvlText w:val=""/>
+      <w:lvlJc w:val="left"/>
+      <w:pPr>
+        <w:ind w:left="2160" w:hanging="360"/>
+      </w:pPr>
+      <w:rPr>
         <w:rFonts w:ascii="Wingdings" w:hAnsi="Wingdings" w:hint="default"/>
       </w:rPr>
     </w:lvl>
-    <w:lvl w:ilvl="1" w:tplc="04090003" w:tentative="1">
+    <w:lvl w:ilvl="3" w:tplc="04090001" w:tentative="1">
+      <w:start w:val="1"/>
+      <w:numFmt w:val="bullet"/>
+      <w:lvlText w:val=""/>
+      <w:lvlJc w:val="left"/>
+      <w:pPr>
+        <w:ind w:left="2880" w:hanging="360"/>
+      </w:pPr>
+      <w:rPr>
+        <w:rFonts w:ascii="Symbol" w:hAnsi="Symbol" w:hint="default"/>
+      </w:rPr>
+    </w:lvl>
+    <w:lvl w:ilvl="4" w:tplc="04090003" w:tentative="1">
       <w:start w:val="1"/>
       <w:numFmt w:val="bullet"/>
       <w:lvlText w:val="o"/>
       <w:lvlJc w:val="left"/>
       <w:pPr>
-        <w:ind w:left="2160" w:hanging="360"/>
+        <w:ind w:left="3600" w:hanging="360"/>
       </w:pPr>
       <w:rPr>
         <w:rFonts w:ascii="Courier New" w:hAnsi="Courier New" w:cs="Courier New" w:hint="default"/>
       </w:rPr>
     </w:lvl>
-    <w:lvl w:ilvl="2" w:tplc="04090005" w:tentative="1">
+    <w:lvl w:ilvl="5" w:tplc="04090005" w:tentative="1">
       <w:start w:val="1"/>
       <w:numFmt w:val="bullet"/>
       <w:lvlText w:val=""/>
       <w:lvlJc w:val="left"/>
       <w:pPr>
-        <w:ind w:left="2880" w:hanging="360"/>
+        <w:ind w:left="4320" w:hanging="360"/>
       </w:pPr>
       <w:rPr>
         <w:rFonts w:ascii="Wingdings" w:hAnsi="Wingdings" w:hint="default"/>
       </w:rPr>
     </w:lvl>
-    <w:lvl w:ilvl="3" w:tplc="04090001" w:tentative="1">
+    <w:lvl w:ilvl="6" w:tplc="04090001" w:tentative="1">
       <w:start w:val="1"/>
       <w:numFmt w:val="bullet"/>
       <w:lvlText w:val=""/>
       <w:lvlJc w:val="left"/>
       <w:pPr>
-        <w:ind w:left="3600" w:hanging="360"/>
+        <w:ind w:left="5040" w:hanging="360"/>
       </w:pPr>
       <w:rPr>
         <w:rFonts w:ascii="Symbol" w:hAnsi="Symbol" w:hint="default"/>
       </w:rPr>
     </w:lvl>
-    <w:lvl w:ilvl="4" w:tplc="04090003" w:tentative="1">
+    <w:lvl w:ilvl="7" w:tplc="04090003" w:tentative="1">
       <w:start w:val="1"/>
       <w:numFmt w:val="bullet"/>
       <w:lvlText w:val="o"/>
       <w:lvlJc w:val="left"/>
       <w:pPr>
-        <w:ind w:left="4320" w:hanging="360"/>
+        <w:ind w:left="5760" w:hanging="360"/>
       </w:pPr>
       <w:rPr>
         <w:rFonts w:ascii="Courier New" w:hAnsi="Courier New" w:cs="Courier New" w:hint="default"/>
       </w:rPr>
     </w:lvl>
-    <w:lvl w:ilvl="5" w:tplc="04090005" w:tentative="1">
+    <w:lvl w:ilvl="8" w:tplc="04090005" w:tentative="1">
       <w:start w:val="1"/>
       <w:numFmt w:val="bullet"/>
       <w:lvlText w:val=""/>
       <w:lvlJc w:val="left"/>
       <w:pPr>
-        <w:ind w:left="5040" w:hanging="360"/>
-      </w:pPr>
-      <w:rPr>
-        <w:rFonts w:ascii="Wingdings" w:hAnsi="Wingdings" w:hint="default"/>
-      </w:rPr>
-    </w:lvl>
-    <w:lvl w:ilvl="6" w:tplc="04090001" w:tentative="1">
-      <w:start w:val="1"/>
-      <w:numFmt w:val="bullet"/>
-      <w:lvlText w:val=""/>
-      <w:lvlJc w:val="left"/>
-      <w:pPr>
-        <w:ind w:left="5760" w:hanging="360"/>
-      </w:pPr>
-      <w:rPr>
-        <w:rFonts w:ascii="Symbol" w:hAnsi="Symbol" w:hint="default"/>
-      </w:rPr>
-    </w:lvl>
-    <w:lvl w:ilvl="7" w:tplc="04090003" w:tentative="1">
-      <w:start w:val="1"/>
-      <w:numFmt w:val="bullet"/>
-      <w:lvlText w:val="o"/>
-      <w:lvlJc w:val="left"/>
-      <w:pPr>
         <w:ind w:left="6480" w:hanging="360"/>
-      </w:pPr>
-      <w:rPr>
-        <w:rFonts w:ascii="Courier New" w:hAnsi="Courier New" w:cs="Courier New" w:hint="default"/>
-      </w:rPr>
-    </w:lvl>
-    <w:lvl w:ilvl="8" w:tplc="04090005" w:tentative="1">
-      <w:start w:val="1"/>
-      <w:numFmt w:val="bullet"/>
-      <w:lvlText w:val=""/>
-      <w:lvlJc w:val="left"/>
-      <w:pPr>
-        <w:ind w:left="7200" w:hanging="360"/>
       </w:pPr>
       <w:rPr>
         <w:rFonts w:ascii="Wingdings" w:hAnsi="Wingdings" w:hint="default"/>
@@ -2023,307 +3462,461 @@
     </w:lvl>
   </w:abstractNum>
   <w:abstractNum w:abstractNumId="1" w15:restartNumberingAfterBreak="0">
-    <w:nsid w:val="0F737179"/>
-    <w:multiLevelType w:val="multilevel"/>
-    <w:tmpl w:val="19320BA8"/>
-    <w:lvl w:ilvl="0">
+    <w:nsid w:val="0CF3757F"/>
+    <w:multiLevelType w:val="hybridMultilevel"/>
+    <w:tmpl w:val="F198EACE"/>
+    <w:lvl w:ilvl="0" w:tplc="04090001">
       <w:start w:val="1"/>
       <w:numFmt w:val="bullet"/>
       <w:lvlText w:val=""/>
       <w:lvlJc w:val="left"/>
       <w:pPr>
-        <w:tabs>
-          <w:tab w:val="num" w:pos="720"/>
-        </w:tabs>
         <w:ind w:left="720" w:hanging="360"/>
       </w:pPr>
       <w:rPr>
         <w:rFonts w:ascii="Symbol" w:hAnsi="Symbol" w:hint="default"/>
-        <w:sz w:val="20"/>
-      </w:rPr>
-    </w:lvl>
-    <w:lvl w:ilvl="1" w:tentative="1">
+      </w:rPr>
+    </w:lvl>
+    <w:lvl w:ilvl="1" w:tplc="04090003" w:tentative="1">
       <w:start w:val="1"/>
       <w:numFmt w:val="bullet"/>
       <w:lvlText w:val="o"/>
       <w:lvlJc w:val="left"/>
       <w:pPr>
-        <w:tabs>
-          <w:tab w:val="num" w:pos="1440"/>
-        </w:tabs>
         <w:ind w:left="1440" w:hanging="360"/>
       </w:pPr>
       <w:rPr>
-        <w:rFonts w:ascii="Courier New" w:hAnsi="Courier New" w:hint="default"/>
-        <w:sz w:val="20"/>
-      </w:rPr>
-    </w:lvl>
-    <w:lvl w:ilvl="2" w:tentative="1">
+        <w:rFonts w:ascii="Courier New" w:hAnsi="Courier New" w:cs="Courier New" w:hint="default"/>
+      </w:rPr>
+    </w:lvl>
+    <w:lvl w:ilvl="2" w:tplc="04090005" w:tentative="1">
       <w:start w:val="1"/>
       <w:numFmt w:val="bullet"/>
       <w:lvlText w:val=""/>
       <w:lvlJc w:val="left"/>
       <w:pPr>
-        <w:tabs>
-          <w:tab w:val="num" w:pos="2160"/>
-        </w:tabs>
         <w:ind w:left="2160" w:hanging="360"/>
       </w:pPr>
       <w:rPr>
         <w:rFonts w:ascii="Wingdings" w:hAnsi="Wingdings" w:hint="default"/>
-        <w:sz w:val="20"/>
-      </w:rPr>
-    </w:lvl>
-    <w:lvl w:ilvl="3" w:tentative="1">
+      </w:rPr>
+    </w:lvl>
+    <w:lvl w:ilvl="3" w:tplc="04090001" w:tentative="1">
+      <w:start w:val="1"/>
+      <w:numFmt w:val="bullet"/>
+      <w:lvlText w:val=""/>
+      <w:lvlJc w:val="left"/>
+      <w:pPr>
+        <w:ind w:left="2880" w:hanging="360"/>
+      </w:pPr>
+      <w:rPr>
+        <w:rFonts w:ascii="Symbol" w:hAnsi="Symbol" w:hint="default"/>
+      </w:rPr>
+    </w:lvl>
+    <w:lvl w:ilvl="4" w:tplc="04090003" w:tentative="1">
+      <w:start w:val="1"/>
+      <w:numFmt w:val="bullet"/>
+      <w:lvlText w:val="o"/>
+      <w:lvlJc w:val="left"/>
+      <w:pPr>
+        <w:ind w:left="3600" w:hanging="360"/>
+      </w:pPr>
+      <w:rPr>
+        <w:rFonts w:ascii="Courier New" w:hAnsi="Courier New" w:cs="Courier New" w:hint="default"/>
+      </w:rPr>
+    </w:lvl>
+    <w:lvl w:ilvl="5" w:tplc="04090005" w:tentative="1">
       <w:start w:val="1"/>
       <w:numFmt w:val="bullet"/>
       <w:lvlText w:val=""/>
       <w:lvlJc w:val="left"/>
       <w:pPr>
-        <w:tabs>
-          <w:tab w:val="num" w:pos="2880"/>
-        </w:tabs>
-        <w:ind w:left="2880" w:hanging="360"/>
+        <w:ind w:left="4320" w:hanging="360"/>
       </w:pPr>
       <w:rPr>
         <w:rFonts w:ascii="Wingdings" w:hAnsi="Wingdings" w:hint="default"/>
-        <w:sz w:val="20"/>
-      </w:rPr>
-    </w:lvl>
-    <w:lvl w:ilvl="4" w:tentative="1">
+      </w:rPr>
+    </w:lvl>
+    <w:lvl w:ilvl="6" w:tplc="04090001" w:tentative="1">
+      <w:start w:val="1"/>
+      <w:numFmt w:val="bullet"/>
+      <w:lvlText w:val=""/>
+      <w:lvlJc w:val="left"/>
+      <w:pPr>
+        <w:ind w:left="5040" w:hanging="360"/>
+      </w:pPr>
+      <w:rPr>
+        <w:rFonts w:ascii="Symbol" w:hAnsi="Symbol" w:hint="default"/>
+      </w:rPr>
+    </w:lvl>
+    <w:lvl w:ilvl="7" w:tplc="04090003" w:tentative="1">
+      <w:start w:val="1"/>
+      <w:numFmt w:val="bullet"/>
+      <w:lvlText w:val="o"/>
+      <w:lvlJc w:val="left"/>
+      <w:pPr>
+        <w:ind w:left="5760" w:hanging="360"/>
+      </w:pPr>
+      <w:rPr>
+        <w:rFonts w:ascii="Courier New" w:hAnsi="Courier New" w:cs="Courier New" w:hint="default"/>
+      </w:rPr>
+    </w:lvl>
+    <w:lvl w:ilvl="8" w:tplc="04090005" w:tentative="1">
       <w:start w:val="1"/>
       <w:numFmt w:val="bullet"/>
       <w:lvlText w:val=""/>
       <w:lvlJc w:val="left"/>
       <w:pPr>
-        <w:tabs>
-          <w:tab w:val="num" w:pos="3600"/>
-        </w:tabs>
-        <w:ind w:left="3600" w:hanging="360"/>
+        <w:ind w:left="6480" w:hanging="360"/>
       </w:pPr>
       <w:rPr>
         <w:rFonts w:ascii="Wingdings" w:hAnsi="Wingdings" w:hint="default"/>
-        <w:sz w:val="20"/>
-      </w:rPr>
-    </w:lvl>
-    <w:lvl w:ilvl="5" w:tentative="1">
-      <w:start w:val="1"/>
-      <w:numFmt w:val="bullet"/>
-      <w:lvlText w:val=""/>
-      <w:lvlJc w:val="left"/>
-      <w:pPr>
-        <w:tabs>
-          <w:tab w:val="num" w:pos="4320"/>
-        </w:tabs>
-        <w:ind w:left="4320" w:hanging="360"/>
-      </w:pPr>
-      <w:rPr>
-        <w:rFonts w:ascii="Wingdings" w:hAnsi="Wingdings" w:hint="default"/>
-        <w:sz w:val="20"/>
-      </w:rPr>
-    </w:lvl>
-    <w:lvl w:ilvl="6" w:tentative="1">
-      <w:start w:val="1"/>
-      <w:numFmt w:val="bullet"/>
-      <w:lvlText w:val=""/>
-      <w:lvlJc w:val="left"/>
-      <w:pPr>
-        <w:tabs>
-          <w:tab w:val="num" w:pos="5040"/>
-        </w:tabs>
-        <w:ind w:left="5040" w:hanging="360"/>
-      </w:pPr>
-      <w:rPr>
-        <w:rFonts w:ascii="Wingdings" w:hAnsi="Wingdings" w:hint="default"/>
-        <w:sz w:val="20"/>
-      </w:rPr>
-    </w:lvl>
-    <w:lvl w:ilvl="7" w:tentative="1">
-      <w:start w:val="1"/>
-      <w:numFmt w:val="bullet"/>
-      <w:lvlText w:val=""/>
-      <w:lvlJc w:val="left"/>
-      <w:pPr>
-        <w:tabs>
-          <w:tab w:val="num" w:pos="5760"/>
-        </w:tabs>
-        <w:ind w:left="5760" w:hanging="360"/>
-      </w:pPr>
-      <w:rPr>
-        <w:rFonts w:ascii="Wingdings" w:hAnsi="Wingdings" w:hint="default"/>
-        <w:sz w:val="20"/>
-      </w:rPr>
-    </w:lvl>
-    <w:lvl w:ilvl="8" w:tentative="1">
-      <w:start w:val="1"/>
-      <w:numFmt w:val="bullet"/>
-      <w:lvlText w:val=""/>
-      <w:lvlJc w:val="left"/>
-      <w:pPr>
-        <w:tabs>
-          <w:tab w:val="num" w:pos="6480"/>
-        </w:tabs>
-        <w:ind w:left="6480" w:hanging="360"/>
-      </w:pPr>
-      <w:rPr>
-        <w:rFonts w:ascii="Wingdings" w:hAnsi="Wingdings" w:hint="default"/>
-        <w:sz w:val="20"/>
       </w:rPr>
     </w:lvl>
   </w:abstractNum>
   <w:abstractNum w:abstractNumId="2" w15:restartNumberingAfterBreak="0">
-    <w:nsid w:val="13A42E6B"/>
-    <w:multiLevelType w:val="multilevel"/>
-    <w:tmpl w:val="D0F4E030"/>
-    <w:lvl w:ilvl="0">
+    <w:nsid w:val="13F67222"/>
+    <w:multiLevelType w:val="hybridMultilevel"/>
+    <w:tmpl w:val="B776CE70"/>
+    <w:lvl w:ilvl="0" w:tplc="04090001">
       <w:start w:val="1"/>
       <w:numFmt w:val="bullet"/>
       <w:lvlText w:val=""/>
       <w:lvlJc w:val="left"/>
       <w:pPr>
-        <w:tabs>
-          <w:tab w:val="num" w:pos="720"/>
-        </w:tabs>
         <w:ind w:left="720" w:hanging="360"/>
       </w:pPr>
       <w:rPr>
         <w:rFonts w:ascii="Symbol" w:hAnsi="Symbol" w:hint="default"/>
-        <w:sz w:val="20"/>
-      </w:rPr>
-    </w:lvl>
-    <w:lvl w:ilvl="1" w:tentative="1">
+      </w:rPr>
+    </w:lvl>
+    <w:lvl w:ilvl="1" w:tplc="04090003" w:tentative="1">
       <w:start w:val="1"/>
       <w:numFmt w:val="bullet"/>
       <w:lvlText w:val="o"/>
       <w:lvlJc w:val="left"/>
       <w:pPr>
-        <w:tabs>
-          <w:tab w:val="num" w:pos="1440"/>
-        </w:tabs>
         <w:ind w:left="1440" w:hanging="360"/>
       </w:pPr>
       <w:rPr>
-        <w:rFonts w:ascii="Courier New" w:hAnsi="Courier New" w:hint="default"/>
-        <w:sz w:val="20"/>
-      </w:rPr>
-    </w:lvl>
-    <w:lvl w:ilvl="2" w:tentative="1">
+        <w:rFonts w:ascii="Courier New" w:hAnsi="Courier New" w:cs="Courier New" w:hint="default"/>
+      </w:rPr>
+    </w:lvl>
+    <w:lvl w:ilvl="2" w:tplc="04090005" w:tentative="1">
       <w:start w:val="1"/>
       <w:numFmt w:val="bullet"/>
       <w:lvlText w:val=""/>
       <w:lvlJc w:val="left"/>
       <w:pPr>
-        <w:tabs>
-          <w:tab w:val="num" w:pos="2160"/>
-        </w:tabs>
         <w:ind w:left="2160" w:hanging="360"/>
       </w:pPr>
       <w:rPr>
         <w:rFonts w:ascii="Wingdings" w:hAnsi="Wingdings" w:hint="default"/>
-        <w:sz w:val="20"/>
-      </w:rPr>
-    </w:lvl>
-    <w:lvl w:ilvl="3" w:tentative="1">
+      </w:rPr>
+    </w:lvl>
+    <w:lvl w:ilvl="3" w:tplc="04090001" w:tentative="1">
+      <w:start w:val="1"/>
+      <w:numFmt w:val="bullet"/>
+      <w:lvlText w:val=""/>
+      <w:lvlJc w:val="left"/>
+      <w:pPr>
+        <w:ind w:left="2880" w:hanging="360"/>
+      </w:pPr>
+      <w:rPr>
+        <w:rFonts w:ascii="Symbol" w:hAnsi="Symbol" w:hint="default"/>
+      </w:rPr>
+    </w:lvl>
+    <w:lvl w:ilvl="4" w:tplc="04090003" w:tentative="1">
+      <w:start w:val="1"/>
+      <w:numFmt w:val="bullet"/>
+      <w:lvlText w:val="o"/>
+      <w:lvlJc w:val="left"/>
+      <w:pPr>
+        <w:ind w:left="3600" w:hanging="360"/>
+      </w:pPr>
+      <w:rPr>
+        <w:rFonts w:ascii="Courier New" w:hAnsi="Courier New" w:cs="Courier New" w:hint="default"/>
+      </w:rPr>
+    </w:lvl>
+    <w:lvl w:ilvl="5" w:tplc="04090005" w:tentative="1">
       <w:start w:val="1"/>
       <w:numFmt w:val="bullet"/>
       <w:lvlText w:val=""/>
       <w:lvlJc w:val="left"/>
       <w:pPr>
-        <w:tabs>
-          <w:tab w:val="num" w:pos="2880"/>
-        </w:tabs>
-        <w:ind w:left="2880" w:hanging="360"/>
+        <w:ind w:left="4320" w:hanging="360"/>
       </w:pPr>
       <w:rPr>
         <w:rFonts w:ascii="Wingdings" w:hAnsi="Wingdings" w:hint="default"/>
-        <w:sz w:val="20"/>
-      </w:rPr>
-    </w:lvl>
-    <w:lvl w:ilvl="4" w:tentative="1">
+      </w:rPr>
+    </w:lvl>
+    <w:lvl w:ilvl="6" w:tplc="04090001" w:tentative="1">
+      <w:start w:val="1"/>
+      <w:numFmt w:val="bullet"/>
+      <w:lvlText w:val=""/>
+      <w:lvlJc w:val="left"/>
+      <w:pPr>
+        <w:ind w:left="5040" w:hanging="360"/>
+      </w:pPr>
+      <w:rPr>
+        <w:rFonts w:ascii="Symbol" w:hAnsi="Symbol" w:hint="default"/>
+      </w:rPr>
+    </w:lvl>
+    <w:lvl w:ilvl="7" w:tplc="04090003" w:tentative="1">
+      <w:start w:val="1"/>
+      <w:numFmt w:val="bullet"/>
+      <w:lvlText w:val="o"/>
+      <w:lvlJc w:val="left"/>
+      <w:pPr>
+        <w:ind w:left="5760" w:hanging="360"/>
+      </w:pPr>
+      <w:rPr>
+        <w:rFonts w:ascii="Courier New" w:hAnsi="Courier New" w:cs="Courier New" w:hint="default"/>
+      </w:rPr>
+    </w:lvl>
+    <w:lvl w:ilvl="8" w:tplc="04090005" w:tentative="1">
       <w:start w:val="1"/>
       <w:numFmt w:val="bullet"/>
       <w:lvlText w:val=""/>
       <w:lvlJc w:val="left"/>
       <w:pPr>
-        <w:tabs>
-          <w:tab w:val="num" w:pos="3600"/>
-        </w:tabs>
-        <w:ind w:left="3600" w:hanging="360"/>
+        <w:ind w:left="6480" w:hanging="360"/>
       </w:pPr>
       <w:rPr>
         <w:rFonts w:ascii="Wingdings" w:hAnsi="Wingdings" w:hint="default"/>
-        <w:sz w:val="20"/>
-      </w:rPr>
-    </w:lvl>
-    <w:lvl w:ilvl="5" w:tentative="1">
-      <w:start w:val="1"/>
-      <w:numFmt w:val="bullet"/>
-      <w:lvlText w:val=""/>
-      <w:lvlJc w:val="left"/>
-      <w:pPr>
-        <w:tabs>
-          <w:tab w:val="num" w:pos="4320"/>
-        </w:tabs>
-        <w:ind w:left="4320" w:hanging="360"/>
-      </w:pPr>
-      <w:rPr>
-        <w:rFonts w:ascii="Wingdings" w:hAnsi="Wingdings" w:hint="default"/>
-        <w:sz w:val="20"/>
-      </w:rPr>
-    </w:lvl>
-    <w:lvl w:ilvl="6" w:tentative="1">
-      <w:start w:val="1"/>
-      <w:numFmt w:val="bullet"/>
-      <w:lvlText w:val=""/>
-      <w:lvlJc w:val="left"/>
-      <w:pPr>
-        <w:tabs>
-          <w:tab w:val="num" w:pos="5040"/>
-        </w:tabs>
-        <w:ind w:left="5040" w:hanging="360"/>
-      </w:pPr>
-      <w:rPr>
-        <w:rFonts w:ascii="Wingdings" w:hAnsi="Wingdings" w:hint="default"/>
-        <w:sz w:val="20"/>
-      </w:rPr>
-    </w:lvl>
-    <w:lvl w:ilvl="7" w:tentative="1">
-      <w:start w:val="1"/>
-      <w:numFmt w:val="bullet"/>
-      <w:lvlText w:val=""/>
-      <w:lvlJc w:val="left"/>
-      <w:pPr>
-        <w:tabs>
-          <w:tab w:val="num" w:pos="5760"/>
-        </w:tabs>
-        <w:ind w:left="5760" w:hanging="360"/>
-      </w:pPr>
-      <w:rPr>
-        <w:rFonts w:ascii="Wingdings" w:hAnsi="Wingdings" w:hint="default"/>
-        <w:sz w:val="20"/>
-      </w:rPr>
-    </w:lvl>
-    <w:lvl w:ilvl="8" w:tentative="1">
-      <w:start w:val="1"/>
-      <w:numFmt w:val="bullet"/>
-      <w:lvlText w:val=""/>
-      <w:lvlJc w:val="left"/>
-      <w:pPr>
-        <w:tabs>
-          <w:tab w:val="num" w:pos="6480"/>
-        </w:tabs>
-        <w:ind w:left="6480" w:hanging="360"/>
-      </w:pPr>
-      <w:rPr>
-        <w:rFonts w:ascii="Wingdings" w:hAnsi="Wingdings" w:hint="default"/>
-        <w:sz w:val="20"/>
       </w:rPr>
     </w:lvl>
   </w:abstractNum>
   <w:abstractNum w:abstractNumId="3" w15:restartNumberingAfterBreak="0">
+    <w:nsid w:val="14577E44"/>
+    <w:multiLevelType w:val="hybridMultilevel"/>
+    <w:tmpl w:val="9422689E"/>
+    <w:lvl w:ilvl="0" w:tplc="04090001">
+      <w:start w:val="1"/>
+      <w:numFmt w:val="bullet"/>
+      <w:lvlText w:val=""/>
+      <w:lvlJc w:val="left"/>
+      <w:pPr>
+        <w:ind w:left="720" w:hanging="360"/>
+      </w:pPr>
+      <w:rPr>
+        <w:rFonts w:ascii="Symbol" w:hAnsi="Symbol" w:hint="default"/>
+      </w:rPr>
+    </w:lvl>
+    <w:lvl w:ilvl="1" w:tplc="04090003" w:tentative="1">
+      <w:start w:val="1"/>
+      <w:numFmt w:val="bullet"/>
+      <w:lvlText w:val="o"/>
+      <w:lvlJc w:val="left"/>
+      <w:pPr>
+        <w:ind w:left="1440" w:hanging="360"/>
+      </w:pPr>
+      <w:rPr>
+        <w:rFonts w:ascii="Courier New" w:hAnsi="Courier New" w:cs="Courier New" w:hint="default"/>
+      </w:rPr>
+    </w:lvl>
+    <w:lvl w:ilvl="2" w:tplc="04090005" w:tentative="1">
+      <w:start w:val="1"/>
+      <w:numFmt w:val="bullet"/>
+      <w:lvlText w:val=""/>
+      <w:lvlJc w:val="left"/>
+      <w:pPr>
+        <w:ind w:left="2160" w:hanging="360"/>
+      </w:pPr>
+      <w:rPr>
+        <w:rFonts w:ascii="Wingdings" w:hAnsi="Wingdings" w:hint="default"/>
+      </w:rPr>
+    </w:lvl>
+    <w:lvl w:ilvl="3" w:tplc="04090001" w:tentative="1">
+      <w:start w:val="1"/>
+      <w:numFmt w:val="bullet"/>
+      <w:lvlText w:val=""/>
+      <w:lvlJc w:val="left"/>
+      <w:pPr>
+        <w:ind w:left="2880" w:hanging="360"/>
+      </w:pPr>
+      <w:rPr>
+        <w:rFonts w:ascii="Symbol" w:hAnsi="Symbol" w:hint="default"/>
+      </w:rPr>
+    </w:lvl>
+    <w:lvl w:ilvl="4" w:tplc="04090003" w:tentative="1">
+      <w:start w:val="1"/>
+      <w:numFmt w:val="bullet"/>
+      <w:lvlText w:val="o"/>
+      <w:lvlJc w:val="left"/>
+      <w:pPr>
+        <w:ind w:left="3600" w:hanging="360"/>
+      </w:pPr>
+      <w:rPr>
+        <w:rFonts w:ascii="Courier New" w:hAnsi="Courier New" w:cs="Courier New" w:hint="default"/>
+      </w:rPr>
+    </w:lvl>
+    <w:lvl w:ilvl="5" w:tplc="04090005" w:tentative="1">
+      <w:start w:val="1"/>
+      <w:numFmt w:val="bullet"/>
+      <w:lvlText w:val=""/>
+      <w:lvlJc w:val="left"/>
+      <w:pPr>
+        <w:ind w:left="4320" w:hanging="360"/>
+      </w:pPr>
+      <w:rPr>
+        <w:rFonts w:ascii="Wingdings" w:hAnsi="Wingdings" w:hint="default"/>
+      </w:rPr>
+    </w:lvl>
+    <w:lvl w:ilvl="6" w:tplc="04090001" w:tentative="1">
+      <w:start w:val="1"/>
+      <w:numFmt w:val="bullet"/>
+      <w:lvlText w:val=""/>
+      <w:lvlJc w:val="left"/>
+      <w:pPr>
+        <w:ind w:left="5040" w:hanging="360"/>
+      </w:pPr>
+      <w:rPr>
+        <w:rFonts w:ascii="Symbol" w:hAnsi="Symbol" w:hint="default"/>
+      </w:rPr>
+    </w:lvl>
+    <w:lvl w:ilvl="7" w:tplc="04090003" w:tentative="1">
+      <w:start w:val="1"/>
+      <w:numFmt w:val="bullet"/>
+      <w:lvlText w:val="o"/>
+      <w:lvlJc w:val="left"/>
+      <w:pPr>
+        <w:ind w:left="5760" w:hanging="360"/>
+      </w:pPr>
+      <w:rPr>
+        <w:rFonts w:ascii="Courier New" w:hAnsi="Courier New" w:cs="Courier New" w:hint="default"/>
+      </w:rPr>
+    </w:lvl>
+    <w:lvl w:ilvl="8" w:tplc="04090005" w:tentative="1">
+      <w:start w:val="1"/>
+      <w:numFmt w:val="bullet"/>
+      <w:lvlText w:val=""/>
+      <w:lvlJc w:val="left"/>
+      <w:pPr>
+        <w:ind w:left="6480" w:hanging="360"/>
+      </w:pPr>
+      <w:rPr>
+        <w:rFonts w:ascii="Wingdings" w:hAnsi="Wingdings" w:hint="default"/>
+      </w:rPr>
+    </w:lvl>
+  </w:abstractNum>
+  <w:abstractNum w:abstractNumId="4" w15:restartNumberingAfterBreak="0">
+    <w:nsid w:val="181C22DD"/>
+    <w:multiLevelType w:val="hybridMultilevel"/>
+    <w:tmpl w:val="407ADF64"/>
+    <w:lvl w:ilvl="0" w:tplc="04090001">
+      <w:start w:val="1"/>
+      <w:numFmt w:val="bullet"/>
+      <w:lvlText w:val=""/>
+      <w:lvlJc w:val="left"/>
+      <w:pPr>
+        <w:ind w:left="720" w:hanging="360"/>
+      </w:pPr>
+      <w:rPr>
+        <w:rFonts w:ascii="Symbol" w:hAnsi="Symbol" w:hint="default"/>
+      </w:rPr>
+    </w:lvl>
+    <w:lvl w:ilvl="1" w:tplc="04090003" w:tentative="1">
+      <w:start w:val="1"/>
+      <w:numFmt w:val="bullet"/>
+      <w:lvlText w:val="o"/>
+      <w:lvlJc w:val="left"/>
+      <w:pPr>
+        <w:ind w:left="1440" w:hanging="360"/>
+      </w:pPr>
+      <w:rPr>
+        <w:rFonts w:ascii="Courier New" w:hAnsi="Courier New" w:cs="Courier New" w:hint="default"/>
+      </w:rPr>
+    </w:lvl>
+    <w:lvl w:ilvl="2" w:tplc="04090005" w:tentative="1">
+      <w:start w:val="1"/>
+      <w:numFmt w:val="bullet"/>
+      <w:lvlText w:val=""/>
+      <w:lvlJc w:val="left"/>
+      <w:pPr>
+        <w:ind w:left="2160" w:hanging="360"/>
+      </w:pPr>
+      <w:rPr>
+        <w:rFonts w:ascii="Wingdings" w:hAnsi="Wingdings" w:hint="default"/>
+      </w:rPr>
+    </w:lvl>
+    <w:lvl w:ilvl="3" w:tplc="04090001" w:tentative="1">
+      <w:start w:val="1"/>
+      <w:numFmt w:val="bullet"/>
+      <w:lvlText w:val=""/>
+      <w:lvlJc w:val="left"/>
+      <w:pPr>
+        <w:ind w:left="2880" w:hanging="360"/>
+      </w:pPr>
+      <w:rPr>
+        <w:rFonts w:ascii="Symbol" w:hAnsi="Symbol" w:hint="default"/>
+      </w:rPr>
+    </w:lvl>
+    <w:lvl w:ilvl="4" w:tplc="04090003" w:tentative="1">
+      <w:start w:val="1"/>
+      <w:numFmt w:val="bullet"/>
+      <w:lvlText w:val="o"/>
+      <w:lvlJc w:val="left"/>
+      <w:pPr>
+        <w:ind w:left="3600" w:hanging="360"/>
+      </w:pPr>
+      <w:rPr>
+        <w:rFonts w:ascii="Courier New" w:hAnsi="Courier New" w:cs="Courier New" w:hint="default"/>
+      </w:rPr>
+    </w:lvl>
+    <w:lvl w:ilvl="5" w:tplc="04090005" w:tentative="1">
+      <w:start w:val="1"/>
+      <w:numFmt w:val="bullet"/>
+      <w:lvlText w:val=""/>
+      <w:lvlJc w:val="left"/>
+      <w:pPr>
+        <w:ind w:left="4320" w:hanging="360"/>
+      </w:pPr>
+      <w:rPr>
+        <w:rFonts w:ascii="Wingdings" w:hAnsi="Wingdings" w:hint="default"/>
+      </w:rPr>
+    </w:lvl>
+    <w:lvl w:ilvl="6" w:tplc="04090001" w:tentative="1">
+      <w:start w:val="1"/>
+      <w:numFmt w:val="bullet"/>
+      <w:lvlText w:val=""/>
+      <w:lvlJc w:val="left"/>
+      <w:pPr>
+        <w:ind w:left="5040" w:hanging="360"/>
+      </w:pPr>
+      <w:rPr>
+        <w:rFonts w:ascii="Symbol" w:hAnsi="Symbol" w:hint="default"/>
+      </w:rPr>
+    </w:lvl>
+    <w:lvl w:ilvl="7" w:tplc="04090003" w:tentative="1">
+      <w:start w:val="1"/>
+      <w:numFmt w:val="bullet"/>
+      <w:lvlText w:val="o"/>
+      <w:lvlJc w:val="left"/>
+      <w:pPr>
+        <w:ind w:left="5760" w:hanging="360"/>
+      </w:pPr>
+      <w:rPr>
+        <w:rFonts w:ascii="Courier New" w:hAnsi="Courier New" w:cs="Courier New" w:hint="default"/>
+      </w:rPr>
+    </w:lvl>
+    <w:lvl w:ilvl="8" w:tplc="04090005" w:tentative="1">
+      <w:start w:val="1"/>
+      <w:numFmt w:val="bullet"/>
+      <w:lvlText w:val=""/>
+      <w:lvlJc w:val="left"/>
+      <w:pPr>
+        <w:ind w:left="6480" w:hanging="360"/>
+      </w:pPr>
+      <w:rPr>
+        <w:rFonts w:ascii="Wingdings" w:hAnsi="Wingdings" w:hint="default"/>
+      </w:rPr>
+    </w:lvl>
+  </w:abstractNum>
+  <w:abstractNum w:abstractNumId="5" w15:restartNumberingAfterBreak="0">
     <w:nsid w:val="1AD50B41"/>
     <w:multiLevelType w:val="hybridMultilevel"/>
-    <w:tmpl w:val="85FC80AA"/>
+    <w:tmpl w:val="4CA26E02"/>
     <w:lvl w:ilvl="0" w:tplc="0409000F">
       <w:start w:val="1"/>
       <w:numFmt w:val="decimal"/>
@@ -2409,457 +4002,123 @@
       </w:pPr>
     </w:lvl>
   </w:abstractNum>
-  <w:abstractNum w:abstractNumId="4" w15:restartNumberingAfterBreak="0">
-    <w:nsid w:val="1C925617"/>
-    <w:multiLevelType w:val="multilevel"/>
-    <w:tmpl w:val="1240A53A"/>
-    <w:lvl w:ilvl="0">
+  <w:abstractNum w:abstractNumId="6" w15:restartNumberingAfterBreak="0">
+    <w:nsid w:val="1E834346"/>
+    <w:multiLevelType w:val="hybridMultilevel"/>
+    <w:tmpl w:val="3CECA596"/>
+    <w:lvl w:ilvl="0" w:tplc="04090001">
       <w:start w:val="1"/>
       <w:numFmt w:val="bullet"/>
       <w:lvlText w:val=""/>
       <w:lvlJc w:val="left"/>
       <w:pPr>
-        <w:tabs>
-          <w:tab w:val="num" w:pos="720"/>
-        </w:tabs>
         <w:ind w:left="720" w:hanging="360"/>
       </w:pPr>
       <w:rPr>
         <w:rFonts w:ascii="Symbol" w:hAnsi="Symbol" w:hint="default"/>
-        <w:sz w:val="20"/>
-      </w:rPr>
-    </w:lvl>
-    <w:lvl w:ilvl="1" w:tentative="1">
+      </w:rPr>
+    </w:lvl>
+    <w:lvl w:ilvl="1" w:tplc="04090003" w:tentative="1">
       <w:start w:val="1"/>
       <w:numFmt w:val="bullet"/>
       <w:lvlText w:val="o"/>
       <w:lvlJc w:val="left"/>
       <w:pPr>
-        <w:tabs>
-          <w:tab w:val="num" w:pos="1440"/>
-        </w:tabs>
         <w:ind w:left="1440" w:hanging="360"/>
       </w:pPr>
       <w:rPr>
-        <w:rFonts w:ascii="Courier New" w:hAnsi="Courier New" w:hint="default"/>
-        <w:sz w:val="20"/>
-      </w:rPr>
-    </w:lvl>
-    <w:lvl w:ilvl="2" w:tentative="1">
+        <w:rFonts w:ascii="Courier New" w:hAnsi="Courier New" w:cs="Courier New" w:hint="default"/>
+      </w:rPr>
+    </w:lvl>
+    <w:lvl w:ilvl="2" w:tplc="04090005" w:tentative="1">
       <w:start w:val="1"/>
       <w:numFmt w:val="bullet"/>
       <w:lvlText w:val=""/>
       <w:lvlJc w:val="left"/>
       <w:pPr>
-        <w:tabs>
-          <w:tab w:val="num" w:pos="2160"/>
-        </w:tabs>
         <w:ind w:left="2160" w:hanging="360"/>
       </w:pPr>
       <w:rPr>
         <w:rFonts w:ascii="Wingdings" w:hAnsi="Wingdings" w:hint="default"/>
-        <w:sz w:val="20"/>
-      </w:rPr>
-    </w:lvl>
-    <w:lvl w:ilvl="3" w:tentative="1">
+      </w:rPr>
+    </w:lvl>
+    <w:lvl w:ilvl="3" w:tplc="04090001" w:tentative="1">
+      <w:start w:val="1"/>
+      <w:numFmt w:val="bullet"/>
+      <w:lvlText w:val=""/>
+      <w:lvlJc w:val="left"/>
+      <w:pPr>
+        <w:ind w:left="2880" w:hanging="360"/>
+      </w:pPr>
+      <w:rPr>
+        <w:rFonts w:ascii="Symbol" w:hAnsi="Symbol" w:hint="default"/>
+      </w:rPr>
+    </w:lvl>
+    <w:lvl w:ilvl="4" w:tplc="04090003" w:tentative="1">
+      <w:start w:val="1"/>
+      <w:numFmt w:val="bullet"/>
+      <w:lvlText w:val="o"/>
+      <w:lvlJc w:val="left"/>
+      <w:pPr>
+        <w:ind w:left="3600" w:hanging="360"/>
+      </w:pPr>
+      <w:rPr>
+        <w:rFonts w:ascii="Courier New" w:hAnsi="Courier New" w:cs="Courier New" w:hint="default"/>
+      </w:rPr>
+    </w:lvl>
+    <w:lvl w:ilvl="5" w:tplc="04090005" w:tentative="1">
       <w:start w:val="1"/>
       <w:numFmt w:val="bullet"/>
       <w:lvlText w:val=""/>
       <w:lvlJc w:val="left"/>
       <w:pPr>
-        <w:tabs>
-          <w:tab w:val="num" w:pos="2880"/>
-        </w:tabs>
-        <w:ind w:left="2880" w:hanging="360"/>
+        <w:ind w:left="4320" w:hanging="360"/>
       </w:pPr>
       <w:rPr>
         <w:rFonts w:ascii="Wingdings" w:hAnsi="Wingdings" w:hint="default"/>
-        <w:sz w:val="20"/>
-      </w:rPr>
-    </w:lvl>
-    <w:lvl w:ilvl="4" w:tentative="1">
+      </w:rPr>
+    </w:lvl>
+    <w:lvl w:ilvl="6" w:tplc="04090001" w:tentative="1">
+      <w:start w:val="1"/>
+      <w:numFmt w:val="bullet"/>
+      <w:lvlText w:val=""/>
+      <w:lvlJc w:val="left"/>
+      <w:pPr>
+        <w:ind w:left="5040" w:hanging="360"/>
+      </w:pPr>
+      <w:rPr>
+        <w:rFonts w:ascii="Symbol" w:hAnsi="Symbol" w:hint="default"/>
+      </w:rPr>
+    </w:lvl>
+    <w:lvl w:ilvl="7" w:tplc="04090003" w:tentative="1">
+      <w:start w:val="1"/>
+      <w:numFmt w:val="bullet"/>
+      <w:lvlText w:val="o"/>
+      <w:lvlJc w:val="left"/>
+      <w:pPr>
+        <w:ind w:left="5760" w:hanging="360"/>
+      </w:pPr>
+      <w:rPr>
+        <w:rFonts w:ascii="Courier New" w:hAnsi="Courier New" w:cs="Courier New" w:hint="default"/>
+      </w:rPr>
+    </w:lvl>
+    <w:lvl w:ilvl="8" w:tplc="04090005" w:tentative="1">
       <w:start w:val="1"/>
       <w:numFmt w:val="bullet"/>
       <w:lvlText w:val=""/>
       <w:lvlJc w:val="left"/>
       <w:pPr>
-        <w:tabs>
-          <w:tab w:val="num" w:pos="3600"/>
-        </w:tabs>
-        <w:ind w:left="3600" w:hanging="360"/>
+        <w:ind w:left="6480" w:hanging="360"/>
       </w:pPr>
       <w:rPr>
         <w:rFonts w:ascii="Wingdings" w:hAnsi="Wingdings" w:hint="default"/>
-        <w:sz w:val="20"/>
-      </w:rPr>
-    </w:lvl>
-    <w:lvl w:ilvl="5" w:tentative="1">
-      <w:start w:val="1"/>
-      <w:numFmt w:val="bullet"/>
-      <w:lvlText w:val=""/>
-      <w:lvlJc w:val="left"/>
-      <w:pPr>
-        <w:tabs>
-          <w:tab w:val="num" w:pos="4320"/>
-        </w:tabs>
-        <w:ind w:left="4320" w:hanging="360"/>
-      </w:pPr>
-      <w:rPr>
-        <w:rFonts w:ascii="Wingdings" w:hAnsi="Wingdings" w:hint="default"/>
-        <w:sz w:val="20"/>
-      </w:rPr>
-    </w:lvl>
-    <w:lvl w:ilvl="6" w:tentative="1">
-      <w:start w:val="1"/>
-      <w:numFmt w:val="bullet"/>
-      <w:lvlText w:val=""/>
-      <w:lvlJc w:val="left"/>
-      <w:pPr>
-        <w:tabs>
-          <w:tab w:val="num" w:pos="5040"/>
-        </w:tabs>
-        <w:ind w:left="5040" w:hanging="360"/>
-      </w:pPr>
-      <w:rPr>
-        <w:rFonts w:ascii="Wingdings" w:hAnsi="Wingdings" w:hint="default"/>
-        <w:sz w:val="20"/>
-      </w:rPr>
-    </w:lvl>
-    <w:lvl w:ilvl="7" w:tentative="1">
-      <w:start w:val="1"/>
-      <w:numFmt w:val="bullet"/>
-      <w:lvlText w:val=""/>
-      <w:lvlJc w:val="left"/>
-      <w:pPr>
-        <w:tabs>
-          <w:tab w:val="num" w:pos="5760"/>
-        </w:tabs>
-        <w:ind w:left="5760" w:hanging="360"/>
-      </w:pPr>
-      <w:rPr>
-        <w:rFonts w:ascii="Wingdings" w:hAnsi="Wingdings" w:hint="default"/>
-        <w:sz w:val="20"/>
-      </w:rPr>
-    </w:lvl>
-    <w:lvl w:ilvl="8" w:tentative="1">
-      <w:start w:val="1"/>
-      <w:numFmt w:val="bullet"/>
-      <w:lvlText w:val=""/>
-      <w:lvlJc w:val="left"/>
-      <w:pPr>
-        <w:tabs>
-          <w:tab w:val="num" w:pos="6480"/>
-        </w:tabs>
-        <w:ind w:left="6480" w:hanging="360"/>
-      </w:pPr>
-      <w:rPr>
-        <w:rFonts w:ascii="Wingdings" w:hAnsi="Wingdings" w:hint="default"/>
-        <w:sz w:val="20"/>
-      </w:rPr>
-    </w:lvl>
-  </w:abstractNum>
-  <w:abstractNum w:abstractNumId="5" w15:restartNumberingAfterBreak="0">
-    <w:nsid w:val="1DFB6BE0"/>
-    <w:multiLevelType w:val="multilevel"/>
-    <w:tmpl w:val="8BE65DC0"/>
-    <w:lvl w:ilvl="0">
-      <w:start w:val="1"/>
-      <w:numFmt w:val="bullet"/>
-      <w:lvlText w:val=""/>
-      <w:lvlJc w:val="left"/>
-      <w:pPr>
-        <w:tabs>
-          <w:tab w:val="num" w:pos="720"/>
-        </w:tabs>
-        <w:ind w:left="720" w:hanging="360"/>
-      </w:pPr>
-      <w:rPr>
-        <w:rFonts w:ascii="Symbol" w:hAnsi="Symbol" w:hint="default"/>
-        <w:sz w:val="20"/>
-      </w:rPr>
-    </w:lvl>
-    <w:lvl w:ilvl="1" w:tentative="1">
-      <w:start w:val="1"/>
-      <w:numFmt w:val="bullet"/>
-      <w:lvlText w:val="o"/>
-      <w:lvlJc w:val="left"/>
-      <w:pPr>
-        <w:tabs>
-          <w:tab w:val="num" w:pos="1440"/>
-        </w:tabs>
-        <w:ind w:left="1440" w:hanging="360"/>
-      </w:pPr>
-      <w:rPr>
-        <w:rFonts w:ascii="Courier New" w:hAnsi="Courier New" w:hint="default"/>
-        <w:sz w:val="20"/>
-      </w:rPr>
-    </w:lvl>
-    <w:lvl w:ilvl="2" w:tentative="1">
-      <w:start w:val="1"/>
-      <w:numFmt w:val="bullet"/>
-      <w:lvlText w:val=""/>
-      <w:lvlJc w:val="left"/>
-      <w:pPr>
-        <w:tabs>
-          <w:tab w:val="num" w:pos="2160"/>
-        </w:tabs>
-        <w:ind w:left="2160" w:hanging="360"/>
-      </w:pPr>
-      <w:rPr>
-        <w:rFonts w:ascii="Wingdings" w:hAnsi="Wingdings" w:hint="default"/>
-        <w:sz w:val="20"/>
-      </w:rPr>
-    </w:lvl>
-    <w:lvl w:ilvl="3" w:tentative="1">
-      <w:start w:val="1"/>
-      <w:numFmt w:val="bullet"/>
-      <w:lvlText w:val=""/>
-      <w:lvlJc w:val="left"/>
-      <w:pPr>
-        <w:tabs>
-          <w:tab w:val="num" w:pos="2880"/>
-        </w:tabs>
-        <w:ind w:left="2880" w:hanging="360"/>
-      </w:pPr>
-      <w:rPr>
-        <w:rFonts w:ascii="Wingdings" w:hAnsi="Wingdings" w:hint="default"/>
-        <w:sz w:val="20"/>
-      </w:rPr>
-    </w:lvl>
-    <w:lvl w:ilvl="4" w:tentative="1">
-      <w:start w:val="1"/>
-      <w:numFmt w:val="bullet"/>
-      <w:lvlText w:val=""/>
-      <w:lvlJc w:val="left"/>
-      <w:pPr>
-        <w:tabs>
-          <w:tab w:val="num" w:pos="3600"/>
-        </w:tabs>
-        <w:ind w:left="3600" w:hanging="360"/>
-      </w:pPr>
-      <w:rPr>
-        <w:rFonts w:ascii="Wingdings" w:hAnsi="Wingdings" w:hint="default"/>
-        <w:sz w:val="20"/>
-      </w:rPr>
-    </w:lvl>
-    <w:lvl w:ilvl="5" w:tentative="1">
-      <w:start w:val="1"/>
-      <w:numFmt w:val="bullet"/>
-      <w:lvlText w:val=""/>
-      <w:lvlJc w:val="left"/>
-      <w:pPr>
-        <w:tabs>
-          <w:tab w:val="num" w:pos="4320"/>
-        </w:tabs>
-        <w:ind w:left="4320" w:hanging="360"/>
-      </w:pPr>
-      <w:rPr>
-        <w:rFonts w:ascii="Wingdings" w:hAnsi="Wingdings" w:hint="default"/>
-        <w:sz w:val="20"/>
-      </w:rPr>
-    </w:lvl>
-    <w:lvl w:ilvl="6" w:tentative="1">
-      <w:start w:val="1"/>
-      <w:numFmt w:val="bullet"/>
-      <w:lvlText w:val=""/>
-      <w:lvlJc w:val="left"/>
-      <w:pPr>
-        <w:tabs>
-          <w:tab w:val="num" w:pos="5040"/>
-        </w:tabs>
-        <w:ind w:left="5040" w:hanging="360"/>
-      </w:pPr>
-      <w:rPr>
-        <w:rFonts w:ascii="Wingdings" w:hAnsi="Wingdings" w:hint="default"/>
-        <w:sz w:val="20"/>
-      </w:rPr>
-    </w:lvl>
-    <w:lvl w:ilvl="7" w:tentative="1">
-      <w:start w:val="1"/>
-      <w:numFmt w:val="bullet"/>
-      <w:lvlText w:val=""/>
-      <w:lvlJc w:val="left"/>
-      <w:pPr>
-        <w:tabs>
-          <w:tab w:val="num" w:pos="5760"/>
-        </w:tabs>
-        <w:ind w:left="5760" w:hanging="360"/>
-      </w:pPr>
-      <w:rPr>
-        <w:rFonts w:ascii="Wingdings" w:hAnsi="Wingdings" w:hint="default"/>
-        <w:sz w:val="20"/>
-      </w:rPr>
-    </w:lvl>
-    <w:lvl w:ilvl="8" w:tentative="1">
-      <w:start w:val="1"/>
-      <w:numFmt w:val="bullet"/>
-      <w:lvlText w:val=""/>
-      <w:lvlJc w:val="left"/>
-      <w:pPr>
-        <w:tabs>
-          <w:tab w:val="num" w:pos="6480"/>
-        </w:tabs>
-        <w:ind w:left="6480" w:hanging="360"/>
-      </w:pPr>
-      <w:rPr>
-        <w:rFonts w:ascii="Wingdings" w:hAnsi="Wingdings" w:hint="default"/>
-        <w:sz w:val="20"/>
-      </w:rPr>
-    </w:lvl>
-  </w:abstractNum>
-  <w:abstractNum w:abstractNumId="6" w15:restartNumberingAfterBreak="0">
-    <w:nsid w:val="1F122D96"/>
-    <w:multiLevelType w:val="multilevel"/>
-    <w:tmpl w:val="43568D10"/>
-    <w:lvl w:ilvl="0">
-      <w:start w:val="1"/>
-      <w:numFmt w:val="bullet"/>
-      <w:lvlText w:val=""/>
-      <w:lvlJc w:val="left"/>
-      <w:pPr>
-        <w:tabs>
-          <w:tab w:val="num" w:pos="900"/>
-        </w:tabs>
-        <w:ind w:left="900" w:hanging="360"/>
-      </w:pPr>
-      <w:rPr>
-        <w:rFonts w:ascii="Symbol" w:hAnsi="Symbol" w:hint="default"/>
-        <w:sz w:val="20"/>
-      </w:rPr>
-    </w:lvl>
-    <w:lvl w:ilvl="1" w:tentative="1">
-      <w:start w:val="1"/>
-      <w:numFmt w:val="bullet"/>
-      <w:lvlText w:val="o"/>
-      <w:lvlJc w:val="left"/>
-      <w:pPr>
-        <w:tabs>
-          <w:tab w:val="num" w:pos="1620"/>
-        </w:tabs>
-        <w:ind w:left="1620" w:hanging="360"/>
-      </w:pPr>
-      <w:rPr>
-        <w:rFonts w:ascii="Courier New" w:hAnsi="Courier New" w:hint="default"/>
-        <w:sz w:val="20"/>
-      </w:rPr>
-    </w:lvl>
-    <w:lvl w:ilvl="2" w:tentative="1">
-      <w:start w:val="1"/>
-      <w:numFmt w:val="bullet"/>
-      <w:lvlText w:val=""/>
-      <w:lvlJc w:val="left"/>
-      <w:pPr>
-        <w:tabs>
-          <w:tab w:val="num" w:pos="2340"/>
-        </w:tabs>
-        <w:ind w:left="2340" w:hanging="360"/>
-      </w:pPr>
-      <w:rPr>
-        <w:rFonts w:ascii="Wingdings" w:hAnsi="Wingdings" w:hint="default"/>
-        <w:sz w:val="20"/>
-      </w:rPr>
-    </w:lvl>
-    <w:lvl w:ilvl="3" w:tentative="1">
-      <w:start w:val="1"/>
-      <w:numFmt w:val="bullet"/>
-      <w:lvlText w:val=""/>
-      <w:lvlJc w:val="left"/>
-      <w:pPr>
-        <w:tabs>
-          <w:tab w:val="num" w:pos="3060"/>
-        </w:tabs>
-        <w:ind w:left="3060" w:hanging="360"/>
-      </w:pPr>
-      <w:rPr>
-        <w:rFonts w:ascii="Wingdings" w:hAnsi="Wingdings" w:hint="default"/>
-        <w:sz w:val="20"/>
-      </w:rPr>
-    </w:lvl>
-    <w:lvl w:ilvl="4" w:tentative="1">
-      <w:start w:val="1"/>
-      <w:numFmt w:val="bullet"/>
-      <w:lvlText w:val=""/>
-      <w:lvlJc w:val="left"/>
-      <w:pPr>
-        <w:tabs>
-          <w:tab w:val="num" w:pos="3780"/>
-        </w:tabs>
-        <w:ind w:left="3780" w:hanging="360"/>
-      </w:pPr>
-      <w:rPr>
-        <w:rFonts w:ascii="Wingdings" w:hAnsi="Wingdings" w:hint="default"/>
-        <w:sz w:val="20"/>
-      </w:rPr>
-    </w:lvl>
-    <w:lvl w:ilvl="5" w:tentative="1">
-      <w:start w:val="1"/>
-      <w:numFmt w:val="bullet"/>
-      <w:lvlText w:val=""/>
-      <w:lvlJc w:val="left"/>
-      <w:pPr>
-        <w:tabs>
-          <w:tab w:val="num" w:pos="4500"/>
-        </w:tabs>
-        <w:ind w:left="4500" w:hanging="360"/>
-      </w:pPr>
-      <w:rPr>
-        <w:rFonts w:ascii="Wingdings" w:hAnsi="Wingdings" w:hint="default"/>
-        <w:sz w:val="20"/>
-      </w:rPr>
-    </w:lvl>
-    <w:lvl w:ilvl="6" w:tentative="1">
-      <w:start w:val="1"/>
-      <w:numFmt w:val="bullet"/>
-      <w:lvlText w:val=""/>
-      <w:lvlJc w:val="left"/>
-      <w:pPr>
-        <w:tabs>
-          <w:tab w:val="num" w:pos="5220"/>
-        </w:tabs>
-        <w:ind w:left="5220" w:hanging="360"/>
-      </w:pPr>
-      <w:rPr>
-        <w:rFonts w:ascii="Wingdings" w:hAnsi="Wingdings" w:hint="default"/>
-        <w:sz w:val="20"/>
-      </w:rPr>
-    </w:lvl>
-    <w:lvl w:ilvl="7" w:tentative="1">
-      <w:start w:val="1"/>
-      <w:numFmt w:val="bullet"/>
-      <w:lvlText w:val=""/>
-      <w:lvlJc w:val="left"/>
-      <w:pPr>
-        <w:tabs>
-          <w:tab w:val="num" w:pos="5940"/>
-        </w:tabs>
-        <w:ind w:left="5940" w:hanging="360"/>
-      </w:pPr>
-      <w:rPr>
-        <w:rFonts w:ascii="Wingdings" w:hAnsi="Wingdings" w:hint="default"/>
-        <w:sz w:val="20"/>
-      </w:rPr>
-    </w:lvl>
-    <w:lvl w:ilvl="8" w:tentative="1">
-      <w:start w:val="1"/>
-      <w:numFmt w:val="bullet"/>
-      <w:lvlText w:val=""/>
-      <w:lvlJc w:val="left"/>
-      <w:pPr>
-        <w:tabs>
-          <w:tab w:val="num" w:pos="6660"/>
-        </w:tabs>
-        <w:ind w:left="6660" w:hanging="360"/>
-      </w:pPr>
-      <w:rPr>
-        <w:rFonts w:ascii="Wingdings" w:hAnsi="Wingdings" w:hint="default"/>
-        <w:sz w:val="20"/>
       </w:rPr>
     </w:lvl>
   </w:abstractNum>
   <w:abstractNum w:abstractNumId="7" w15:restartNumberingAfterBreak="0">
-    <w:nsid w:val="21A874B5"/>
+    <w:nsid w:val="1F151ADF"/>
     <w:multiLevelType w:val="hybridMultilevel"/>
-    <w:tmpl w:val="1F52EF5E"/>
+    <w:tmpl w:val="6D7478F4"/>
     <w:lvl w:ilvl="0" w:tplc="04090001">
       <w:start w:val="1"/>
       <w:numFmt w:val="bullet"/>
@@ -2872,16 +4131,16 @@
         <w:rFonts w:ascii="Symbol" w:hAnsi="Symbol" w:hint="default"/>
       </w:rPr>
     </w:lvl>
-    <w:lvl w:ilvl="1" w:tplc="04090003" w:tentative="1">
-      <w:start w:val="1"/>
-      <w:numFmt w:val="bullet"/>
-      <w:lvlText w:val="o"/>
-      <w:lvlJc w:val="left"/>
-      <w:pPr>
-        <w:ind w:left="1440" w:hanging="360"/>
-      </w:pPr>
-      <w:rPr>
-        <w:rFonts w:ascii="Courier New" w:hAnsi="Courier New" w:cs="Courier New" w:hint="default"/>
+    <w:lvl w:ilvl="1" w:tplc="04090001">
+      <w:start w:val="1"/>
+      <w:numFmt w:val="bullet"/>
+      <w:lvlText w:val=""/>
+      <w:lvlJc w:val="left"/>
+      <w:pPr>
+        <w:ind w:left="720" w:hanging="360"/>
+      </w:pPr>
+      <w:rPr>
+        <w:rFonts w:ascii="Symbol" w:hAnsi="Symbol" w:hint="default"/>
       </w:rPr>
     </w:lvl>
     <w:lvl w:ilvl="2" w:tplc="04090005" w:tentative="1">
@@ -2970,169 +4229,19 @@
     </w:lvl>
   </w:abstractNum>
   <w:abstractNum w:abstractNumId="8" w15:restartNumberingAfterBreak="0">
-    <w:nsid w:val="229743A4"/>
-    <w:multiLevelType w:val="multilevel"/>
-    <w:tmpl w:val="3C96B060"/>
-    <w:lvl w:ilvl="0">
-      <w:start w:val="1"/>
-      <w:numFmt w:val="bullet"/>
-      <w:lvlText w:val=""/>
-      <w:lvlJc w:val="left"/>
-      <w:pPr>
-        <w:tabs>
-          <w:tab w:val="num" w:pos="720"/>
-        </w:tabs>
-        <w:ind w:left="720" w:hanging="360"/>
-      </w:pPr>
-      <w:rPr>
-        <w:rFonts w:ascii="Symbol" w:hAnsi="Symbol" w:hint="default"/>
-        <w:sz w:val="20"/>
-      </w:rPr>
-    </w:lvl>
-    <w:lvl w:ilvl="1" w:tentative="1">
-      <w:start w:val="1"/>
-      <w:numFmt w:val="bullet"/>
-      <w:lvlText w:val="o"/>
-      <w:lvlJc w:val="left"/>
-      <w:pPr>
-        <w:tabs>
-          <w:tab w:val="num" w:pos="1440"/>
-        </w:tabs>
-        <w:ind w:left="1440" w:hanging="360"/>
-      </w:pPr>
-      <w:rPr>
-        <w:rFonts w:ascii="Courier New" w:hAnsi="Courier New" w:hint="default"/>
-        <w:sz w:val="20"/>
-      </w:rPr>
-    </w:lvl>
-    <w:lvl w:ilvl="2" w:tentative="1">
-      <w:start w:val="1"/>
-      <w:numFmt w:val="bullet"/>
-      <w:lvlText w:val=""/>
-      <w:lvlJc w:val="left"/>
-      <w:pPr>
-        <w:tabs>
-          <w:tab w:val="num" w:pos="2160"/>
-        </w:tabs>
-        <w:ind w:left="2160" w:hanging="360"/>
-      </w:pPr>
-      <w:rPr>
-        <w:rFonts w:ascii="Wingdings" w:hAnsi="Wingdings" w:hint="default"/>
-        <w:sz w:val="20"/>
-      </w:rPr>
-    </w:lvl>
-    <w:lvl w:ilvl="3" w:tentative="1">
-      <w:start w:val="1"/>
-      <w:numFmt w:val="bullet"/>
-      <w:lvlText w:val=""/>
-      <w:lvlJc w:val="left"/>
-      <w:pPr>
-        <w:tabs>
-          <w:tab w:val="num" w:pos="2880"/>
-        </w:tabs>
-        <w:ind w:left="2880" w:hanging="360"/>
-      </w:pPr>
-      <w:rPr>
-        <w:rFonts w:ascii="Wingdings" w:hAnsi="Wingdings" w:hint="default"/>
-        <w:sz w:val="20"/>
-      </w:rPr>
-    </w:lvl>
-    <w:lvl w:ilvl="4" w:tentative="1">
-      <w:start w:val="1"/>
-      <w:numFmt w:val="bullet"/>
-      <w:lvlText w:val=""/>
-      <w:lvlJc w:val="left"/>
-      <w:pPr>
-        <w:tabs>
-          <w:tab w:val="num" w:pos="3600"/>
-        </w:tabs>
-        <w:ind w:left="3600" w:hanging="360"/>
-      </w:pPr>
-      <w:rPr>
-        <w:rFonts w:ascii="Wingdings" w:hAnsi="Wingdings" w:hint="default"/>
-        <w:sz w:val="20"/>
-      </w:rPr>
-    </w:lvl>
-    <w:lvl w:ilvl="5" w:tentative="1">
-      <w:start w:val="1"/>
-      <w:numFmt w:val="bullet"/>
-      <w:lvlText w:val=""/>
-      <w:lvlJc w:val="left"/>
-      <w:pPr>
-        <w:tabs>
-          <w:tab w:val="num" w:pos="4320"/>
-        </w:tabs>
-        <w:ind w:left="4320" w:hanging="360"/>
-      </w:pPr>
-      <w:rPr>
-        <w:rFonts w:ascii="Wingdings" w:hAnsi="Wingdings" w:hint="default"/>
-        <w:sz w:val="20"/>
-      </w:rPr>
-    </w:lvl>
-    <w:lvl w:ilvl="6" w:tentative="1">
-      <w:start w:val="1"/>
-      <w:numFmt w:val="bullet"/>
-      <w:lvlText w:val=""/>
-      <w:lvlJc w:val="left"/>
-      <w:pPr>
-        <w:tabs>
-          <w:tab w:val="num" w:pos="5040"/>
-        </w:tabs>
-        <w:ind w:left="5040" w:hanging="360"/>
-      </w:pPr>
-      <w:rPr>
-        <w:rFonts w:ascii="Wingdings" w:hAnsi="Wingdings" w:hint="default"/>
-        <w:sz w:val="20"/>
-      </w:rPr>
-    </w:lvl>
-    <w:lvl w:ilvl="7" w:tentative="1">
-      <w:start w:val="1"/>
-      <w:numFmt w:val="bullet"/>
-      <w:lvlText w:val=""/>
-      <w:lvlJc w:val="left"/>
-      <w:pPr>
-        <w:tabs>
-          <w:tab w:val="num" w:pos="5760"/>
-        </w:tabs>
-        <w:ind w:left="5760" w:hanging="360"/>
-      </w:pPr>
-      <w:rPr>
-        <w:rFonts w:ascii="Wingdings" w:hAnsi="Wingdings" w:hint="default"/>
-        <w:sz w:val="20"/>
-      </w:rPr>
-    </w:lvl>
-    <w:lvl w:ilvl="8" w:tentative="1">
-      <w:start w:val="1"/>
-      <w:numFmt w:val="bullet"/>
-      <w:lvlText w:val=""/>
-      <w:lvlJc w:val="left"/>
-      <w:pPr>
-        <w:tabs>
-          <w:tab w:val="num" w:pos="6480"/>
-        </w:tabs>
-        <w:ind w:left="6480" w:hanging="360"/>
-      </w:pPr>
-      <w:rPr>
-        <w:rFonts w:ascii="Wingdings" w:hAnsi="Wingdings" w:hint="default"/>
-        <w:sz w:val="20"/>
-      </w:rPr>
-    </w:lvl>
-  </w:abstractNum>
-  <w:abstractNum w:abstractNumId="9" w15:restartNumberingAfterBreak="0">
-    <w:nsid w:val="24A200E7"/>
+    <w:nsid w:val="21B37619"/>
     <w:multiLevelType w:val="hybridMultilevel"/>
-    <w:tmpl w:val="944E0CFE"/>
-    <w:lvl w:ilvl="0" w:tplc="9FFAA5D0">
+    <w:tmpl w:val="7D940A0C"/>
+    <w:lvl w:ilvl="0" w:tplc="0409000F">
       <w:start w:val="1"/>
       <w:numFmt w:val="decimal"/>
       <w:lvlText w:val="%1."/>
       <w:lvlJc w:val="left"/>
       <w:pPr>
-        <w:ind w:left="630" w:hanging="360"/>
+        <w:ind w:left="450" w:hanging="360"/>
       </w:pPr>
       <w:rPr>
         <w:rFonts w:hint="default"/>
-        <w:b/>
       </w:rPr>
     </w:lvl>
     <w:lvl w:ilvl="1" w:tplc="04090019" w:tentative="1">
@@ -3141,7 +4250,7 @@
       <w:lvlText w:val="%2."/>
       <w:lvlJc w:val="left"/>
       <w:pPr>
-        <w:ind w:left="1350" w:hanging="360"/>
+        <w:ind w:left="1170" w:hanging="360"/>
       </w:pPr>
     </w:lvl>
     <w:lvl w:ilvl="2" w:tplc="0409001B" w:tentative="1">
@@ -3150,7 +4259,7 @@
       <w:lvlText w:val="%3."/>
       <w:lvlJc w:val="right"/>
       <w:pPr>
-        <w:ind w:left="2070" w:hanging="180"/>
+        <w:ind w:left="1890" w:hanging="180"/>
       </w:pPr>
     </w:lvl>
     <w:lvl w:ilvl="3" w:tplc="0409000F" w:tentative="1">
@@ -3159,7 +4268,7 @@
       <w:lvlText w:val="%4."/>
       <w:lvlJc w:val="left"/>
       <w:pPr>
-        <w:ind w:left="2790" w:hanging="360"/>
+        <w:ind w:left="2610" w:hanging="360"/>
       </w:pPr>
     </w:lvl>
     <w:lvl w:ilvl="4" w:tplc="04090019" w:tentative="1">
@@ -3168,7 +4277,7 @@
       <w:lvlText w:val="%5."/>
       <w:lvlJc w:val="left"/>
       <w:pPr>
-        <w:ind w:left="3510" w:hanging="360"/>
+        <w:ind w:left="3330" w:hanging="360"/>
       </w:pPr>
     </w:lvl>
     <w:lvl w:ilvl="5" w:tplc="0409001B" w:tentative="1">
@@ -3177,7 +4286,7 @@
       <w:lvlText w:val="%6."/>
       <w:lvlJc w:val="right"/>
       <w:pPr>
-        <w:ind w:left="4230" w:hanging="180"/>
+        <w:ind w:left="4050" w:hanging="180"/>
       </w:pPr>
     </w:lvl>
     <w:lvl w:ilvl="6" w:tplc="0409000F" w:tentative="1">
@@ -3186,7 +4295,7 @@
       <w:lvlText w:val="%7."/>
       <w:lvlJc w:val="left"/>
       <w:pPr>
-        <w:ind w:left="4950" w:hanging="360"/>
+        <w:ind w:left="4770" w:hanging="360"/>
       </w:pPr>
     </w:lvl>
     <w:lvl w:ilvl="7" w:tplc="04090019" w:tentative="1">
@@ -3195,7 +4304,7 @@
       <w:lvlText w:val="%8."/>
       <w:lvlJc w:val="left"/>
       <w:pPr>
-        <w:ind w:left="5670" w:hanging="360"/>
+        <w:ind w:left="5490" w:hanging="360"/>
       </w:pPr>
     </w:lvl>
     <w:lvl w:ilvl="8" w:tplc="0409001B" w:tentative="1">
@@ -3204,266 +4313,343 @@
       <w:lvlText w:val="%9."/>
       <w:lvlJc w:val="right"/>
       <w:pPr>
-        <w:ind w:left="6390" w:hanging="180"/>
-      </w:pPr>
+        <w:ind w:left="6210" w:hanging="180"/>
+      </w:pPr>
+    </w:lvl>
+  </w:abstractNum>
+  <w:abstractNum w:abstractNumId="9" w15:restartNumberingAfterBreak="0">
+    <w:nsid w:val="22CB7CAC"/>
+    <w:multiLevelType w:val="hybridMultilevel"/>
+    <w:tmpl w:val="6EE483CE"/>
+    <w:lvl w:ilvl="0" w:tplc="04090001">
+      <w:start w:val="1"/>
+      <w:numFmt w:val="bullet"/>
+      <w:lvlText w:val=""/>
+      <w:lvlJc w:val="left"/>
+      <w:pPr>
+        <w:ind w:left="720" w:hanging="360"/>
+      </w:pPr>
+      <w:rPr>
+        <w:rFonts w:ascii="Symbol" w:hAnsi="Symbol" w:hint="default"/>
+      </w:rPr>
+    </w:lvl>
+    <w:lvl w:ilvl="1" w:tplc="04090003" w:tentative="1">
+      <w:start w:val="1"/>
+      <w:numFmt w:val="bullet"/>
+      <w:lvlText w:val="o"/>
+      <w:lvlJc w:val="left"/>
+      <w:pPr>
+        <w:ind w:left="1440" w:hanging="360"/>
+      </w:pPr>
+      <w:rPr>
+        <w:rFonts w:ascii="Courier New" w:hAnsi="Courier New" w:cs="Courier New" w:hint="default"/>
+      </w:rPr>
+    </w:lvl>
+    <w:lvl w:ilvl="2" w:tplc="04090005" w:tentative="1">
+      <w:start w:val="1"/>
+      <w:numFmt w:val="bullet"/>
+      <w:lvlText w:val=""/>
+      <w:lvlJc w:val="left"/>
+      <w:pPr>
+        <w:ind w:left="2160" w:hanging="360"/>
+      </w:pPr>
+      <w:rPr>
+        <w:rFonts w:ascii="Wingdings" w:hAnsi="Wingdings" w:hint="default"/>
+      </w:rPr>
+    </w:lvl>
+    <w:lvl w:ilvl="3" w:tplc="04090001" w:tentative="1">
+      <w:start w:val="1"/>
+      <w:numFmt w:val="bullet"/>
+      <w:lvlText w:val=""/>
+      <w:lvlJc w:val="left"/>
+      <w:pPr>
+        <w:ind w:left="2880" w:hanging="360"/>
+      </w:pPr>
+      <w:rPr>
+        <w:rFonts w:ascii="Symbol" w:hAnsi="Symbol" w:hint="default"/>
+      </w:rPr>
+    </w:lvl>
+    <w:lvl w:ilvl="4" w:tplc="04090003" w:tentative="1">
+      <w:start w:val="1"/>
+      <w:numFmt w:val="bullet"/>
+      <w:lvlText w:val="o"/>
+      <w:lvlJc w:val="left"/>
+      <w:pPr>
+        <w:ind w:left="3600" w:hanging="360"/>
+      </w:pPr>
+      <w:rPr>
+        <w:rFonts w:ascii="Courier New" w:hAnsi="Courier New" w:cs="Courier New" w:hint="default"/>
+      </w:rPr>
+    </w:lvl>
+    <w:lvl w:ilvl="5" w:tplc="04090005" w:tentative="1">
+      <w:start w:val="1"/>
+      <w:numFmt w:val="bullet"/>
+      <w:lvlText w:val=""/>
+      <w:lvlJc w:val="left"/>
+      <w:pPr>
+        <w:ind w:left="4320" w:hanging="360"/>
+      </w:pPr>
+      <w:rPr>
+        <w:rFonts w:ascii="Wingdings" w:hAnsi="Wingdings" w:hint="default"/>
+      </w:rPr>
+    </w:lvl>
+    <w:lvl w:ilvl="6" w:tplc="04090001" w:tentative="1">
+      <w:start w:val="1"/>
+      <w:numFmt w:val="bullet"/>
+      <w:lvlText w:val=""/>
+      <w:lvlJc w:val="left"/>
+      <w:pPr>
+        <w:ind w:left="5040" w:hanging="360"/>
+      </w:pPr>
+      <w:rPr>
+        <w:rFonts w:ascii="Symbol" w:hAnsi="Symbol" w:hint="default"/>
+      </w:rPr>
+    </w:lvl>
+    <w:lvl w:ilvl="7" w:tplc="04090003" w:tentative="1">
+      <w:start w:val="1"/>
+      <w:numFmt w:val="bullet"/>
+      <w:lvlText w:val="o"/>
+      <w:lvlJc w:val="left"/>
+      <w:pPr>
+        <w:ind w:left="5760" w:hanging="360"/>
+      </w:pPr>
+      <w:rPr>
+        <w:rFonts w:ascii="Courier New" w:hAnsi="Courier New" w:cs="Courier New" w:hint="default"/>
+      </w:rPr>
+    </w:lvl>
+    <w:lvl w:ilvl="8" w:tplc="04090005" w:tentative="1">
+      <w:start w:val="1"/>
+      <w:numFmt w:val="bullet"/>
+      <w:lvlText w:val=""/>
+      <w:lvlJc w:val="left"/>
+      <w:pPr>
+        <w:ind w:left="6480" w:hanging="360"/>
+      </w:pPr>
+      <w:rPr>
+        <w:rFonts w:ascii="Wingdings" w:hAnsi="Wingdings" w:hint="default"/>
+      </w:rPr>
     </w:lvl>
   </w:abstractNum>
   <w:abstractNum w:abstractNumId="10" w15:restartNumberingAfterBreak="0">
-    <w:nsid w:val="24A45DFA"/>
-    <w:multiLevelType w:val="multilevel"/>
-    <w:tmpl w:val="F88E025E"/>
-    <w:lvl w:ilvl="0">
+    <w:nsid w:val="28091873"/>
+    <w:multiLevelType w:val="hybridMultilevel"/>
+    <w:tmpl w:val="4990ADFC"/>
+    <w:lvl w:ilvl="0" w:tplc="04090001">
       <w:start w:val="1"/>
       <w:numFmt w:val="bullet"/>
       <w:lvlText w:val=""/>
       <w:lvlJc w:val="left"/>
       <w:pPr>
-        <w:tabs>
-          <w:tab w:val="num" w:pos="900"/>
-        </w:tabs>
-        <w:ind w:left="900" w:hanging="360"/>
+        <w:ind w:left="720" w:hanging="360"/>
       </w:pPr>
       <w:rPr>
         <w:rFonts w:ascii="Symbol" w:hAnsi="Symbol" w:hint="default"/>
-        <w:sz w:val="20"/>
-      </w:rPr>
-    </w:lvl>
-    <w:lvl w:ilvl="1" w:tentative="1">
+      </w:rPr>
+    </w:lvl>
+    <w:lvl w:ilvl="1" w:tplc="04090003" w:tentative="1">
       <w:start w:val="1"/>
       <w:numFmt w:val="bullet"/>
       <w:lvlText w:val="o"/>
       <w:lvlJc w:val="left"/>
       <w:pPr>
-        <w:tabs>
-          <w:tab w:val="num" w:pos="1620"/>
-        </w:tabs>
-        <w:ind w:left="1620" w:hanging="360"/>
-      </w:pPr>
-      <w:rPr>
-        <w:rFonts w:ascii="Courier New" w:hAnsi="Courier New" w:hint="default"/>
-        <w:sz w:val="20"/>
-      </w:rPr>
-    </w:lvl>
-    <w:lvl w:ilvl="2" w:tentative="1">
+        <w:ind w:left="1440" w:hanging="360"/>
+      </w:pPr>
+      <w:rPr>
+        <w:rFonts w:ascii="Courier New" w:hAnsi="Courier New" w:cs="Courier New" w:hint="default"/>
+      </w:rPr>
+    </w:lvl>
+    <w:lvl w:ilvl="2" w:tplc="04090005" w:tentative="1">
       <w:start w:val="1"/>
       <w:numFmt w:val="bullet"/>
       <w:lvlText w:val=""/>
       <w:lvlJc w:val="left"/>
       <w:pPr>
-        <w:tabs>
-          <w:tab w:val="num" w:pos="2340"/>
-        </w:tabs>
-        <w:ind w:left="2340" w:hanging="360"/>
+        <w:ind w:left="2160" w:hanging="360"/>
       </w:pPr>
       <w:rPr>
         <w:rFonts w:ascii="Wingdings" w:hAnsi="Wingdings" w:hint="default"/>
-        <w:sz w:val="20"/>
-      </w:rPr>
-    </w:lvl>
-    <w:lvl w:ilvl="3" w:tentative="1">
+      </w:rPr>
+    </w:lvl>
+    <w:lvl w:ilvl="3" w:tplc="04090001" w:tentative="1">
+      <w:start w:val="1"/>
+      <w:numFmt w:val="bullet"/>
+      <w:lvlText w:val=""/>
+      <w:lvlJc w:val="left"/>
+      <w:pPr>
+        <w:ind w:left="2880" w:hanging="360"/>
+      </w:pPr>
+      <w:rPr>
+        <w:rFonts w:ascii="Symbol" w:hAnsi="Symbol" w:hint="default"/>
+      </w:rPr>
+    </w:lvl>
+    <w:lvl w:ilvl="4" w:tplc="04090003" w:tentative="1">
+      <w:start w:val="1"/>
+      <w:numFmt w:val="bullet"/>
+      <w:lvlText w:val="o"/>
+      <w:lvlJc w:val="left"/>
+      <w:pPr>
+        <w:ind w:left="3600" w:hanging="360"/>
+      </w:pPr>
+      <w:rPr>
+        <w:rFonts w:ascii="Courier New" w:hAnsi="Courier New" w:cs="Courier New" w:hint="default"/>
+      </w:rPr>
+    </w:lvl>
+    <w:lvl w:ilvl="5" w:tplc="04090005" w:tentative="1">
       <w:start w:val="1"/>
       <w:numFmt w:val="bullet"/>
       <w:lvlText w:val=""/>
       <w:lvlJc w:val="left"/>
       <w:pPr>
-        <w:tabs>
-          <w:tab w:val="num" w:pos="3060"/>
-        </w:tabs>
-        <w:ind w:left="3060" w:hanging="360"/>
+        <w:ind w:left="4320" w:hanging="360"/>
       </w:pPr>
       <w:rPr>
         <w:rFonts w:ascii="Wingdings" w:hAnsi="Wingdings" w:hint="default"/>
-        <w:sz w:val="20"/>
-      </w:rPr>
-    </w:lvl>
-    <w:lvl w:ilvl="4" w:tentative="1">
+      </w:rPr>
+    </w:lvl>
+    <w:lvl w:ilvl="6" w:tplc="04090001" w:tentative="1">
+      <w:start w:val="1"/>
+      <w:numFmt w:val="bullet"/>
+      <w:lvlText w:val=""/>
+      <w:lvlJc w:val="left"/>
+      <w:pPr>
+        <w:ind w:left="5040" w:hanging="360"/>
+      </w:pPr>
+      <w:rPr>
+        <w:rFonts w:ascii="Symbol" w:hAnsi="Symbol" w:hint="default"/>
+      </w:rPr>
+    </w:lvl>
+    <w:lvl w:ilvl="7" w:tplc="04090003" w:tentative="1">
+      <w:start w:val="1"/>
+      <w:numFmt w:val="bullet"/>
+      <w:lvlText w:val="o"/>
+      <w:lvlJc w:val="left"/>
+      <w:pPr>
+        <w:ind w:left="5760" w:hanging="360"/>
+      </w:pPr>
+      <w:rPr>
+        <w:rFonts w:ascii="Courier New" w:hAnsi="Courier New" w:cs="Courier New" w:hint="default"/>
+      </w:rPr>
+    </w:lvl>
+    <w:lvl w:ilvl="8" w:tplc="04090005" w:tentative="1">
       <w:start w:val="1"/>
       <w:numFmt w:val="bullet"/>
       <w:lvlText w:val=""/>
       <w:lvlJc w:val="left"/>
       <w:pPr>
-        <w:tabs>
-          <w:tab w:val="num" w:pos="3780"/>
-        </w:tabs>
-        <w:ind w:left="3780" w:hanging="360"/>
+        <w:ind w:left="6480" w:hanging="360"/>
       </w:pPr>
       <w:rPr>
         <w:rFonts w:ascii="Wingdings" w:hAnsi="Wingdings" w:hint="default"/>
-        <w:sz w:val="20"/>
-      </w:rPr>
-    </w:lvl>
-    <w:lvl w:ilvl="5" w:tentative="1">
-      <w:start w:val="1"/>
-      <w:numFmt w:val="bullet"/>
-      <w:lvlText w:val=""/>
-      <w:lvlJc w:val="left"/>
-      <w:pPr>
-        <w:tabs>
-          <w:tab w:val="num" w:pos="4500"/>
-        </w:tabs>
-        <w:ind w:left="4500" w:hanging="360"/>
-      </w:pPr>
-      <w:rPr>
-        <w:rFonts w:ascii="Wingdings" w:hAnsi="Wingdings" w:hint="default"/>
-        <w:sz w:val="20"/>
-      </w:rPr>
-    </w:lvl>
-    <w:lvl w:ilvl="6" w:tentative="1">
-      <w:start w:val="1"/>
-      <w:numFmt w:val="bullet"/>
-      <w:lvlText w:val=""/>
-      <w:lvlJc w:val="left"/>
-      <w:pPr>
-        <w:tabs>
-          <w:tab w:val="num" w:pos="5220"/>
-        </w:tabs>
-        <w:ind w:left="5220" w:hanging="360"/>
-      </w:pPr>
-      <w:rPr>
-        <w:rFonts w:ascii="Wingdings" w:hAnsi="Wingdings" w:hint="default"/>
-        <w:sz w:val="20"/>
-      </w:rPr>
-    </w:lvl>
-    <w:lvl w:ilvl="7" w:tentative="1">
-      <w:start w:val="1"/>
-      <w:numFmt w:val="bullet"/>
-      <w:lvlText w:val=""/>
-      <w:lvlJc w:val="left"/>
-      <w:pPr>
-        <w:tabs>
-          <w:tab w:val="num" w:pos="5940"/>
-        </w:tabs>
-        <w:ind w:left="5940" w:hanging="360"/>
-      </w:pPr>
-      <w:rPr>
-        <w:rFonts w:ascii="Wingdings" w:hAnsi="Wingdings" w:hint="default"/>
-        <w:sz w:val="20"/>
-      </w:rPr>
-    </w:lvl>
-    <w:lvl w:ilvl="8" w:tentative="1">
-      <w:start w:val="1"/>
-      <w:numFmt w:val="bullet"/>
-      <w:lvlText w:val=""/>
-      <w:lvlJc w:val="left"/>
-      <w:pPr>
-        <w:tabs>
-          <w:tab w:val="num" w:pos="6660"/>
-        </w:tabs>
-        <w:ind w:left="6660" w:hanging="360"/>
-      </w:pPr>
-      <w:rPr>
-        <w:rFonts w:ascii="Wingdings" w:hAnsi="Wingdings" w:hint="default"/>
-        <w:sz w:val="20"/>
       </w:rPr>
     </w:lvl>
   </w:abstractNum>
   <w:abstractNum w:abstractNumId="11" w15:restartNumberingAfterBreak="0">
-    <w:nsid w:val="289B70B4"/>
+    <w:nsid w:val="37D408ED"/>
     <w:multiLevelType w:val="hybridMultilevel"/>
-    <w:tmpl w:val="0DC6C0F8"/>
-    <w:lvl w:ilvl="0" w:tplc="0409000B">
-      <w:start w:val="1"/>
-      <w:numFmt w:val="bullet"/>
-      <w:lvlText w:val=""/>
+    <w:tmpl w:val="1A020B08"/>
+    <w:lvl w:ilvl="0" w:tplc="04090001">
+      <w:start w:val="1"/>
+      <w:numFmt w:val="bullet"/>
+      <w:lvlText w:val=""/>
+      <w:lvlJc w:val="left"/>
+      <w:pPr>
+        <w:ind w:left="720" w:hanging="360"/>
+      </w:pPr>
+      <w:rPr>
+        <w:rFonts w:ascii="Symbol" w:hAnsi="Symbol" w:hint="default"/>
+      </w:rPr>
+    </w:lvl>
+    <w:lvl w:ilvl="1" w:tplc="04090003" w:tentative="1">
+      <w:start w:val="1"/>
+      <w:numFmt w:val="bullet"/>
+      <w:lvlText w:val="o"/>
       <w:lvlJc w:val="left"/>
       <w:pPr>
         <w:ind w:left="1440" w:hanging="360"/>
       </w:pPr>
       <w:rPr>
+        <w:rFonts w:ascii="Courier New" w:hAnsi="Courier New" w:cs="Courier New" w:hint="default"/>
+      </w:rPr>
+    </w:lvl>
+    <w:lvl w:ilvl="2" w:tplc="04090005" w:tentative="1">
+      <w:start w:val="1"/>
+      <w:numFmt w:val="bullet"/>
+      <w:lvlText w:val=""/>
+      <w:lvlJc w:val="left"/>
+      <w:pPr>
+        <w:ind w:left="2160" w:hanging="360"/>
+      </w:pPr>
+      <w:rPr>
         <w:rFonts w:ascii="Wingdings" w:hAnsi="Wingdings" w:hint="default"/>
       </w:rPr>
     </w:lvl>
-    <w:lvl w:ilvl="1" w:tplc="04090003" w:tentative="1">
+    <w:lvl w:ilvl="3" w:tplc="04090001" w:tentative="1">
+      <w:start w:val="1"/>
+      <w:numFmt w:val="bullet"/>
+      <w:lvlText w:val=""/>
+      <w:lvlJc w:val="left"/>
+      <w:pPr>
+        <w:ind w:left="2880" w:hanging="360"/>
+      </w:pPr>
+      <w:rPr>
+        <w:rFonts w:ascii="Symbol" w:hAnsi="Symbol" w:hint="default"/>
+      </w:rPr>
+    </w:lvl>
+    <w:lvl w:ilvl="4" w:tplc="04090003" w:tentative="1">
       <w:start w:val="1"/>
       <w:numFmt w:val="bullet"/>
       <w:lvlText w:val="o"/>
       <w:lvlJc w:val="left"/>
       <w:pPr>
-        <w:ind w:left="2160" w:hanging="360"/>
+        <w:ind w:left="3600" w:hanging="360"/>
       </w:pPr>
       <w:rPr>
         <w:rFonts w:ascii="Courier New" w:hAnsi="Courier New" w:cs="Courier New" w:hint="default"/>
       </w:rPr>
     </w:lvl>
-    <w:lvl w:ilvl="2" w:tplc="04090005" w:tentative="1">
+    <w:lvl w:ilvl="5" w:tplc="04090005" w:tentative="1">
       <w:start w:val="1"/>
       <w:numFmt w:val="bullet"/>
       <w:lvlText w:val=""/>
       <w:lvlJc w:val="left"/>
       <w:pPr>
-        <w:ind w:left="2880" w:hanging="360"/>
+        <w:ind w:left="4320" w:hanging="360"/>
       </w:pPr>
       <w:rPr>
         <w:rFonts w:ascii="Wingdings" w:hAnsi="Wingdings" w:hint="default"/>
       </w:rPr>
     </w:lvl>
-    <w:lvl w:ilvl="3" w:tplc="04090001" w:tentative="1">
+    <w:lvl w:ilvl="6" w:tplc="04090001" w:tentative="1">
       <w:start w:val="1"/>
       <w:numFmt w:val="bullet"/>
       <w:lvlText w:val=""/>
       <w:lvlJc w:val="left"/>
       <w:pPr>
-        <w:ind w:left="3600" w:hanging="360"/>
+        <w:ind w:left="5040" w:hanging="360"/>
       </w:pPr>
       <w:rPr>
         <w:rFonts w:ascii="Symbol" w:hAnsi="Symbol" w:hint="default"/>
       </w:rPr>
     </w:lvl>
-    <w:lvl w:ilvl="4" w:tplc="04090003" w:tentative="1">
+    <w:lvl w:ilvl="7" w:tplc="04090003" w:tentative="1">
       <w:start w:val="1"/>
       <w:numFmt w:val="bullet"/>
       <w:lvlText w:val="o"/>
       <w:lvlJc w:val="left"/>
       <w:pPr>
-        <w:ind w:left="4320" w:hanging="360"/>
+        <w:ind w:left="5760" w:hanging="360"/>
       </w:pPr>
       <w:rPr>
         <w:rFonts w:ascii="Courier New" w:hAnsi="Courier New" w:cs="Courier New" w:hint="default"/>
       </w:rPr>
     </w:lvl>
-    <w:lvl w:ilvl="5" w:tplc="04090005" w:tentative="1">
+    <w:lvl w:ilvl="8" w:tplc="04090005" w:tentative="1">
       <w:start w:val="1"/>
       <w:numFmt w:val="bullet"/>
       <w:lvlText w:val=""/>
       <w:lvlJc w:val="left"/>
       <w:pPr>
-        <w:ind w:left="5040" w:hanging="360"/>
-      </w:pPr>
-      <w:rPr>
-        <w:rFonts w:ascii="Wingdings" w:hAnsi="Wingdings" w:hint="default"/>
-      </w:rPr>
-    </w:lvl>
-    <w:lvl w:ilvl="6" w:tplc="04090001" w:tentative="1">
-      <w:start w:val="1"/>
-      <w:numFmt w:val="bullet"/>
-      <w:lvlText w:val=""/>
-      <w:lvlJc w:val="left"/>
-      <w:pPr>
-        <w:ind w:left="5760" w:hanging="360"/>
-      </w:pPr>
-      <w:rPr>
-        <w:rFonts w:ascii="Symbol" w:hAnsi="Symbol" w:hint="default"/>
-      </w:rPr>
-    </w:lvl>
-    <w:lvl w:ilvl="7" w:tplc="04090003" w:tentative="1">
-      <w:start w:val="1"/>
-      <w:numFmt w:val="bullet"/>
-      <w:lvlText w:val="o"/>
-      <w:lvlJc w:val="left"/>
-      <w:pPr>
         <w:ind w:left="6480" w:hanging="360"/>
-      </w:pPr>
-      <w:rPr>
-        <w:rFonts w:ascii="Courier New" w:hAnsi="Courier New" w:cs="Courier New" w:hint="default"/>
-      </w:rPr>
-    </w:lvl>
-    <w:lvl w:ilvl="8" w:tplc="04090005" w:tentative="1">
-      <w:start w:val="1"/>
-      <w:numFmt w:val="bullet"/>
-      <w:lvlText w:val=""/>
-      <w:lvlJc w:val="left"/>
-      <w:pPr>
-        <w:ind w:left="7200" w:hanging="360"/>
       </w:pPr>
       <w:rPr>
         <w:rFonts w:ascii="Wingdings" w:hAnsi="Wingdings" w:hint="default"/>
@@ -3471,609 +4657,543 @@
     </w:lvl>
   </w:abstractNum>
   <w:abstractNum w:abstractNumId="12" w15:restartNumberingAfterBreak="0">
-    <w:nsid w:val="2B1A40F3"/>
+    <w:nsid w:val="493249DE"/>
     <w:multiLevelType w:val="hybridMultilevel"/>
-    <w:tmpl w:val="C13A4454"/>
-    <w:lvl w:ilvl="0" w:tplc="0409000F">
+    <w:tmpl w:val="E6CA7FA8"/>
+    <w:lvl w:ilvl="0" w:tplc="04090001">
+      <w:start w:val="1"/>
+      <w:numFmt w:val="bullet"/>
+      <w:lvlText w:val=""/>
+      <w:lvlJc w:val="left"/>
+      <w:pPr>
+        <w:ind w:left="720" w:hanging="360"/>
+      </w:pPr>
+      <w:rPr>
+        <w:rFonts w:ascii="Symbol" w:hAnsi="Symbol" w:hint="default"/>
+      </w:rPr>
+    </w:lvl>
+    <w:lvl w:ilvl="1" w:tplc="04090001">
+      <w:start w:val="1"/>
+      <w:numFmt w:val="bullet"/>
+      <w:lvlText w:val=""/>
+      <w:lvlJc w:val="left"/>
+      <w:pPr>
+        <w:ind w:left="720" w:hanging="360"/>
+      </w:pPr>
+      <w:rPr>
+        <w:rFonts w:ascii="Symbol" w:hAnsi="Symbol" w:hint="default"/>
+      </w:rPr>
+    </w:lvl>
+    <w:lvl w:ilvl="2" w:tplc="04090005" w:tentative="1">
+      <w:start w:val="1"/>
+      <w:numFmt w:val="bullet"/>
+      <w:lvlText w:val=""/>
+      <w:lvlJc w:val="left"/>
+      <w:pPr>
+        <w:ind w:left="2160" w:hanging="360"/>
+      </w:pPr>
+      <w:rPr>
+        <w:rFonts w:ascii="Wingdings" w:hAnsi="Wingdings" w:hint="default"/>
+      </w:rPr>
+    </w:lvl>
+    <w:lvl w:ilvl="3" w:tplc="04090001" w:tentative="1">
+      <w:start w:val="1"/>
+      <w:numFmt w:val="bullet"/>
+      <w:lvlText w:val=""/>
+      <w:lvlJc w:val="left"/>
+      <w:pPr>
+        <w:ind w:left="2880" w:hanging="360"/>
+      </w:pPr>
+      <w:rPr>
+        <w:rFonts w:ascii="Symbol" w:hAnsi="Symbol" w:hint="default"/>
+      </w:rPr>
+    </w:lvl>
+    <w:lvl w:ilvl="4" w:tplc="04090003" w:tentative="1">
+      <w:start w:val="1"/>
+      <w:numFmt w:val="bullet"/>
+      <w:lvlText w:val="o"/>
+      <w:lvlJc w:val="left"/>
+      <w:pPr>
+        <w:ind w:left="3600" w:hanging="360"/>
+      </w:pPr>
+      <w:rPr>
+        <w:rFonts w:ascii="Courier New" w:hAnsi="Courier New" w:cs="Courier New" w:hint="default"/>
+      </w:rPr>
+    </w:lvl>
+    <w:lvl w:ilvl="5" w:tplc="04090005" w:tentative="1">
+      <w:start w:val="1"/>
+      <w:numFmt w:val="bullet"/>
+      <w:lvlText w:val=""/>
+      <w:lvlJc w:val="left"/>
+      <w:pPr>
+        <w:ind w:left="4320" w:hanging="360"/>
+      </w:pPr>
+      <w:rPr>
+        <w:rFonts w:ascii="Wingdings" w:hAnsi="Wingdings" w:hint="default"/>
+      </w:rPr>
+    </w:lvl>
+    <w:lvl w:ilvl="6" w:tplc="04090001" w:tentative="1">
+      <w:start w:val="1"/>
+      <w:numFmt w:val="bullet"/>
+      <w:lvlText w:val=""/>
+      <w:lvlJc w:val="left"/>
+      <w:pPr>
+        <w:ind w:left="5040" w:hanging="360"/>
+      </w:pPr>
+      <w:rPr>
+        <w:rFonts w:ascii="Symbol" w:hAnsi="Symbol" w:hint="default"/>
+      </w:rPr>
+    </w:lvl>
+    <w:lvl w:ilvl="7" w:tplc="04090003" w:tentative="1">
+      <w:start w:val="1"/>
+      <w:numFmt w:val="bullet"/>
+      <w:lvlText w:val="o"/>
+      <w:lvlJc w:val="left"/>
+      <w:pPr>
+        <w:ind w:left="5760" w:hanging="360"/>
+      </w:pPr>
+      <w:rPr>
+        <w:rFonts w:ascii="Courier New" w:hAnsi="Courier New" w:cs="Courier New" w:hint="default"/>
+      </w:rPr>
+    </w:lvl>
+    <w:lvl w:ilvl="8" w:tplc="04090005" w:tentative="1">
+      <w:start w:val="1"/>
+      <w:numFmt w:val="bullet"/>
+      <w:lvlText w:val=""/>
+      <w:lvlJc w:val="left"/>
+      <w:pPr>
+        <w:ind w:left="6480" w:hanging="360"/>
+      </w:pPr>
+      <w:rPr>
+        <w:rFonts w:ascii="Wingdings" w:hAnsi="Wingdings" w:hint="default"/>
+      </w:rPr>
+    </w:lvl>
+  </w:abstractNum>
+  <w:abstractNum w:abstractNumId="13" w15:restartNumberingAfterBreak="0">
+    <w:nsid w:val="4A735B1A"/>
+    <w:multiLevelType w:val="hybridMultilevel"/>
+    <w:tmpl w:val="A8F44940"/>
+    <w:lvl w:ilvl="0" w:tplc="FFFFFFFF">
       <w:start w:val="1"/>
       <w:numFmt w:val="decimal"/>
       <w:lvlText w:val="%1."/>
       <w:lvlJc w:val="left"/>
       <w:pPr>
-        <w:ind w:left="1440" w:hanging="360"/>
-      </w:pPr>
-    </w:lvl>
-    <w:lvl w:ilvl="1" w:tplc="04090019" w:tentative="1">
-      <w:start w:val="1"/>
-      <w:numFmt w:val="lowerLetter"/>
-      <w:lvlText w:val="%2."/>
-      <w:lvlJc w:val="left"/>
-      <w:pPr>
-        <w:ind w:left="2160" w:hanging="360"/>
-      </w:pPr>
-    </w:lvl>
-    <w:lvl w:ilvl="2" w:tplc="0409001B" w:tentative="1">
+        <w:ind w:left="450" w:hanging="360"/>
+      </w:pPr>
+      <w:rPr>
+        <w:rFonts w:hint="default"/>
+      </w:rPr>
+    </w:lvl>
+    <w:lvl w:ilvl="1" w:tplc="FA58C2EA">
+      <w:start w:val="4"/>
+      <w:numFmt w:val="bullet"/>
+      <w:lvlText w:val="-"/>
+      <w:lvlJc w:val="left"/>
+      <w:pPr>
+        <w:ind w:left="1170" w:hanging="360"/>
+      </w:pPr>
+      <w:rPr>
+        <w:rFonts w:ascii="Calibri" w:eastAsiaTheme="minorHAnsi" w:hAnsi="Calibri" w:cs="Calibri" w:hint="default"/>
+      </w:rPr>
+    </w:lvl>
+    <w:lvl w:ilvl="2" w:tplc="FFFFFFFF" w:tentative="1">
       <w:start w:val="1"/>
       <w:numFmt w:val="lowerRoman"/>
       <w:lvlText w:val="%3."/>
       <w:lvlJc w:val="right"/>
       <w:pPr>
-        <w:ind w:left="2880" w:hanging="180"/>
-      </w:pPr>
-    </w:lvl>
-    <w:lvl w:ilvl="3" w:tplc="0409000F" w:tentative="1">
+        <w:ind w:left="1890" w:hanging="180"/>
+      </w:pPr>
+    </w:lvl>
+    <w:lvl w:ilvl="3" w:tplc="FFFFFFFF" w:tentative="1">
       <w:start w:val="1"/>
       <w:numFmt w:val="decimal"/>
       <w:lvlText w:val="%4."/>
       <w:lvlJc w:val="left"/>
       <w:pPr>
-        <w:ind w:left="3600" w:hanging="360"/>
-      </w:pPr>
-    </w:lvl>
-    <w:lvl w:ilvl="4" w:tplc="04090019" w:tentative="1">
+        <w:ind w:left="2610" w:hanging="360"/>
+      </w:pPr>
+    </w:lvl>
+    <w:lvl w:ilvl="4" w:tplc="FFFFFFFF" w:tentative="1">
       <w:start w:val="1"/>
       <w:numFmt w:val="lowerLetter"/>
       <w:lvlText w:val="%5."/>
       <w:lvlJc w:val="left"/>
       <w:pPr>
-        <w:ind w:left="4320" w:hanging="360"/>
-      </w:pPr>
-    </w:lvl>
-    <w:lvl w:ilvl="5" w:tplc="0409001B" w:tentative="1">
+        <w:ind w:left="3330" w:hanging="360"/>
+      </w:pPr>
+    </w:lvl>
+    <w:lvl w:ilvl="5" w:tplc="FFFFFFFF" w:tentative="1">
       <w:start w:val="1"/>
       <w:numFmt w:val="lowerRoman"/>
       <w:lvlText w:val="%6."/>
       <w:lvlJc w:val="right"/>
       <w:pPr>
-        <w:ind w:left="5040" w:hanging="180"/>
-      </w:pPr>
-    </w:lvl>
-    <w:lvl w:ilvl="6" w:tplc="0409000F" w:tentative="1">
+        <w:ind w:left="4050" w:hanging="180"/>
+      </w:pPr>
+    </w:lvl>
+    <w:lvl w:ilvl="6" w:tplc="FFFFFFFF" w:tentative="1">
       <w:start w:val="1"/>
       <w:numFmt w:val="decimal"/>
       <w:lvlText w:val="%7."/>
       <w:lvlJc w:val="left"/>
       <w:pPr>
-        <w:ind w:left="5760" w:hanging="360"/>
-      </w:pPr>
-    </w:lvl>
-    <w:lvl w:ilvl="7" w:tplc="04090019" w:tentative="1">
+        <w:ind w:left="4770" w:hanging="360"/>
+      </w:pPr>
+    </w:lvl>
+    <w:lvl w:ilvl="7" w:tplc="FFFFFFFF" w:tentative="1">
       <w:start w:val="1"/>
       <w:numFmt w:val="lowerLetter"/>
       <w:lvlText w:val="%8."/>
       <w:lvlJc w:val="left"/>
       <w:pPr>
-        <w:ind w:left="6480" w:hanging="360"/>
-      </w:pPr>
-    </w:lvl>
-    <w:lvl w:ilvl="8" w:tplc="0409001B" w:tentative="1">
+        <w:ind w:left="5490" w:hanging="360"/>
+      </w:pPr>
+    </w:lvl>
+    <w:lvl w:ilvl="8" w:tplc="FFFFFFFF" w:tentative="1">
       <w:start w:val="1"/>
       <w:numFmt w:val="lowerRoman"/>
       <w:lvlText w:val="%9."/>
       <w:lvlJc w:val="right"/>
       <w:pPr>
-        <w:ind w:left="7200" w:hanging="180"/>
-      </w:pPr>
-    </w:lvl>
-  </w:abstractNum>
-  <w:abstractNum w:abstractNumId="13" w15:restartNumberingAfterBreak="0">
-    <w:nsid w:val="35F65D98"/>
-    <w:multiLevelType w:val="hybridMultilevel"/>
-    <w:tmpl w:val="3490C050"/>
-    <w:lvl w:ilvl="0" w:tplc="04090001">
-      <w:start w:val="1"/>
-      <w:numFmt w:val="bullet"/>
-      <w:lvlText w:val=""/>
-      <w:lvlJc w:val="left"/>
-      <w:pPr>
-        <w:ind w:left="720" w:hanging="360"/>
-      </w:pPr>
-      <w:rPr>
-        <w:rFonts w:ascii="Symbol" w:hAnsi="Symbol" w:hint="default"/>
-      </w:rPr>
-    </w:lvl>
-    <w:lvl w:ilvl="1" w:tplc="04090003" w:tentative="1">
-      <w:start w:val="1"/>
-      <w:numFmt w:val="bullet"/>
-      <w:lvlText w:val="o"/>
-      <w:lvlJc w:val="left"/>
-      <w:pPr>
-        <w:ind w:left="1440" w:hanging="360"/>
-      </w:pPr>
-      <w:rPr>
-        <w:rFonts w:ascii="Courier New" w:hAnsi="Courier New" w:cs="Courier New" w:hint="default"/>
-      </w:rPr>
-    </w:lvl>
-    <w:lvl w:ilvl="2" w:tplc="04090005" w:tentative="1">
-      <w:start w:val="1"/>
-      <w:numFmt w:val="bullet"/>
-      <w:lvlText w:val=""/>
-      <w:lvlJc w:val="left"/>
-      <w:pPr>
-        <w:ind w:left="2160" w:hanging="360"/>
-      </w:pPr>
-      <w:rPr>
-        <w:rFonts w:ascii="Wingdings" w:hAnsi="Wingdings" w:hint="default"/>
-      </w:rPr>
-    </w:lvl>
-    <w:lvl w:ilvl="3" w:tplc="04090001" w:tentative="1">
-      <w:start w:val="1"/>
-      <w:numFmt w:val="bullet"/>
-      <w:lvlText w:val=""/>
-      <w:lvlJc w:val="left"/>
-      <w:pPr>
-        <w:ind w:left="2880" w:hanging="360"/>
-      </w:pPr>
-      <w:rPr>
-        <w:rFonts w:ascii="Symbol" w:hAnsi="Symbol" w:hint="default"/>
-      </w:rPr>
-    </w:lvl>
-    <w:lvl w:ilvl="4" w:tplc="04090003" w:tentative="1">
-      <w:start w:val="1"/>
-      <w:numFmt w:val="bullet"/>
-      <w:lvlText w:val="o"/>
-      <w:lvlJc w:val="left"/>
-      <w:pPr>
-        <w:ind w:left="3600" w:hanging="360"/>
-      </w:pPr>
-      <w:rPr>
-        <w:rFonts w:ascii="Courier New" w:hAnsi="Courier New" w:cs="Courier New" w:hint="default"/>
-      </w:rPr>
-    </w:lvl>
-    <w:lvl w:ilvl="5" w:tplc="04090005" w:tentative="1">
-      <w:start w:val="1"/>
-      <w:numFmt w:val="bullet"/>
-      <w:lvlText w:val=""/>
-      <w:lvlJc w:val="left"/>
-      <w:pPr>
-        <w:ind w:left="4320" w:hanging="360"/>
-      </w:pPr>
-      <w:rPr>
-        <w:rFonts w:ascii="Wingdings" w:hAnsi="Wingdings" w:hint="default"/>
-      </w:rPr>
-    </w:lvl>
-    <w:lvl w:ilvl="6" w:tplc="04090001" w:tentative="1">
-      <w:start w:val="1"/>
-      <w:numFmt w:val="bullet"/>
-      <w:lvlText w:val=""/>
-      <w:lvlJc w:val="left"/>
-      <w:pPr>
-        <w:ind w:left="5040" w:hanging="360"/>
-      </w:pPr>
-      <w:rPr>
-        <w:rFonts w:ascii="Symbol" w:hAnsi="Symbol" w:hint="default"/>
-      </w:rPr>
-    </w:lvl>
-    <w:lvl w:ilvl="7" w:tplc="04090003" w:tentative="1">
-      <w:start w:val="1"/>
-      <w:numFmt w:val="bullet"/>
-      <w:lvlText w:val="o"/>
-      <w:lvlJc w:val="left"/>
-      <w:pPr>
-        <w:ind w:left="5760" w:hanging="360"/>
-      </w:pPr>
-      <w:rPr>
-        <w:rFonts w:ascii="Courier New" w:hAnsi="Courier New" w:cs="Courier New" w:hint="default"/>
-      </w:rPr>
-    </w:lvl>
-    <w:lvl w:ilvl="8" w:tplc="04090005" w:tentative="1">
-      <w:start w:val="1"/>
-      <w:numFmt w:val="bullet"/>
-      <w:lvlText w:val=""/>
-      <w:lvlJc w:val="left"/>
-      <w:pPr>
-        <w:ind w:left="6480" w:hanging="360"/>
-      </w:pPr>
-      <w:rPr>
-        <w:rFonts w:ascii="Wingdings" w:hAnsi="Wingdings" w:hint="default"/>
-      </w:rPr>
+        <w:ind w:left="6210" w:hanging="180"/>
+      </w:pPr>
     </w:lvl>
   </w:abstractNum>
   <w:abstractNum w:abstractNumId="14" w15:restartNumberingAfterBreak="0">
-    <w:nsid w:val="3CF26274"/>
-    <w:multiLevelType w:val="multilevel"/>
-    <w:tmpl w:val="AD24AD8C"/>
-    <w:lvl w:ilvl="0">
+    <w:nsid w:val="4AEC073D"/>
+    <w:multiLevelType w:val="hybridMultilevel"/>
+    <w:tmpl w:val="444EE370"/>
+    <w:lvl w:ilvl="0" w:tplc="04090001">
       <w:start w:val="1"/>
       <w:numFmt w:val="bullet"/>
       <w:lvlText w:val=""/>
       <w:lvlJc w:val="left"/>
       <w:pPr>
-        <w:tabs>
-          <w:tab w:val="num" w:pos="720"/>
-        </w:tabs>
         <w:ind w:left="720" w:hanging="360"/>
       </w:pPr>
       <w:rPr>
         <w:rFonts w:ascii="Symbol" w:hAnsi="Symbol" w:hint="default"/>
-        <w:sz w:val="20"/>
-      </w:rPr>
-    </w:lvl>
-    <w:lvl w:ilvl="1" w:tentative="1">
+      </w:rPr>
+    </w:lvl>
+    <w:lvl w:ilvl="1" w:tplc="04090001">
+      <w:start w:val="1"/>
+      <w:numFmt w:val="bullet"/>
+      <w:lvlText w:val=""/>
+      <w:lvlJc w:val="left"/>
+      <w:pPr>
+        <w:ind w:left="720" w:hanging="360"/>
+      </w:pPr>
+      <w:rPr>
+        <w:rFonts w:ascii="Symbol" w:hAnsi="Symbol" w:hint="default"/>
+      </w:rPr>
+    </w:lvl>
+    <w:lvl w:ilvl="2" w:tplc="04090005" w:tentative="1">
+      <w:start w:val="1"/>
+      <w:numFmt w:val="bullet"/>
+      <w:lvlText w:val=""/>
+      <w:lvlJc w:val="left"/>
+      <w:pPr>
+        <w:ind w:left="2160" w:hanging="360"/>
+      </w:pPr>
+      <w:rPr>
+        <w:rFonts w:ascii="Wingdings" w:hAnsi="Wingdings" w:hint="default"/>
+      </w:rPr>
+    </w:lvl>
+    <w:lvl w:ilvl="3" w:tplc="04090001" w:tentative="1">
+      <w:start w:val="1"/>
+      <w:numFmt w:val="bullet"/>
+      <w:lvlText w:val=""/>
+      <w:lvlJc w:val="left"/>
+      <w:pPr>
+        <w:ind w:left="2880" w:hanging="360"/>
+      </w:pPr>
+      <w:rPr>
+        <w:rFonts w:ascii="Symbol" w:hAnsi="Symbol" w:hint="default"/>
+      </w:rPr>
+    </w:lvl>
+    <w:lvl w:ilvl="4" w:tplc="04090003" w:tentative="1">
       <w:start w:val="1"/>
       <w:numFmt w:val="bullet"/>
       <w:lvlText w:val="o"/>
       <w:lvlJc w:val="left"/>
       <w:pPr>
-        <w:tabs>
-          <w:tab w:val="num" w:pos="1440"/>
-        </w:tabs>
-        <w:ind w:left="1440" w:hanging="360"/>
-      </w:pPr>
-      <w:rPr>
-        <w:rFonts w:ascii="Courier New" w:hAnsi="Courier New" w:hint="default"/>
-        <w:sz w:val="20"/>
-      </w:rPr>
-    </w:lvl>
-    <w:lvl w:ilvl="2" w:tentative="1">
+        <w:ind w:left="3600" w:hanging="360"/>
+      </w:pPr>
+      <w:rPr>
+        <w:rFonts w:ascii="Courier New" w:hAnsi="Courier New" w:cs="Courier New" w:hint="default"/>
+      </w:rPr>
+    </w:lvl>
+    <w:lvl w:ilvl="5" w:tplc="04090005" w:tentative="1">
       <w:start w:val="1"/>
       <w:numFmt w:val="bullet"/>
       <w:lvlText w:val=""/>
       <w:lvlJc w:val="left"/>
       <w:pPr>
-        <w:tabs>
-          <w:tab w:val="num" w:pos="2160"/>
-        </w:tabs>
-        <w:ind w:left="2160" w:hanging="360"/>
+        <w:ind w:left="4320" w:hanging="360"/>
       </w:pPr>
       <w:rPr>
         <w:rFonts w:ascii="Wingdings" w:hAnsi="Wingdings" w:hint="default"/>
-        <w:sz w:val="20"/>
-      </w:rPr>
-    </w:lvl>
-    <w:lvl w:ilvl="3" w:tentative="1">
+      </w:rPr>
+    </w:lvl>
+    <w:lvl w:ilvl="6" w:tplc="04090001" w:tentative="1">
+      <w:start w:val="1"/>
+      <w:numFmt w:val="bullet"/>
+      <w:lvlText w:val=""/>
+      <w:lvlJc w:val="left"/>
+      <w:pPr>
+        <w:ind w:left="5040" w:hanging="360"/>
+      </w:pPr>
+      <w:rPr>
+        <w:rFonts w:ascii="Symbol" w:hAnsi="Symbol" w:hint="default"/>
+      </w:rPr>
+    </w:lvl>
+    <w:lvl w:ilvl="7" w:tplc="04090003" w:tentative="1">
+      <w:start w:val="1"/>
+      <w:numFmt w:val="bullet"/>
+      <w:lvlText w:val="o"/>
+      <w:lvlJc w:val="left"/>
+      <w:pPr>
+        <w:ind w:left="5760" w:hanging="360"/>
+      </w:pPr>
+      <w:rPr>
+        <w:rFonts w:ascii="Courier New" w:hAnsi="Courier New" w:cs="Courier New" w:hint="default"/>
+      </w:rPr>
+    </w:lvl>
+    <w:lvl w:ilvl="8" w:tplc="04090005" w:tentative="1">
       <w:start w:val="1"/>
       <w:numFmt w:val="bullet"/>
       <w:lvlText w:val=""/>
       <w:lvlJc w:val="left"/>
       <w:pPr>
-        <w:tabs>
-          <w:tab w:val="num" w:pos="2880"/>
-        </w:tabs>
-        <w:ind w:left="2880" w:hanging="360"/>
+        <w:ind w:left="6480" w:hanging="360"/>
       </w:pPr>
       <w:rPr>
         <w:rFonts w:ascii="Wingdings" w:hAnsi="Wingdings" w:hint="default"/>
-        <w:sz w:val="20"/>
-      </w:rPr>
-    </w:lvl>
-    <w:lvl w:ilvl="4" w:tentative="1">
-      <w:start w:val="1"/>
-      <w:numFmt w:val="bullet"/>
-      <w:lvlText w:val=""/>
-      <w:lvlJc w:val="left"/>
-      <w:pPr>
-        <w:tabs>
-          <w:tab w:val="num" w:pos="3600"/>
-        </w:tabs>
-        <w:ind w:left="3600" w:hanging="360"/>
-      </w:pPr>
-      <w:rPr>
-        <w:rFonts w:ascii="Wingdings" w:hAnsi="Wingdings" w:hint="default"/>
-        <w:sz w:val="20"/>
-      </w:rPr>
-    </w:lvl>
-    <w:lvl w:ilvl="5" w:tentative="1">
-      <w:start w:val="1"/>
-      <w:numFmt w:val="bullet"/>
-      <w:lvlText w:val=""/>
-      <w:lvlJc w:val="left"/>
-      <w:pPr>
-        <w:tabs>
-          <w:tab w:val="num" w:pos="4320"/>
-        </w:tabs>
-        <w:ind w:left="4320" w:hanging="360"/>
-      </w:pPr>
-      <w:rPr>
-        <w:rFonts w:ascii="Wingdings" w:hAnsi="Wingdings" w:hint="default"/>
-        <w:sz w:val="20"/>
-      </w:rPr>
-    </w:lvl>
-    <w:lvl w:ilvl="6" w:tentative="1">
-      <w:start w:val="1"/>
-      <w:numFmt w:val="bullet"/>
-      <w:lvlText w:val=""/>
-      <w:lvlJc w:val="left"/>
-      <w:pPr>
-        <w:tabs>
-          <w:tab w:val="num" w:pos="5040"/>
-        </w:tabs>
-        <w:ind w:left="5040" w:hanging="360"/>
-      </w:pPr>
-      <w:rPr>
-        <w:rFonts w:ascii="Wingdings" w:hAnsi="Wingdings" w:hint="default"/>
-        <w:sz w:val="20"/>
-      </w:rPr>
-    </w:lvl>
-    <w:lvl w:ilvl="7" w:tentative="1">
-      <w:start w:val="1"/>
-      <w:numFmt w:val="bullet"/>
-      <w:lvlText w:val=""/>
-      <w:lvlJc w:val="left"/>
-      <w:pPr>
-        <w:tabs>
-          <w:tab w:val="num" w:pos="5760"/>
-        </w:tabs>
-        <w:ind w:left="5760" w:hanging="360"/>
-      </w:pPr>
-      <w:rPr>
-        <w:rFonts w:ascii="Wingdings" w:hAnsi="Wingdings" w:hint="default"/>
-        <w:sz w:val="20"/>
-      </w:rPr>
-    </w:lvl>
-    <w:lvl w:ilvl="8" w:tentative="1">
-      <w:start w:val="1"/>
-      <w:numFmt w:val="bullet"/>
-      <w:lvlText w:val=""/>
-      <w:lvlJc w:val="left"/>
-      <w:pPr>
-        <w:tabs>
-          <w:tab w:val="num" w:pos="6480"/>
-        </w:tabs>
-        <w:ind w:left="6480" w:hanging="360"/>
-      </w:pPr>
-      <w:rPr>
-        <w:rFonts w:ascii="Wingdings" w:hAnsi="Wingdings" w:hint="default"/>
-        <w:sz w:val="20"/>
       </w:rPr>
     </w:lvl>
   </w:abstractNum>
   <w:abstractNum w:abstractNumId="15" w15:restartNumberingAfterBreak="0">
-    <w:nsid w:val="44E009CC"/>
-    <w:multiLevelType w:val="multilevel"/>
-    <w:tmpl w:val="10E6C7F6"/>
-    <w:lvl w:ilvl="0">
+    <w:nsid w:val="51155521"/>
+    <w:multiLevelType w:val="hybridMultilevel"/>
+    <w:tmpl w:val="80C0C86A"/>
+    <w:lvl w:ilvl="0" w:tplc="04090001">
       <w:start w:val="1"/>
       <w:numFmt w:val="bullet"/>
       <w:lvlText w:val=""/>
       <w:lvlJc w:val="left"/>
       <w:pPr>
-        <w:tabs>
-          <w:tab w:val="num" w:pos="720"/>
-        </w:tabs>
         <w:ind w:left="720" w:hanging="360"/>
       </w:pPr>
       <w:rPr>
         <w:rFonts w:ascii="Symbol" w:hAnsi="Symbol" w:hint="default"/>
-        <w:sz w:val="20"/>
-      </w:rPr>
-    </w:lvl>
-    <w:lvl w:ilvl="1" w:tentative="1">
+      </w:rPr>
+    </w:lvl>
+    <w:lvl w:ilvl="1" w:tplc="04090001">
+      <w:start w:val="1"/>
+      <w:numFmt w:val="bullet"/>
+      <w:lvlText w:val=""/>
+      <w:lvlJc w:val="left"/>
+      <w:pPr>
+        <w:ind w:left="1440" w:hanging="360"/>
+      </w:pPr>
+      <w:rPr>
+        <w:rFonts w:ascii="Symbol" w:hAnsi="Symbol" w:hint="default"/>
+      </w:rPr>
+    </w:lvl>
+    <w:lvl w:ilvl="2" w:tplc="FFFFFFFF" w:tentative="1">
+      <w:start w:val="1"/>
+      <w:numFmt w:val="bullet"/>
+      <w:lvlText w:val=""/>
+      <w:lvlJc w:val="left"/>
+      <w:pPr>
+        <w:ind w:left="2160" w:hanging="360"/>
+      </w:pPr>
+      <w:rPr>
+        <w:rFonts w:ascii="Wingdings" w:hAnsi="Wingdings" w:hint="default"/>
+      </w:rPr>
+    </w:lvl>
+    <w:lvl w:ilvl="3" w:tplc="FFFFFFFF" w:tentative="1">
+      <w:start w:val="1"/>
+      <w:numFmt w:val="bullet"/>
+      <w:lvlText w:val=""/>
+      <w:lvlJc w:val="left"/>
+      <w:pPr>
+        <w:ind w:left="2880" w:hanging="360"/>
+      </w:pPr>
+      <w:rPr>
+        <w:rFonts w:ascii="Symbol" w:hAnsi="Symbol" w:hint="default"/>
+      </w:rPr>
+    </w:lvl>
+    <w:lvl w:ilvl="4" w:tplc="FFFFFFFF" w:tentative="1">
       <w:start w:val="1"/>
       <w:numFmt w:val="bullet"/>
       <w:lvlText w:val="o"/>
       <w:lvlJc w:val="left"/>
       <w:pPr>
-        <w:tabs>
-          <w:tab w:val="num" w:pos="1440"/>
-        </w:tabs>
-        <w:ind w:left="1440" w:hanging="360"/>
-      </w:pPr>
-      <w:rPr>
-        <w:rFonts w:ascii="Courier New" w:hAnsi="Courier New" w:hint="default"/>
-        <w:sz w:val="20"/>
-      </w:rPr>
-    </w:lvl>
-    <w:lvl w:ilvl="2" w:tentative="1">
+        <w:ind w:left="3600" w:hanging="360"/>
+      </w:pPr>
+      <w:rPr>
+        <w:rFonts w:ascii="Courier New" w:hAnsi="Courier New" w:cs="Courier New" w:hint="default"/>
+      </w:rPr>
+    </w:lvl>
+    <w:lvl w:ilvl="5" w:tplc="FFFFFFFF" w:tentative="1">
       <w:start w:val="1"/>
       <w:numFmt w:val="bullet"/>
       <w:lvlText w:val=""/>
       <w:lvlJc w:val="left"/>
       <w:pPr>
-        <w:tabs>
-          <w:tab w:val="num" w:pos="2160"/>
-        </w:tabs>
-        <w:ind w:left="2160" w:hanging="360"/>
+        <w:ind w:left="4320" w:hanging="360"/>
       </w:pPr>
       <w:rPr>
         <w:rFonts w:ascii="Wingdings" w:hAnsi="Wingdings" w:hint="default"/>
-        <w:sz w:val="20"/>
-      </w:rPr>
-    </w:lvl>
-    <w:lvl w:ilvl="3" w:tentative="1">
+      </w:rPr>
+    </w:lvl>
+    <w:lvl w:ilvl="6" w:tplc="FFFFFFFF" w:tentative="1">
+      <w:start w:val="1"/>
+      <w:numFmt w:val="bullet"/>
+      <w:lvlText w:val=""/>
+      <w:lvlJc w:val="left"/>
+      <w:pPr>
+        <w:ind w:left="5040" w:hanging="360"/>
+      </w:pPr>
+      <w:rPr>
+        <w:rFonts w:ascii="Symbol" w:hAnsi="Symbol" w:hint="default"/>
+      </w:rPr>
+    </w:lvl>
+    <w:lvl w:ilvl="7" w:tplc="FFFFFFFF" w:tentative="1">
+      <w:start w:val="1"/>
+      <w:numFmt w:val="bullet"/>
+      <w:lvlText w:val="o"/>
+      <w:lvlJc w:val="left"/>
+      <w:pPr>
+        <w:ind w:left="5760" w:hanging="360"/>
+      </w:pPr>
+      <w:rPr>
+        <w:rFonts w:ascii="Courier New" w:hAnsi="Courier New" w:cs="Courier New" w:hint="default"/>
+      </w:rPr>
+    </w:lvl>
+    <w:lvl w:ilvl="8" w:tplc="FFFFFFFF" w:tentative="1">
       <w:start w:val="1"/>
       <w:numFmt w:val="bullet"/>
       <w:lvlText w:val=""/>
       <w:lvlJc w:val="left"/>
       <w:pPr>
-        <w:tabs>
-          <w:tab w:val="num" w:pos="2880"/>
-        </w:tabs>
-        <w:ind w:left="2880" w:hanging="360"/>
+        <w:ind w:left="6480" w:hanging="360"/>
       </w:pPr>
       <w:rPr>
         <w:rFonts w:ascii="Wingdings" w:hAnsi="Wingdings" w:hint="default"/>
-        <w:sz w:val="20"/>
-      </w:rPr>
-    </w:lvl>
-    <w:lvl w:ilvl="4" w:tentative="1">
-      <w:start w:val="1"/>
-      <w:numFmt w:val="bullet"/>
-      <w:lvlText w:val=""/>
-      <w:lvlJc w:val="left"/>
-      <w:pPr>
-        <w:tabs>
-          <w:tab w:val="num" w:pos="3600"/>
-        </w:tabs>
-        <w:ind w:left="3600" w:hanging="360"/>
-      </w:pPr>
-      <w:rPr>
-        <w:rFonts w:ascii="Wingdings" w:hAnsi="Wingdings" w:hint="default"/>
-        <w:sz w:val="20"/>
-      </w:rPr>
-    </w:lvl>
-    <w:lvl w:ilvl="5" w:tentative="1">
-      <w:start w:val="1"/>
-      <w:numFmt w:val="bullet"/>
-      <w:lvlText w:val=""/>
-      <w:lvlJc w:val="left"/>
-      <w:pPr>
-        <w:tabs>
-          <w:tab w:val="num" w:pos="4320"/>
-        </w:tabs>
-        <w:ind w:left="4320" w:hanging="360"/>
-      </w:pPr>
-      <w:rPr>
-        <w:rFonts w:ascii="Wingdings" w:hAnsi="Wingdings" w:hint="default"/>
-        <w:sz w:val="20"/>
-      </w:rPr>
-    </w:lvl>
-    <w:lvl w:ilvl="6" w:tentative="1">
-      <w:start w:val="1"/>
-      <w:numFmt w:val="bullet"/>
-      <w:lvlText w:val=""/>
-      <w:lvlJc w:val="left"/>
-      <w:pPr>
-        <w:tabs>
-          <w:tab w:val="num" w:pos="5040"/>
-        </w:tabs>
-        <w:ind w:left="5040" w:hanging="360"/>
-      </w:pPr>
-      <w:rPr>
-        <w:rFonts w:ascii="Wingdings" w:hAnsi="Wingdings" w:hint="default"/>
-        <w:sz w:val="20"/>
-      </w:rPr>
-    </w:lvl>
-    <w:lvl w:ilvl="7" w:tentative="1">
-      <w:start w:val="1"/>
-      <w:numFmt w:val="bullet"/>
-      <w:lvlText w:val=""/>
-      <w:lvlJc w:val="left"/>
-      <w:pPr>
-        <w:tabs>
-          <w:tab w:val="num" w:pos="5760"/>
-        </w:tabs>
-        <w:ind w:left="5760" w:hanging="360"/>
-      </w:pPr>
-      <w:rPr>
-        <w:rFonts w:ascii="Wingdings" w:hAnsi="Wingdings" w:hint="default"/>
-        <w:sz w:val="20"/>
-      </w:rPr>
-    </w:lvl>
-    <w:lvl w:ilvl="8" w:tentative="1">
-      <w:start w:val="1"/>
-      <w:numFmt w:val="bullet"/>
-      <w:lvlText w:val=""/>
-      <w:lvlJc w:val="left"/>
-      <w:pPr>
-        <w:tabs>
-          <w:tab w:val="num" w:pos="6480"/>
-        </w:tabs>
-        <w:ind w:left="6480" w:hanging="360"/>
-      </w:pPr>
-      <w:rPr>
-        <w:rFonts w:ascii="Wingdings" w:hAnsi="Wingdings" w:hint="default"/>
-        <w:sz w:val="20"/>
       </w:rPr>
     </w:lvl>
   </w:abstractNum>
   <w:abstractNum w:abstractNumId="16" w15:restartNumberingAfterBreak="0">
-    <w:nsid w:val="4C0F2A58"/>
+    <w:nsid w:val="52A37B93"/>
     <w:multiLevelType w:val="hybridMultilevel"/>
-    <w:tmpl w:val="4F9C9FEA"/>
-    <w:lvl w:ilvl="0" w:tplc="0409000B">
-      <w:start w:val="1"/>
-      <w:numFmt w:val="bullet"/>
-      <w:lvlText w:val=""/>
+    <w:tmpl w:val="01FC82A4"/>
+    <w:lvl w:ilvl="0" w:tplc="04090001">
+      <w:start w:val="1"/>
+      <w:numFmt w:val="bullet"/>
+      <w:lvlText w:val=""/>
+      <w:lvlJc w:val="left"/>
+      <w:pPr>
+        <w:ind w:left="720" w:hanging="360"/>
+      </w:pPr>
+      <w:rPr>
+        <w:rFonts w:ascii="Symbol" w:hAnsi="Symbol" w:hint="default"/>
+      </w:rPr>
+    </w:lvl>
+    <w:lvl w:ilvl="1" w:tplc="04090003" w:tentative="1">
+      <w:start w:val="1"/>
+      <w:numFmt w:val="bullet"/>
+      <w:lvlText w:val="o"/>
       <w:lvlJc w:val="left"/>
       <w:pPr>
         <w:ind w:left="1440" w:hanging="360"/>
       </w:pPr>
       <w:rPr>
+        <w:rFonts w:ascii="Courier New" w:hAnsi="Courier New" w:cs="Courier New" w:hint="default"/>
+      </w:rPr>
+    </w:lvl>
+    <w:lvl w:ilvl="2" w:tplc="04090005" w:tentative="1">
+      <w:start w:val="1"/>
+      <w:numFmt w:val="bullet"/>
+      <w:lvlText w:val=""/>
+      <w:lvlJc w:val="left"/>
+      <w:pPr>
+        <w:ind w:left="2160" w:hanging="360"/>
+      </w:pPr>
+      <w:rPr>
         <w:rFonts w:ascii="Wingdings" w:hAnsi="Wingdings" w:hint="default"/>
       </w:rPr>
     </w:lvl>
-    <w:lvl w:ilvl="1" w:tplc="04090003" w:tentative="1">
+    <w:lvl w:ilvl="3" w:tplc="04090001" w:tentative="1">
+      <w:start w:val="1"/>
+      <w:numFmt w:val="bullet"/>
+      <w:lvlText w:val=""/>
+      <w:lvlJc w:val="left"/>
+      <w:pPr>
+        <w:ind w:left="2880" w:hanging="360"/>
+      </w:pPr>
+      <w:rPr>
+        <w:rFonts w:ascii="Symbol" w:hAnsi="Symbol" w:hint="default"/>
+      </w:rPr>
+    </w:lvl>
+    <w:lvl w:ilvl="4" w:tplc="04090003" w:tentative="1">
       <w:start w:val="1"/>
       <w:numFmt w:val="bullet"/>
       <w:lvlText w:val="o"/>
       <w:lvlJc w:val="left"/>
       <w:pPr>
-        <w:ind w:left="2160" w:hanging="360"/>
+        <w:ind w:left="3600" w:hanging="360"/>
       </w:pPr>
       <w:rPr>
         <w:rFonts w:ascii="Courier New" w:hAnsi="Courier New" w:cs="Courier New" w:hint="default"/>
       </w:rPr>
     </w:lvl>
-    <w:lvl w:ilvl="2" w:tplc="04090005" w:tentative="1">
+    <w:lvl w:ilvl="5" w:tplc="04090005" w:tentative="1">
       <w:start w:val="1"/>
       <w:numFmt w:val="bullet"/>
       <w:lvlText w:val=""/>
       <w:lvlJc w:val="left"/>
       <w:pPr>
-        <w:ind w:left="2880" w:hanging="360"/>
+        <w:ind w:left="4320" w:hanging="360"/>
       </w:pPr>
       <w:rPr>
         <w:rFonts w:ascii="Wingdings" w:hAnsi="Wingdings" w:hint="default"/>
       </w:rPr>
     </w:lvl>
-    <w:lvl w:ilvl="3" w:tplc="04090001" w:tentative="1">
+    <w:lvl w:ilvl="6" w:tplc="04090001" w:tentative="1">
       <w:start w:val="1"/>
       <w:numFmt w:val="bullet"/>
       <w:lvlText w:val=""/>
       <w:lvlJc w:val="left"/>
       <w:pPr>
-        <w:ind w:left="3600" w:hanging="360"/>
+        <w:ind w:left="5040" w:hanging="360"/>
       </w:pPr>
       <w:rPr>
         <w:rFonts w:ascii="Symbol" w:hAnsi="Symbol" w:hint="default"/>
       </w:rPr>
     </w:lvl>
-    <w:lvl w:ilvl="4" w:tplc="04090003" w:tentative="1">
+    <w:lvl w:ilvl="7" w:tplc="04090003" w:tentative="1">
       <w:start w:val="1"/>
       <w:numFmt w:val="bullet"/>
       <w:lvlText w:val="o"/>
       <w:lvlJc w:val="left"/>
       <w:pPr>
-        <w:ind w:left="4320" w:hanging="360"/>
+        <w:ind w:left="5760" w:hanging="360"/>
       </w:pPr>
       <w:rPr>
         <w:rFonts w:ascii="Courier New" w:hAnsi="Courier New" w:cs="Courier New" w:hint="default"/>
       </w:rPr>
     </w:lvl>
-    <w:lvl w:ilvl="5" w:tplc="04090005" w:tentative="1">
+    <w:lvl w:ilvl="8" w:tplc="04090005" w:tentative="1">
       <w:start w:val="1"/>
       <w:numFmt w:val="bullet"/>
       <w:lvlText w:val=""/>
       <w:lvlJc w:val="left"/>
       <w:pPr>
-        <w:ind w:left="5040" w:hanging="360"/>
-      </w:pPr>
-      <w:rPr>
-        <w:rFonts w:ascii="Wingdings" w:hAnsi="Wingdings" w:hint="default"/>
-      </w:rPr>
-    </w:lvl>
-    <w:lvl w:ilvl="6" w:tplc="04090001" w:tentative="1">
-      <w:start w:val="1"/>
-      <w:numFmt w:val="bullet"/>
-      <w:lvlText w:val=""/>
-      <w:lvlJc w:val="left"/>
-      <w:pPr>
-        <w:ind w:left="5760" w:hanging="360"/>
-      </w:pPr>
-      <w:rPr>
-        <w:rFonts w:ascii="Symbol" w:hAnsi="Symbol" w:hint="default"/>
-      </w:rPr>
-    </w:lvl>
-    <w:lvl w:ilvl="7" w:tplc="04090003" w:tentative="1">
-      <w:start w:val="1"/>
-      <w:numFmt w:val="bullet"/>
-      <w:lvlText w:val="o"/>
-      <w:lvlJc w:val="left"/>
-      <w:pPr>
         <w:ind w:left="6480" w:hanging="360"/>
-      </w:pPr>
-      <w:rPr>
-        <w:rFonts w:ascii="Courier New" w:hAnsi="Courier New" w:cs="Courier New" w:hint="default"/>
-      </w:rPr>
-    </w:lvl>
-    <w:lvl w:ilvl="8" w:tplc="04090005" w:tentative="1">
-      <w:start w:val="1"/>
-      <w:numFmt w:val="bullet"/>
-      <w:lvlText w:val=""/>
-      <w:lvlJc w:val="left"/>
-      <w:pPr>
-        <w:ind w:left="7200" w:hanging="360"/>
       </w:pPr>
       <w:rPr>
         <w:rFonts w:ascii="Wingdings" w:hAnsi="Wingdings" w:hint="default"/>
@@ -4081,968 +5201,869 @@
     </w:lvl>
   </w:abstractNum>
   <w:abstractNum w:abstractNumId="17" w15:restartNumberingAfterBreak="0">
-    <w:nsid w:val="5AF53AD9"/>
-    <w:multiLevelType w:val="multilevel"/>
-    <w:tmpl w:val="B178EE32"/>
-    <w:lvl w:ilvl="0">
+    <w:nsid w:val="578E354A"/>
+    <w:multiLevelType w:val="hybridMultilevel"/>
+    <w:tmpl w:val="47225FFE"/>
+    <w:lvl w:ilvl="0" w:tplc="04090001">
       <w:start w:val="1"/>
       <w:numFmt w:val="bullet"/>
       <w:lvlText w:val=""/>
       <w:lvlJc w:val="left"/>
       <w:pPr>
-        <w:tabs>
-          <w:tab w:val="num" w:pos="900"/>
-        </w:tabs>
-        <w:ind w:left="900" w:hanging="360"/>
+        <w:ind w:left="720" w:hanging="360"/>
       </w:pPr>
       <w:rPr>
         <w:rFonts w:ascii="Symbol" w:hAnsi="Symbol" w:hint="default"/>
-        <w:sz w:val="20"/>
-      </w:rPr>
-    </w:lvl>
-    <w:lvl w:ilvl="1" w:tentative="1">
+      </w:rPr>
+    </w:lvl>
+    <w:lvl w:ilvl="1" w:tplc="04090003" w:tentative="1">
       <w:start w:val="1"/>
       <w:numFmt w:val="bullet"/>
       <w:lvlText w:val="o"/>
       <w:lvlJc w:val="left"/>
       <w:pPr>
-        <w:tabs>
-          <w:tab w:val="num" w:pos="1620"/>
-        </w:tabs>
-        <w:ind w:left="1620" w:hanging="360"/>
-      </w:pPr>
-      <w:rPr>
-        <w:rFonts w:ascii="Courier New" w:hAnsi="Courier New" w:hint="default"/>
-        <w:sz w:val="20"/>
-      </w:rPr>
-    </w:lvl>
-    <w:lvl w:ilvl="2" w:tentative="1">
+        <w:ind w:left="1440" w:hanging="360"/>
+      </w:pPr>
+      <w:rPr>
+        <w:rFonts w:ascii="Courier New" w:hAnsi="Courier New" w:cs="Courier New" w:hint="default"/>
+      </w:rPr>
+    </w:lvl>
+    <w:lvl w:ilvl="2" w:tplc="04090005" w:tentative="1">
       <w:start w:val="1"/>
       <w:numFmt w:val="bullet"/>
       <w:lvlText w:val=""/>
       <w:lvlJc w:val="left"/>
       <w:pPr>
-        <w:tabs>
-          <w:tab w:val="num" w:pos="2340"/>
-        </w:tabs>
-        <w:ind w:left="2340" w:hanging="360"/>
+        <w:ind w:left="2160" w:hanging="360"/>
       </w:pPr>
       <w:rPr>
         <w:rFonts w:ascii="Wingdings" w:hAnsi="Wingdings" w:hint="default"/>
-        <w:sz w:val="20"/>
-      </w:rPr>
-    </w:lvl>
-    <w:lvl w:ilvl="3" w:tentative="1">
+      </w:rPr>
+    </w:lvl>
+    <w:lvl w:ilvl="3" w:tplc="04090001" w:tentative="1">
+      <w:start w:val="1"/>
+      <w:numFmt w:val="bullet"/>
+      <w:lvlText w:val=""/>
+      <w:lvlJc w:val="left"/>
+      <w:pPr>
+        <w:ind w:left="2880" w:hanging="360"/>
+      </w:pPr>
+      <w:rPr>
+        <w:rFonts w:ascii="Symbol" w:hAnsi="Symbol" w:hint="default"/>
+      </w:rPr>
+    </w:lvl>
+    <w:lvl w:ilvl="4" w:tplc="04090003" w:tentative="1">
+      <w:start w:val="1"/>
+      <w:numFmt w:val="bullet"/>
+      <w:lvlText w:val="o"/>
+      <w:lvlJc w:val="left"/>
+      <w:pPr>
+        <w:ind w:left="3600" w:hanging="360"/>
+      </w:pPr>
+      <w:rPr>
+        <w:rFonts w:ascii="Courier New" w:hAnsi="Courier New" w:cs="Courier New" w:hint="default"/>
+      </w:rPr>
+    </w:lvl>
+    <w:lvl w:ilvl="5" w:tplc="04090005" w:tentative="1">
       <w:start w:val="1"/>
       <w:numFmt w:val="bullet"/>
       <w:lvlText w:val=""/>
       <w:lvlJc w:val="left"/>
       <w:pPr>
-        <w:tabs>
-          <w:tab w:val="num" w:pos="3060"/>
-        </w:tabs>
-        <w:ind w:left="3060" w:hanging="360"/>
+        <w:ind w:left="4320" w:hanging="360"/>
       </w:pPr>
       <w:rPr>
         <w:rFonts w:ascii="Wingdings" w:hAnsi="Wingdings" w:hint="default"/>
-        <w:sz w:val="20"/>
-      </w:rPr>
-    </w:lvl>
-    <w:lvl w:ilvl="4" w:tentative="1">
+      </w:rPr>
+    </w:lvl>
+    <w:lvl w:ilvl="6" w:tplc="04090001" w:tentative="1">
+      <w:start w:val="1"/>
+      <w:numFmt w:val="bullet"/>
+      <w:lvlText w:val=""/>
+      <w:lvlJc w:val="left"/>
+      <w:pPr>
+        <w:ind w:left="5040" w:hanging="360"/>
+      </w:pPr>
+      <w:rPr>
+        <w:rFonts w:ascii="Symbol" w:hAnsi="Symbol" w:hint="default"/>
+      </w:rPr>
+    </w:lvl>
+    <w:lvl w:ilvl="7" w:tplc="04090003" w:tentative="1">
+      <w:start w:val="1"/>
+      <w:numFmt w:val="bullet"/>
+      <w:lvlText w:val="o"/>
+      <w:lvlJc w:val="left"/>
+      <w:pPr>
+        <w:ind w:left="5760" w:hanging="360"/>
+      </w:pPr>
+      <w:rPr>
+        <w:rFonts w:ascii="Courier New" w:hAnsi="Courier New" w:cs="Courier New" w:hint="default"/>
+      </w:rPr>
+    </w:lvl>
+    <w:lvl w:ilvl="8" w:tplc="04090005" w:tentative="1">
       <w:start w:val="1"/>
       <w:numFmt w:val="bullet"/>
       <w:lvlText w:val=""/>
       <w:lvlJc w:val="left"/>
       <w:pPr>
-        <w:tabs>
-          <w:tab w:val="num" w:pos="3780"/>
-        </w:tabs>
-        <w:ind w:left="3780" w:hanging="360"/>
+        <w:ind w:left="6480" w:hanging="360"/>
       </w:pPr>
       <w:rPr>
         <w:rFonts w:ascii="Wingdings" w:hAnsi="Wingdings" w:hint="default"/>
-        <w:sz w:val="20"/>
-      </w:rPr>
-    </w:lvl>
-    <w:lvl w:ilvl="5" w:tentative="1">
-      <w:start w:val="1"/>
-      <w:numFmt w:val="bullet"/>
-      <w:lvlText w:val=""/>
-      <w:lvlJc w:val="left"/>
-      <w:pPr>
-        <w:tabs>
-          <w:tab w:val="num" w:pos="4500"/>
-        </w:tabs>
-        <w:ind w:left="4500" w:hanging="360"/>
-      </w:pPr>
-      <w:rPr>
-        <w:rFonts w:ascii="Wingdings" w:hAnsi="Wingdings" w:hint="default"/>
-        <w:sz w:val="20"/>
-      </w:rPr>
-    </w:lvl>
-    <w:lvl w:ilvl="6" w:tentative="1">
-      <w:start w:val="1"/>
-      <w:numFmt w:val="bullet"/>
-      <w:lvlText w:val=""/>
-      <w:lvlJc w:val="left"/>
-      <w:pPr>
-        <w:tabs>
-          <w:tab w:val="num" w:pos="5220"/>
-        </w:tabs>
-        <w:ind w:left="5220" w:hanging="360"/>
-      </w:pPr>
-      <w:rPr>
-        <w:rFonts w:ascii="Wingdings" w:hAnsi="Wingdings" w:hint="default"/>
-        <w:sz w:val="20"/>
-      </w:rPr>
-    </w:lvl>
-    <w:lvl w:ilvl="7" w:tentative="1">
-      <w:start w:val="1"/>
-      <w:numFmt w:val="bullet"/>
-      <w:lvlText w:val=""/>
-      <w:lvlJc w:val="left"/>
-      <w:pPr>
-        <w:tabs>
-          <w:tab w:val="num" w:pos="5940"/>
-        </w:tabs>
-        <w:ind w:left="5940" w:hanging="360"/>
-      </w:pPr>
-      <w:rPr>
-        <w:rFonts w:ascii="Wingdings" w:hAnsi="Wingdings" w:hint="default"/>
-        <w:sz w:val="20"/>
-      </w:rPr>
-    </w:lvl>
-    <w:lvl w:ilvl="8" w:tentative="1">
-      <w:start w:val="1"/>
-      <w:numFmt w:val="bullet"/>
-      <w:lvlText w:val=""/>
-      <w:lvlJc w:val="left"/>
-      <w:pPr>
-        <w:tabs>
-          <w:tab w:val="num" w:pos="6660"/>
-        </w:tabs>
-        <w:ind w:left="6660" w:hanging="360"/>
-      </w:pPr>
-      <w:rPr>
-        <w:rFonts w:ascii="Wingdings" w:hAnsi="Wingdings" w:hint="default"/>
-        <w:sz w:val="20"/>
       </w:rPr>
     </w:lvl>
   </w:abstractNum>
   <w:abstractNum w:abstractNumId="18" w15:restartNumberingAfterBreak="0">
-    <w:nsid w:val="6AF220EE"/>
-    <w:multiLevelType w:val="multilevel"/>
-    <w:tmpl w:val="FC6077CC"/>
-    <w:lvl w:ilvl="0">
+    <w:nsid w:val="5952714A"/>
+    <w:multiLevelType w:val="hybridMultilevel"/>
+    <w:tmpl w:val="395E2198"/>
+    <w:lvl w:ilvl="0" w:tplc="04090001">
       <w:start w:val="1"/>
       <w:numFmt w:val="bullet"/>
       <w:lvlText w:val=""/>
       <w:lvlJc w:val="left"/>
       <w:pPr>
-        <w:tabs>
-          <w:tab w:val="num" w:pos="900"/>
-        </w:tabs>
-        <w:ind w:left="900" w:hanging="360"/>
+        <w:ind w:left="720" w:hanging="360"/>
       </w:pPr>
       <w:rPr>
         <w:rFonts w:ascii="Symbol" w:hAnsi="Symbol" w:hint="default"/>
-        <w:sz w:val="20"/>
-      </w:rPr>
-    </w:lvl>
-    <w:lvl w:ilvl="1" w:tentative="1">
+      </w:rPr>
+    </w:lvl>
+    <w:lvl w:ilvl="1" w:tplc="FFFFFFFF" w:tentative="1">
       <w:start w:val="1"/>
       <w:numFmt w:val="bullet"/>
       <w:lvlText w:val="o"/>
       <w:lvlJc w:val="left"/>
       <w:pPr>
-        <w:tabs>
-          <w:tab w:val="num" w:pos="1620"/>
-        </w:tabs>
-        <w:ind w:left="1620" w:hanging="360"/>
-      </w:pPr>
-      <w:rPr>
-        <w:rFonts w:ascii="Courier New" w:hAnsi="Courier New" w:hint="default"/>
-        <w:sz w:val="20"/>
-      </w:rPr>
-    </w:lvl>
-    <w:lvl w:ilvl="2" w:tentative="1">
+        <w:ind w:left="1440" w:hanging="360"/>
+      </w:pPr>
+      <w:rPr>
+        <w:rFonts w:ascii="Courier New" w:hAnsi="Courier New" w:cs="Courier New" w:hint="default"/>
+      </w:rPr>
+    </w:lvl>
+    <w:lvl w:ilvl="2" w:tplc="FFFFFFFF" w:tentative="1">
       <w:start w:val="1"/>
       <w:numFmt w:val="bullet"/>
       <w:lvlText w:val=""/>
       <w:lvlJc w:val="left"/>
       <w:pPr>
-        <w:tabs>
-          <w:tab w:val="num" w:pos="2340"/>
-        </w:tabs>
-        <w:ind w:left="2340" w:hanging="360"/>
+        <w:ind w:left="2160" w:hanging="360"/>
       </w:pPr>
       <w:rPr>
         <w:rFonts w:ascii="Wingdings" w:hAnsi="Wingdings" w:hint="default"/>
-        <w:sz w:val="20"/>
-      </w:rPr>
-    </w:lvl>
-    <w:lvl w:ilvl="3" w:tentative="1">
+      </w:rPr>
+    </w:lvl>
+    <w:lvl w:ilvl="3" w:tplc="FFFFFFFF" w:tentative="1">
+      <w:start w:val="1"/>
+      <w:numFmt w:val="bullet"/>
+      <w:lvlText w:val=""/>
+      <w:lvlJc w:val="left"/>
+      <w:pPr>
+        <w:ind w:left="2880" w:hanging="360"/>
+      </w:pPr>
+      <w:rPr>
+        <w:rFonts w:ascii="Symbol" w:hAnsi="Symbol" w:hint="default"/>
+      </w:rPr>
+    </w:lvl>
+    <w:lvl w:ilvl="4" w:tplc="FFFFFFFF" w:tentative="1">
+      <w:start w:val="1"/>
+      <w:numFmt w:val="bullet"/>
+      <w:lvlText w:val="o"/>
+      <w:lvlJc w:val="left"/>
+      <w:pPr>
+        <w:ind w:left="3600" w:hanging="360"/>
+      </w:pPr>
+      <w:rPr>
+        <w:rFonts w:ascii="Courier New" w:hAnsi="Courier New" w:cs="Courier New" w:hint="default"/>
+      </w:rPr>
+    </w:lvl>
+    <w:lvl w:ilvl="5" w:tplc="FFFFFFFF" w:tentative="1">
       <w:start w:val="1"/>
       <w:numFmt w:val="bullet"/>
       <w:lvlText w:val=""/>
       <w:lvlJc w:val="left"/>
       <w:pPr>
-        <w:tabs>
-          <w:tab w:val="num" w:pos="3060"/>
-        </w:tabs>
-        <w:ind w:left="3060" w:hanging="360"/>
+        <w:ind w:left="4320" w:hanging="360"/>
       </w:pPr>
       <w:rPr>
         <w:rFonts w:ascii="Wingdings" w:hAnsi="Wingdings" w:hint="default"/>
-        <w:sz w:val="20"/>
-      </w:rPr>
-    </w:lvl>
-    <w:lvl w:ilvl="4" w:tentative="1">
+      </w:rPr>
+    </w:lvl>
+    <w:lvl w:ilvl="6" w:tplc="FFFFFFFF" w:tentative="1">
+      <w:start w:val="1"/>
+      <w:numFmt w:val="bullet"/>
+      <w:lvlText w:val=""/>
+      <w:lvlJc w:val="left"/>
+      <w:pPr>
+        <w:ind w:left="5040" w:hanging="360"/>
+      </w:pPr>
+      <w:rPr>
+        <w:rFonts w:ascii="Symbol" w:hAnsi="Symbol" w:hint="default"/>
+      </w:rPr>
+    </w:lvl>
+    <w:lvl w:ilvl="7" w:tplc="FFFFFFFF" w:tentative="1">
+      <w:start w:val="1"/>
+      <w:numFmt w:val="bullet"/>
+      <w:lvlText w:val="o"/>
+      <w:lvlJc w:val="left"/>
+      <w:pPr>
+        <w:ind w:left="5760" w:hanging="360"/>
+      </w:pPr>
+      <w:rPr>
+        <w:rFonts w:ascii="Courier New" w:hAnsi="Courier New" w:cs="Courier New" w:hint="default"/>
+      </w:rPr>
+    </w:lvl>
+    <w:lvl w:ilvl="8" w:tplc="FFFFFFFF" w:tentative="1">
       <w:start w:val="1"/>
       <w:numFmt w:val="bullet"/>
       <w:lvlText w:val=""/>
       <w:lvlJc w:val="left"/>
       <w:pPr>
-        <w:tabs>
-          <w:tab w:val="num" w:pos="3780"/>
-        </w:tabs>
-        <w:ind w:left="3780" w:hanging="360"/>
+        <w:ind w:left="6480" w:hanging="360"/>
       </w:pPr>
       <w:rPr>
         <w:rFonts w:ascii="Wingdings" w:hAnsi="Wingdings" w:hint="default"/>
-        <w:sz w:val="20"/>
-      </w:rPr>
-    </w:lvl>
-    <w:lvl w:ilvl="5" w:tentative="1">
-      <w:start w:val="1"/>
-      <w:numFmt w:val="bullet"/>
-      <w:lvlText w:val=""/>
-      <w:lvlJc w:val="left"/>
-      <w:pPr>
-        <w:tabs>
-          <w:tab w:val="num" w:pos="4500"/>
-        </w:tabs>
-        <w:ind w:left="4500" w:hanging="360"/>
-      </w:pPr>
-      <w:rPr>
-        <w:rFonts w:ascii="Wingdings" w:hAnsi="Wingdings" w:hint="default"/>
-        <w:sz w:val="20"/>
-      </w:rPr>
-    </w:lvl>
-    <w:lvl w:ilvl="6" w:tentative="1">
-      <w:start w:val="1"/>
-      <w:numFmt w:val="bullet"/>
-      <w:lvlText w:val=""/>
-      <w:lvlJc w:val="left"/>
-      <w:pPr>
-        <w:tabs>
-          <w:tab w:val="num" w:pos="5220"/>
-        </w:tabs>
-        <w:ind w:left="5220" w:hanging="360"/>
-      </w:pPr>
-      <w:rPr>
-        <w:rFonts w:ascii="Wingdings" w:hAnsi="Wingdings" w:hint="default"/>
-        <w:sz w:val="20"/>
-      </w:rPr>
-    </w:lvl>
-    <w:lvl w:ilvl="7" w:tentative="1">
-      <w:start w:val="1"/>
-      <w:numFmt w:val="bullet"/>
-      <w:lvlText w:val=""/>
-      <w:lvlJc w:val="left"/>
-      <w:pPr>
-        <w:tabs>
-          <w:tab w:val="num" w:pos="5940"/>
-        </w:tabs>
-        <w:ind w:left="5940" w:hanging="360"/>
-      </w:pPr>
-      <w:rPr>
-        <w:rFonts w:ascii="Wingdings" w:hAnsi="Wingdings" w:hint="default"/>
-        <w:sz w:val="20"/>
-      </w:rPr>
-    </w:lvl>
-    <w:lvl w:ilvl="8" w:tentative="1">
-      <w:start w:val="1"/>
-      <w:numFmt w:val="bullet"/>
-      <w:lvlText w:val=""/>
-      <w:lvlJc w:val="left"/>
-      <w:pPr>
-        <w:tabs>
-          <w:tab w:val="num" w:pos="6660"/>
-        </w:tabs>
-        <w:ind w:left="6660" w:hanging="360"/>
-      </w:pPr>
-      <w:rPr>
-        <w:rFonts w:ascii="Wingdings" w:hAnsi="Wingdings" w:hint="default"/>
-        <w:sz w:val="20"/>
       </w:rPr>
     </w:lvl>
   </w:abstractNum>
   <w:abstractNum w:abstractNumId="19" w15:restartNumberingAfterBreak="0">
-    <w:nsid w:val="6E521024"/>
-    <w:multiLevelType w:val="multilevel"/>
-    <w:tmpl w:val="D578F920"/>
-    <w:lvl w:ilvl="0">
+    <w:nsid w:val="611C4B56"/>
+    <w:multiLevelType w:val="hybridMultilevel"/>
+    <w:tmpl w:val="D4FA0E04"/>
+    <w:lvl w:ilvl="0" w:tplc="04090001">
       <w:start w:val="1"/>
       <w:numFmt w:val="bullet"/>
       <w:lvlText w:val=""/>
       <w:lvlJc w:val="left"/>
       <w:pPr>
-        <w:tabs>
-          <w:tab w:val="num" w:pos="720"/>
-        </w:tabs>
         <w:ind w:left="720" w:hanging="360"/>
       </w:pPr>
       <w:rPr>
         <w:rFonts w:ascii="Symbol" w:hAnsi="Symbol" w:hint="default"/>
-        <w:sz w:val="20"/>
-      </w:rPr>
-    </w:lvl>
-    <w:lvl w:ilvl="1" w:tentative="1">
+      </w:rPr>
+    </w:lvl>
+    <w:lvl w:ilvl="1" w:tplc="04090003" w:tentative="1">
       <w:start w:val="1"/>
       <w:numFmt w:val="bullet"/>
       <w:lvlText w:val="o"/>
       <w:lvlJc w:val="left"/>
       <w:pPr>
-        <w:tabs>
-          <w:tab w:val="num" w:pos="1440"/>
-        </w:tabs>
         <w:ind w:left="1440" w:hanging="360"/>
       </w:pPr>
       <w:rPr>
-        <w:rFonts w:ascii="Courier New" w:hAnsi="Courier New" w:hint="default"/>
-        <w:sz w:val="20"/>
-      </w:rPr>
-    </w:lvl>
-    <w:lvl w:ilvl="2" w:tentative="1">
+        <w:rFonts w:ascii="Courier New" w:hAnsi="Courier New" w:cs="Courier New" w:hint="default"/>
+      </w:rPr>
+    </w:lvl>
+    <w:lvl w:ilvl="2" w:tplc="04090005" w:tentative="1">
       <w:start w:val="1"/>
       <w:numFmt w:val="bullet"/>
       <w:lvlText w:val=""/>
       <w:lvlJc w:val="left"/>
       <w:pPr>
-        <w:tabs>
-          <w:tab w:val="num" w:pos="2160"/>
-        </w:tabs>
         <w:ind w:left="2160" w:hanging="360"/>
       </w:pPr>
       <w:rPr>
         <w:rFonts w:ascii="Wingdings" w:hAnsi="Wingdings" w:hint="default"/>
-        <w:sz w:val="20"/>
-      </w:rPr>
-    </w:lvl>
-    <w:lvl w:ilvl="3" w:tentative="1">
+      </w:rPr>
+    </w:lvl>
+    <w:lvl w:ilvl="3" w:tplc="04090001" w:tentative="1">
+      <w:start w:val="1"/>
+      <w:numFmt w:val="bullet"/>
+      <w:lvlText w:val=""/>
+      <w:lvlJc w:val="left"/>
+      <w:pPr>
+        <w:ind w:left="2880" w:hanging="360"/>
+      </w:pPr>
+      <w:rPr>
+        <w:rFonts w:ascii="Symbol" w:hAnsi="Symbol" w:hint="default"/>
+      </w:rPr>
+    </w:lvl>
+    <w:lvl w:ilvl="4" w:tplc="04090003" w:tentative="1">
+      <w:start w:val="1"/>
+      <w:numFmt w:val="bullet"/>
+      <w:lvlText w:val="o"/>
+      <w:lvlJc w:val="left"/>
+      <w:pPr>
+        <w:ind w:left="3600" w:hanging="360"/>
+      </w:pPr>
+      <w:rPr>
+        <w:rFonts w:ascii="Courier New" w:hAnsi="Courier New" w:cs="Courier New" w:hint="default"/>
+      </w:rPr>
+    </w:lvl>
+    <w:lvl w:ilvl="5" w:tplc="04090005" w:tentative="1">
       <w:start w:val="1"/>
       <w:numFmt w:val="bullet"/>
       <w:lvlText w:val=""/>
       <w:lvlJc w:val="left"/>
       <w:pPr>
-        <w:tabs>
-          <w:tab w:val="num" w:pos="2880"/>
-        </w:tabs>
-        <w:ind w:left="2880" w:hanging="360"/>
+        <w:ind w:left="4320" w:hanging="360"/>
       </w:pPr>
       <w:rPr>
         <w:rFonts w:ascii="Wingdings" w:hAnsi="Wingdings" w:hint="default"/>
-        <w:sz w:val="20"/>
-      </w:rPr>
-    </w:lvl>
-    <w:lvl w:ilvl="4" w:tentative="1">
+      </w:rPr>
+    </w:lvl>
+    <w:lvl w:ilvl="6" w:tplc="04090001" w:tentative="1">
+      <w:start w:val="1"/>
+      <w:numFmt w:val="bullet"/>
+      <w:lvlText w:val=""/>
+      <w:lvlJc w:val="left"/>
+      <w:pPr>
+        <w:ind w:left="5040" w:hanging="360"/>
+      </w:pPr>
+      <w:rPr>
+        <w:rFonts w:ascii="Symbol" w:hAnsi="Symbol" w:hint="default"/>
+      </w:rPr>
+    </w:lvl>
+    <w:lvl w:ilvl="7" w:tplc="04090003" w:tentative="1">
+      <w:start w:val="1"/>
+      <w:numFmt w:val="bullet"/>
+      <w:lvlText w:val="o"/>
+      <w:lvlJc w:val="left"/>
+      <w:pPr>
+        <w:ind w:left="5760" w:hanging="360"/>
+      </w:pPr>
+      <w:rPr>
+        <w:rFonts w:ascii="Courier New" w:hAnsi="Courier New" w:cs="Courier New" w:hint="default"/>
+      </w:rPr>
+    </w:lvl>
+    <w:lvl w:ilvl="8" w:tplc="04090005" w:tentative="1">
       <w:start w:val="1"/>
       <w:numFmt w:val="bullet"/>
       <w:lvlText w:val=""/>
       <w:lvlJc w:val="left"/>
       <w:pPr>
-        <w:tabs>
-          <w:tab w:val="num" w:pos="3600"/>
-        </w:tabs>
-        <w:ind w:left="3600" w:hanging="360"/>
+        <w:ind w:left="6480" w:hanging="360"/>
       </w:pPr>
       <w:rPr>
         <w:rFonts w:ascii="Wingdings" w:hAnsi="Wingdings" w:hint="default"/>
-        <w:sz w:val="20"/>
-      </w:rPr>
-    </w:lvl>
-    <w:lvl w:ilvl="5" w:tentative="1">
-      <w:start w:val="1"/>
-      <w:numFmt w:val="bullet"/>
-      <w:lvlText w:val=""/>
-      <w:lvlJc w:val="left"/>
-      <w:pPr>
-        <w:tabs>
-          <w:tab w:val="num" w:pos="4320"/>
-        </w:tabs>
-        <w:ind w:left="4320" w:hanging="360"/>
-      </w:pPr>
-      <w:rPr>
-        <w:rFonts w:ascii="Wingdings" w:hAnsi="Wingdings" w:hint="default"/>
-        <w:sz w:val="20"/>
-      </w:rPr>
-    </w:lvl>
-    <w:lvl w:ilvl="6" w:tentative="1">
-      <w:start w:val="1"/>
-      <w:numFmt w:val="bullet"/>
-      <w:lvlText w:val=""/>
-      <w:lvlJc w:val="left"/>
-      <w:pPr>
-        <w:tabs>
-          <w:tab w:val="num" w:pos="5040"/>
-        </w:tabs>
-        <w:ind w:left="5040" w:hanging="360"/>
-      </w:pPr>
-      <w:rPr>
-        <w:rFonts w:ascii="Wingdings" w:hAnsi="Wingdings" w:hint="default"/>
-        <w:sz w:val="20"/>
-      </w:rPr>
-    </w:lvl>
-    <w:lvl w:ilvl="7" w:tentative="1">
-      <w:start w:val="1"/>
-      <w:numFmt w:val="bullet"/>
-      <w:lvlText w:val=""/>
-      <w:lvlJc w:val="left"/>
-      <w:pPr>
-        <w:tabs>
-          <w:tab w:val="num" w:pos="5760"/>
-        </w:tabs>
-        <w:ind w:left="5760" w:hanging="360"/>
-      </w:pPr>
-      <w:rPr>
-        <w:rFonts w:ascii="Wingdings" w:hAnsi="Wingdings" w:hint="default"/>
-        <w:sz w:val="20"/>
-      </w:rPr>
-    </w:lvl>
-    <w:lvl w:ilvl="8" w:tentative="1">
-      <w:start w:val="1"/>
-      <w:numFmt w:val="bullet"/>
-      <w:lvlText w:val=""/>
-      <w:lvlJc w:val="left"/>
-      <w:pPr>
-        <w:tabs>
-          <w:tab w:val="num" w:pos="6480"/>
-        </w:tabs>
-        <w:ind w:left="6480" w:hanging="360"/>
-      </w:pPr>
-      <w:rPr>
-        <w:rFonts w:ascii="Wingdings" w:hAnsi="Wingdings" w:hint="default"/>
-        <w:sz w:val="20"/>
       </w:rPr>
     </w:lvl>
   </w:abstractNum>
   <w:abstractNum w:abstractNumId="20" w15:restartNumberingAfterBreak="0">
-    <w:nsid w:val="6F1B2817"/>
-    <w:multiLevelType w:val="multilevel"/>
-    <w:tmpl w:val="5B5EBA72"/>
-    <w:lvl w:ilvl="0">
+    <w:nsid w:val="6E1D2423"/>
+    <w:multiLevelType w:val="hybridMultilevel"/>
+    <w:tmpl w:val="627A4606"/>
+    <w:lvl w:ilvl="0" w:tplc="04090001">
       <w:start w:val="1"/>
       <w:numFmt w:val="bullet"/>
       <w:lvlText w:val=""/>
       <w:lvlJc w:val="left"/>
       <w:pPr>
-        <w:tabs>
-          <w:tab w:val="num" w:pos="900"/>
-        </w:tabs>
-        <w:ind w:left="900" w:hanging="360"/>
+        <w:ind w:left="720" w:hanging="360"/>
       </w:pPr>
       <w:rPr>
         <w:rFonts w:ascii="Symbol" w:hAnsi="Symbol" w:hint="default"/>
-        <w:sz w:val="20"/>
-      </w:rPr>
-    </w:lvl>
-    <w:lvl w:ilvl="1" w:tentative="1">
+      </w:rPr>
+    </w:lvl>
+    <w:lvl w:ilvl="1" w:tplc="04090001">
+      <w:start w:val="1"/>
+      <w:numFmt w:val="bullet"/>
+      <w:lvlText w:val=""/>
+      <w:lvlJc w:val="left"/>
+      <w:pPr>
+        <w:ind w:left="720" w:hanging="360"/>
+      </w:pPr>
+      <w:rPr>
+        <w:rFonts w:ascii="Symbol" w:hAnsi="Symbol" w:hint="default"/>
+      </w:rPr>
+    </w:lvl>
+    <w:lvl w:ilvl="2" w:tplc="04090005" w:tentative="1">
+      <w:start w:val="1"/>
+      <w:numFmt w:val="bullet"/>
+      <w:lvlText w:val=""/>
+      <w:lvlJc w:val="left"/>
+      <w:pPr>
+        <w:ind w:left="2160" w:hanging="360"/>
+      </w:pPr>
+      <w:rPr>
+        <w:rFonts w:ascii="Wingdings" w:hAnsi="Wingdings" w:hint="default"/>
+      </w:rPr>
+    </w:lvl>
+    <w:lvl w:ilvl="3" w:tplc="04090001" w:tentative="1">
+      <w:start w:val="1"/>
+      <w:numFmt w:val="bullet"/>
+      <w:lvlText w:val=""/>
+      <w:lvlJc w:val="left"/>
+      <w:pPr>
+        <w:ind w:left="2880" w:hanging="360"/>
+      </w:pPr>
+      <w:rPr>
+        <w:rFonts w:ascii="Symbol" w:hAnsi="Symbol" w:hint="default"/>
+      </w:rPr>
+    </w:lvl>
+    <w:lvl w:ilvl="4" w:tplc="04090003" w:tentative="1">
       <w:start w:val="1"/>
       <w:numFmt w:val="bullet"/>
       <w:lvlText w:val="o"/>
       <w:lvlJc w:val="left"/>
       <w:pPr>
-        <w:tabs>
-          <w:tab w:val="num" w:pos="1620"/>
-        </w:tabs>
-        <w:ind w:left="1620" w:hanging="360"/>
-      </w:pPr>
-      <w:rPr>
-        <w:rFonts w:ascii="Courier New" w:hAnsi="Courier New" w:hint="default"/>
-        <w:sz w:val="20"/>
-      </w:rPr>
-    </w:lvl>
-    <w:lvl w:ilvl="2" w:tentative="1">
+        <w:ind w:left="3600" w:hanging="360"/>
+      </w:pPr>
+      <w:rPr>
+        <w:rFonts w:ascii="Courier New" w:hAnsi="Courier New" w:cs="Courier New" w:hint="default"/>
+      </w:rPr>
+    </w:lvl>
+    <w:lvl w:ilvl="5" w:tplc="04090005" w:tentative="1">
       <w:start w:val="1"/>
       <w:numFmt w:val="bullet"/>
       <w:lvlText w:val=""/>
       <w:lvlJc w:val="left"/>
       <w:pPr>
-        <w:tabs>
-          <w:tab w:val="num" w:pos="2340"/>
-        </w:tabs>
-        <w:ind w:left="2340" w:hanging="360"/>
+        <w:ind w:left="4320" w:hanging="360"/>
       </w:pPr>
       <w:rPr>
         <w:rFonts w:ascii="Wingdings" w:hAnsi="Wingdings" w:hint="default"/>
-        <w:sz w:val="20"/>
-      </w:rPr>
-    </w:lvl>
-    <w:lvl w:ilvl="3" w:tentative="1">
+      </w:rPr>
+    </w:lvl>
+    <w:lvl w:ilvl="6" w:tplc="04090001" w:tentative="1">
+      <w:start w:val="1"/>
+      <w:numFmt w:val="bullet"/>
+      <w:lvlText w:val=""/>
+      <w:lvlJc w:val="left"/>
+      <w:pPr>
+        <w:ind w:left="5040" w:hanging="360"/>
+      </w:pPr>
+      <w:rPr>
+        <w:rFonts w:ascii="Symbol" w:hAnsi="Symbol" w:hint="default"/>
+      </w:rPr>
+    </w:lvl>
+    <w:lvl w:ilvl="7" w:tplc="04090003" w:tentative="1">
+      <w:start w:val="1"/>
+      <w:numFmt w:val="bullet"/>
+      <w:lvlText w:val="o"/>
+      <w:lvlJc w:val="left"/>
+      <w:pPr>
+        <w:ind w:left="5760" w:hanging="360"/>
+      </w:pPr>
+      <w:rPr>
+        <w:rFonts w:ascii="Courier New" w:hAnsi="Courier New" w:cs="Courier New" w:hint="default"/>
+      </w:rPr>
+    </w:lvl>
+    <w:lvl w:ilvl="8" w:tplc="04090005" w:tentative="1">
       <w:start w:val="1"/>
       <w:numFmt w:val="bullet"/>
       <w:lvlText w:val=""/>
       <w:lvlJc w:val="left"/>
       <w:pPr>
-        <w:tabs>
-          <w:tab w:val="num" w:pos="3060"/>
-        </w:tabs>
-        <w:ind w:left="3060" w:hanging="360"/>
+        <w:ind w:left="6480" w:hanging="360"/>
       </w:pPr>
       <w:rPr>
         <w:rFonts w:ascii="Wingdings" w:hAnsi="Wingdings" w:hint="default"/>
-        <w:sz w:val="20"/>
-      </w:rPr>
-    </w:lvl>
-    <w:lvl w:ilvl="4" w:tentative="1">
-      <w:start w:val="1"/>
-      <w:numFmt w:val="bullet"/>
-      <w:lvlText w:val=""/>
-      <w:lvlJc w:val="left"/>
-      <w:pPr>
-        <w:tabs>
-          <w:tab w:val="num" w:pos="3780"/>
-        </w:tabs>
-        <w:ind w:left="3780" w:hanging="360"/>
-      </w:pPr>
-      <w:rPr>
-        <w:rFonts w:ascii="Wingdings" w:hAnsi="Wingdings" w:hint="default"/>
-        <w:sz w:val="20"/>
-      </w:rPr>
-    </w:lvl>
-    <w:lvl w:ilvl="5" w:tentative="1">
-      <w:start w:val="1"/>
-      <w:numFmt w:val="bullet"/>
-      <w:lvlText w:val=""/>
-      <w:lvlJc w:val="left"/>
-      <w:pPr>
-        <w:tabs>
-          <w:tab w:val="num" w:pos="4500"/>
-        </w:tabs>
-        <w:ind w:left="4500" w:hanging="360"/>
-      </w:pPr>
-      <w:rPr>
-        <w:rFonts w:ascii="Wingdings" w:hAnsi="Wingdings" w:hint="default"/>
-        <w:sz w:val="20"/>
-      </w:rPr>
-    </w:lvl>
-    <w:lvl w:ilvl="6" w:tentative="1">
-      <w:start w:val="1"/>
-      <w:numFmt w:val="bullet"/>
-      <w:lvlText w:val=""/>
-      <w:lvlJc w:val="left"/>
-      <w:pPr>
-        <w:tabs>
-          <w:tab w:val="num" w:pos="5220"/>
-        </w:tabs>
-        <w:ind w:left="5220" w:hanging="360"/>
-      </w:pPr>
-      <w:rPr>
-        <w:rFonts w:ascii="Wingdings" w:hAnsi="Wingdings" w:hint="default"/>
-        <w:sz w:val="20"/>
-      </w:rPr>
-    </w:lvl>
-    <w:lvl w:ilvl="7" w:tentative="1">
-      <w:start w:val="1"/>
-      <w:numFmt w:val="bullet"/>
-      <w:lvlText w:val=""/>
-      <w:lvlJc w:val="left"/>
-      <w:pPr>
-        <w:tabs>
-          <w:tab w:val="num" w:pos="5940"/>
-        </w:tabs>
-        <w:ind w:left="5940" w:hanging="360"/>
-      </w:pPr>
-      <w:rPr>
-        <w:rFonts w:ascii="Wingdings" w:hAnsi="Wingdings" w:hint="default"/>
-        <w:sz w:val="20"/>
-      </w:rPr>
-    </w:lvl>
-    <w:lvl w:ilvl="8" w:tentative="1">
-      <w:start w:val="1"/>
-      <w:numFmt w:val="bullet"/>
-      <w:lvlText w:val=""/>
-      <w:lvlJc w:val="left"/>
-      <w:pPr>
-        <w:tabs>
-          <w:tab w:val="num" w:pos="6660"/>
-        </w:tabs>
-        <w:ind w:left="6660" w:hanging="360"/>
-      </w:pPr>
-      <w:rPr>
-        <w:rFonts w:ascii="Wingdings" w:hAnsi="Wingdings" w:hint="default"/>
-        <w:sz w:val="20"/>
       </w:rPr>
     </w:lvl>
   </w:abstractNum>
   <w:abstractNum w:abstractNumId="21" w15:restartNumberingAfterBreak="0">
-    <w:nsid w:val="712E5434"/>
-    <w:multiLevelType w:val="multilevel"/>
-    <w:tmpl w:val="11124FD0"/>
-    <w:lvl w:ilvl="0">
+    <w:nsid w:val="6EC14058"/>
+    <w:multiLevelType w:val="hybridMultilevel"/>
+    <w:tmpl w:val="DD76ACC6"/>
+    <w:lvl w:ilvl="0" w:tplc="04090001">
       <w:start w:val="1"/>
       <w:numFmt w:val="bullet"/>
       <w:lvlText w:val=""/>
       <w:lvlJc w:val="left"/>
       <w:pPr>
-        <w:tabs>
-          <w:tab w:val="num" w:pos="900"/>
-        </w:tabs>
-        <w:ind w:left="900" w:hanging="360"/>
+        <w:ind w:left="720" w:hanging="360"/>
       </w:pPr>
       <w:rPr>
         <w:rFonts w:ascii="Symbol" w:hAnsi="Symbol" w:hint="default"/>
-        <w:sz w:val="20"/>
-      </w:rPr>
-    </w:lvl>
-    <w:lvl w:ilvl="1" w:tentative="1">
+      </w:rPr>
+    </w:lvl>
+    <w:lvl w:ilvl="1" w:tplc="04090003" w:tentative="1">
       <w:start w:val="1"/>
       <w:numFmt w:val="bullet"/>
       <w:lvlText w:val="o"/>
       <w:lvlJc w:val="left"/>
       <w:pPr>
-        <w:tabs>
-          <w:tab w:val="num" w:pos="1620"/>
-        </w:tabs>
-        <w:ind w:left="1620" w:hanging="360"/>
-      </w:pPr>
-      <w:rPr>
-        <w:rFonts w:ascii="Courier New" w:hAnsi="Courier New" w:hint="default"/>
-        <w:sz w:val="20"/>
-      </w:rPr>
-    </w:lvl>
-    <w:lvl w:ilvl="2" w:tentative="1">
+        <w:ind w:left="1440" w:hanging="360"/>
+      </w:pPr>
+      <w:rPr>
+        <w:rFonts w:ascii="Courier New" w:hAnsi="Courier New" w:cs="Courier New" w:hint="default"/>
+      </w:rPr>
+    </w:lvl>
+    <w:lvl w:ilvl="2" w:tplc="04090005" w:tentative="1">
       <w:start w:val="1"/>
       <w:numFmt w:val="bullet"/>
       <w:lvlText w:val=""/>
       <w:lvlJc w:val="left"/>
       <w:pPr>
-        <w:tabs>
-          <w:tab w:val="num" w:pos="2340"/>
-        </w:tabs>
-        <w:ind w:left="2340" w:hanging="360"/>
+        <w:ind w:left="2160" w:hanging="360"/>
       </w:pPr>
       <w:rPr>
         <w:rFonts w:ascii="Wingdings" w:hAnsi="Wingdings" w:hint="default"/>
-        <w:sz w:val="20"/>
-      </w:rPr>
-    </w:lvl>
-    <w:lvl w:ilvl="3" w:tentative="1">
+      </w:rPr>
+    </w:lvl>
+    <w:lvl w:ilvl="3" w:tplc="04090001" w:tentative="1">
+      <w:start w:val="1"/>
+      <w:numFmt w:val="bullet"/>
+      <w:lvlText w:val=""/>
+      <w:lvlJc w:val="left"/>
+      <w:pPr>
+        <w:ind w:left="2880" w:hanging="360"/>
+      </w:pPr>
+      <w:rPr>
+        <w:rFonts w:ascii="Symbol" w:hAnsi="Symbol" w:hint="default"/>
+      </w:rPr>
+    </w:lvl>
+    <w:lvl w:ilvl="4" w:tplc="04090003" w:tentative="1">
+      <w:start w:val="1"/>
+      <w:numFmt w:val="bullet"/>
+      <w:lvlText w:val="o"/>
+      <w:lvlJc w:val="left"/>
+      <w:pPr>
+        <w:ind w:left="3600" w:hanging="360"/>
+      </w:pPr>
+      <w:rPr>
+        <w:rFonts w:ascii="Courier New" w:hAnsi="Courier New" w:cs="Courier New" w:hint="default"/>
+      </w:rPr>
+    </w:lvl>
+    <w:lvl w:ilvl="5" w:tplc="04090005" w:tentative="1">
       <w:start w:val="1"/>
       <w:numFmt w:val="bullet"/>
       <w:lvlText w:val=""/>
       <w:lvlJc w:val="left"/>
       <w:pPr>
-        <w:tabs>
-          <w:tab w:val="num" w:pos="3060"/>
-        </w:tabs>
-        <w:ind w:left="3060" w:hanging="360"/>
+        <w:ind w:left="4320" w:hanging="360"/>
       </w:pPr>
       <w:rPr>
         <w:rFonts w:ascii="Wingdings" w:hAnsi="Wingdings" w:hint="default"/>
-        <w:sz w:val="20"/>
-      </w:rPr>
-    </w:lvl>
-    <w:lvl w:ilvl="4" w:tentative="1">
+      </w:rPr>
+    </w:lvl>
+    <w:lvl w:ilvl="6" w:tplc="04090001" w:tentative="1">
+      <w:start w:val="1"/>
+      <w:numFmt w:val="bullet"/>
+      <w:lvlText w:val=""/>
+      <w:lvlJc w:val="left"/>
+      <w:pPr>
+        <w:ind w:left="5040" w:hanging="360"/>
+      </w:pPr>
+      <w:rPr>
+        <w:rFonts w:ascii="Symbol" w:hAnsi="Symbol" w:hint="default"/>
+      </w:rPr>
+    </w:lvl>
+    <w:lvl w:ilvl="7" w:tplc="04090003" w:tentative="1">
+      <w:start w:val="1"/>
+      <w:numFmt w:val="bullet"/>
+      <w:lvlText w:val="o"/>
+      <w:lvlJc w:val="left"/>
+      <w:pPr>
+        <w:ind w:left="5760" w:hanging="360"/>
+      </w:pPr>
+      <w:rPr>
+        <w:rFonts w:ascii="Courier New" w:hAnsi="Courier New" w:cs="Courier New" w:hint="default"/>
+      </w:rPr>
+    </w:lvl>
+    <w:lvl w:ilvl="8" w:tplc="04090005" w:tentative="1">
       <w:start w:val="1"/>
       <w:numFmt w:val="bullet"/>
       <w:lvlText w:val=""/>
       <w:lvlJc w:val="left"/>
       <w:pPr>
-        <w:tabs>
-          <w:tab w:val="num" w:pos="3780"/>
-        </w:tabs>
-        <w:ind w:left="3780" w:hanging="360"/>
+        <w:ind w:left="6480" w:hanging="360"/>
       </w:pPr>
       <w:rPr>
         <w:rFonts w:ascii="Wingdings" w:hAnsi="Wingdings" w:hint="default"/>
-        <w:sz w:val="20"/>
-      </w:rPr>
-    </w:lvl>
-    <w:lvl w:ilvl="5" w:tentative="1">
-      <w:start w:val="1"/>
-      <w:numFmt w:val="bullet"/>
-      <w:lvlText w:val=""/>
-      <w:lvlJc w:val="left"/>
-      <w:pPr>
-        <w:tabs>
-          <w:tab w:val="num" w:pos="4500"/>
-        </w:tabs>
-        <w:ind w:left="4500" w:hanging="360"/>
-      </w:pPr>
-      <w:rPr>
-        <w:rFonts w:ascii="Wingdings" w:hAnsi="Wingdings" w:hint="default"/>
-        <w:sz w:val="20"/>
-      </w:rPr>
-    </w:lvl>
-    <w:lvl w:ilvl="6" w:tentative="1">
-      <w:start w:val="1"/>
-      <w:numFmt w:val="bullet"/>
-      <w:lvlText w:val=""/>
-      <w:lvlJc w:val="left"/>
-      <w:pPr>
-        <w:tabs>
-          <w:tab w:val="num" w:pos="5220"/>
-        </w:tabs>
-        <w:ind w:left="5220" w:hanging="360"/>
-      </w:pPr>
-      <w:rPr>
-        <w:rFonts w:ascii="Wingdings" w:hAnsi="Wingdings" w:hint="default"/>
-        <w:sz w:val="20"/>
-      </w:rPr>
-    </w:lvl>
-    <w:lvl w:ilvl="7" w:tentative="1">
-      <w:start w:val="1"/>
-      <w:numFmt w:val="bullet"/>
-      <w:lvlText w:val=""/>
-      <w:lvlJc w:val="left"/>
-      <w:pPr>
-        <w:tabs>
-          <w:tab w:val="num" w:pos="5940"/>
-        </w:tabs>
-        <w:ind w:left="5940" w:hanging="360"/>
-      </w:pPr>
-      <w:rPr>
-        <w:rFonts w:ascii="Wingdings" w:hAnsi="Wingdings" w:hint="default"/>
-        <w:sz w:val="20"/>
-      </w:rPr>
-    </w:lvl>
-    <w:lvl w:ilvl="8" w:tentative="1">
-      <w:start w:val="1"/>
-      <w:numFmt w:val="bullet"/>
-      <w:lvlText w:val=""/>
-      <w:lvlJc w:val="left"/>
-      <w:pPr>
-        <w:tabs>
-          <w:tab w:val="num" w:pos="6660"/>
-        </w:tabs>
-        <w:ind w:left="6660" w:hanging="360"/>
-      </w:pPr>
-      <w:rPr>
-        <w:rFonts w:ascii="Wingdings" w:hAnsi="Wingdings" w:hint="default"/>
-        <w:sz w:val="20"/>
       </w:rPr>
     </w:lvl>
   </w:abstractNum>
   <w:abstractNum w:abstractNumId="22" w15:restartNumberingAfterBreak="0">
-    <w:nsid w:val="7EC40459"/>
-    <w:multiLevelType w:val="multilevel"/>
-    <w:tmpl w:val="E33E6204"/>
-    <w:lvl w:ilvl="0">
+    <w:nsid w:val="7B3B682D"/>
+    <w:multiLevelType w:val="hybridMultilevel"/>
+    <w:tmpl w:val="AC4C5AF4"/>
+    <w:lvl w:ilvl="0" w:tplc="04090001">
       <w:start w:val="1"/>
       <w:numFmt w:val="bullet"/>
       <w:lvlText w:val=""/>
       <w:lvlJc w:val="left"/>
       <w:pPr>
-        <w:tabs>
-          <w:tab w:val="num" w:pos="900"/>
-        </w:tabs>
-        <w:ind w:left="900" w:hanging="360"/>
+        <w:ind w:left="720" w:hanging="360"/>
       </w:pPr>
       <w:rPr>
         <w:rFonts w:ascii="Symbol" w:hAnsi="Symbol" w:hint="default"/>
-        <w:sz w:val="20"/>
-      </w:rPr>
-    </w:lvl>
-    <w:lvl w:ilvl="1" w:tentative="1">
+      </w:rPr>
+    </w:lvl>
+    <w:lvl w:ilvl="1" w:tplc="04090003" w:tentative="1">
       <w:start w:val="1"/>
       <w:numFmt w:val="bullet"/>
       <w:lvlText w:val="o"/>
       <w:lvlJc w:val="left"/>
       <w:pPr>
-        <w:tabs>
-          <w:tab w:val="num" w:pos="1620"/>
-        </w:tabs>
-        <w:ind w:left="1620" w:hanging="360"/>
-      </w:pPr>
-      <w:rPr>
-        <w:rFonts w:ascii="Courier New" w:hAnsi="Courier New" w:hint="default"/>
-        <w:sz w:val="20"/>
-      </w:rPr>
-    </w:lvl>
-    <w:lvl w:ilvl="2" w:tentative="1">
+        <w:ind w:left="1440" w:hanging="360"/>
+      </w:pPr>
+      <w:rPr>
+        <w:rFonts w:ascii="Courier New" w:hAnsi="Courier New" w:cs="Courier New" w:hint="default"/>
+      </w:rPr>
+    </w:lvl>
+    <w:lvl w:ilvl="2" w:tplc="04090005" w:tentative="1">
       <w:start w:val="1"/>
       <w:numFmt w:val="bullet"/>
       <w:lvlText w:val=""/>
       <w:lvlJc w:val="left"/>
       <w:pPr>
-        <w:tabs>
-          <w:tab w:val="num" w:pos="2340"/>
-        </w:tabs>
-        <w:ind w:left="2340" w:hanging="360"/>
+        <w:ind w:left="2160" w:hanging="360"/>
       </w:pPr>
       <w:rPr>
         <w:rFonts w:ascii="Wingdings" w:hAnsi="Wingdings" w:hint="default"/>
-        <w:sz w:val="20"/>
-      </w:rPr>
-    </w:lvl>
-    <w:lvl w:ilvl="3" w:tentative="1">
+      </w:rPr>
+    </w:lvl>
+    <w:lvl w:ilvl="3" w:tplc="04090001" w:tentative="1">
+      <w:start w:val="1"/>
+      <w:numFmt w:val="bullet"/>
+      <w:lvlText w:val=""/>
+      <w:lvlJc w:val="left"/>
+      <w:pPr>
+        <w:ind w:left="2880" w:hanging="360"/>
+      </w:pPr>
+      <w:rPr>
+        <w:rFonts w:ascii="Symbol" w:hAnsi="Symbol" w:hint="default"/>
+      </w:rPr>
+    </w:lvl>
+    <w:lvl w:ilvl="4" w:tplc="04090003" w:tentative="1">
+      <w:start w:val="1"/>
+      <w:numFmt w:val="bullet"/>
+      <w:lvlText w:val="o"/>
+      <w:lvlJc w:val="left"/>
+      <w:pPr>
+        <w:ind w:left="3600" w:hanging="360"/>
+      </w:pPr>
+      <w:rPr>
+        <w:rFonts w:ascii="Courier New" w:hAnsi="Courier New" w:cs="Courier New" w:hint="default"/>
+      </w:rPr>
+    </w:lvl>
+    <w:lvl w:ilvl="5" w:tplc="04090005" w:tentative="1">
       <w:start w:val="1"/>
       <w:numFmt w:val="bullet"/>
       <w:lvlText w:val=""/>
       <w:lvlJc w:val="left"/>
       <w:pPr>
-        <w:tabs>
-          <w:tab w:val="num" w:pos="3060"/>
-        </w:tabs>
-        <w:ind w:left="3060" w:hanging="360"/>
+        <w:ind w:left="4320" w:hanging="360"/>
       </w:pPr>
       <w:rPr>
         <w:rFonts w:ascii="Wingdings" w:hAnsi="Wingdings" w:hint="default"/>
-        <w:sz w:val="20"/>
-      </w:rPr>
-    </w:lvl>
-    <w:lvl w:ilvl="4" w:tentative="1">
+      </w:rPr>
+    </w:lvl>
+    <w:lvl w:ilvl="6" w:tplc="04090001" w:tentative="1">
+      <w:start w:val="1"/>
+      <w:numFmt w:val="bullet"/>
+      <w:lvlText w:val=""/>
+      <w:lvlJc w:val="left"/>
+      <w:pPr>
+        <w:ind w:left="5040" w:hanging="360"/>
+      </w:pPr>
+      <w:rPr>
+        <w:rFonts w:ascii="Symbol" w:hAnsi="Symbol" w:hint="default"/>
+      </w:rPr>
+    </w:lvl>
+    <w:lvl w:ilvl="7" w:tplc="04090003" w:tentative="1">
+      <w:start w:val="1"/>
+      <w:numFmt w:val="bullet"/>
+      <w:lvlText w:val="o"/>
+      <w:lvlJc w:val="left"/>
+      <w:pPr>
+        <w:ind w:left="5760" w:hanging="360"/>
+      </w:pPr>
+      <w:rPr>
+        <w:rFonts w:ascii="Courier New" w:hAnsi="Courier New" w:cs="Courier New" w:hint="default"/>
+      </w:rPr>
+    </w:lvl>
+    <w:lvl w:ilvl="8" w:tplc="04090005" w:tentative="1">
       <w:start w:val="1"/>
       <w:numFmt w:val="bullet"/>
       <w:lvlText w:val=""/>
       <w:lvlJc w:val="left"/>
       <w:pPr>
-        <w:tabs>
-          <w:tab w:val="num" w:pos="3780"/>
-        </w:tabs>
-        <w:ind w:left="3780" w:hanging="360"/>
+        <w:ind w:left="6480" w:hanging="360"/>
       </w:pPr>
       <w:rPr>
         <w:rFonts w:ascii="Wingdings" w:hAnsi="Wingdings" w:hint="default"/>
-        <w:sz w:val="20"/>
-      </w:rPr>
-    </w:lvl>
-    <w:lvl w:ilvl="5" w:tentative="1">
+      </w:rPr>
+    </w:lvl>
+  </w:abstractNum>
+  <w:abstractNum w:abstractNumId="23" w15:restartNumberingAfterBreak="0">
+    <w:nsid w:val="7D851F3B"/>
+    <w:multiLevelType w:val="hybridMultilevel"/>
+    <w:tmpl w:val="92FEAD6A"/>
+    <w:lvl w:ilvl="0" w:tplc="04090001">
+      <w:start w:val="1"/>
+      <w:numFmt w:val="bullet"/>
+      <w:lvlText w:val=""/>
+      <w:lvlJc w:val="left"/>
+      <w:pPr>
+        <w:ind w:left="720" w:hanging="360"/>
+      </w:pPr>
+      <w:rPr>
+        <w:rFonts w:ascii="Symbol" w:hAnsi="Symbol" w:hint="default"/>
+      </w:rPr>
+    </w:lvl>
+    <w:lvl w:ilvl="1" w:tplc="04090001">
+      <w:start w:val="1"/>
+      <w:numFmt w:val="bullet"/>
+      <w:lvlText w:val=""/>
+      <w:lvlJc w:val="left"/>
+      <w:pPr>
+        <w:ind w:left="720" w:hanging="360"/>
+      </w:pPr>
+      <w:rPr>
+        <w:rFonts w:ascii="Symbol" w:hAnsi="Symbol" w:hint="default"/>
+      </w:rPr>
+    </w:lvl>
+    <w:lvl w:ilvl="2" w:tplc="04090005" w:tentative="1">
       <w:start w:val="1"/>
       <w:numFmt w:val="bullet"/>
       <w:lvlText w:val=""/>
       <w:lvlJc w:val="left"/>
       <w:pPr>
-        <w:tabs>
-          <w:tab w:val="num" w:pos="4500"/>
-        </w:tabs>
-        <w:ind w:left="4500" w:hanging="360"/>
+        <w:ind w:left="2160" w:hanging="360"/>
       </w:pPr>
       <w:rPr>
         <w:rFonts w:ascii="Wingdings" w:hAnsi="Wingdings" w:hint="default"/>
-        <w:sz w:val="20"/>
-      </w:rPr>
-    </w:lvl>
-    <w:lvl w:ilvl="6" w:tentative="1">
+      </w:rPr>
+    </w:lvl>
+    <w:lvl w:ilvl="3" w:tplc="04090001" w:tentative="1">
+      <w:start w:val="1"/>
+      <w:numFmt w:val="bullet"/>
+      <w:lvlText w:val=""/>
+      <w:lvlJc w:val="left"/>
+      <w:pPr>
+        <w:ind w:left="2880" w:hanging="360"/>
+      </w:pPr>
+      <w:rPr>
+        <w:rFonts w:ascii="Symbol" w:hAnsi="Symbol" w:hint="default"/>
+      </w:rPr>
+    </w:lvl>
+    <w:lvl w:ilvl="4" w:tplc="04090003" w:tentative="1">
+      <w:start w:val="1"/>
+      <w:numFmt w:val="bullet"/>
+      <w:lvlText w:val="o"/>
+      <w:lvlJc w:val="left"/>
+      <w:pPr>
+        <w:ind w:left="3600" w:hanging="360"/>
+      </w:pPr>
+      <w:rPr>
+        <w:rFonts w:ascii="Courier New" w:hAnsi="Courier New" w:cs="Courier New" w:hint="default"/>
+      </w:rPr>
+    </w:lvl>
+    <w:lvl w:ilvl="5" w:tplc="04090005" w:tentative="1">
       <w:start w:val="1"/>
       <w:numFmt w:val="bullet"/>
       <w:lvlText w:val=""/>
       <w:lvlJc w:val="left"/>
       <w:pPr>
-        <w:tabs>
-          <w:tab w:val="num" w:pos="5220"/>
-        </w:tabs>
-        <w:ind w:left="5220" w:hanging="360"/>
+        <w:ind w:left="4320" w:hanging="360"/>
       </w:pPr>
       <w:rPr>
         <w:rFonts w:ascii="Wingdings" w:hAnsi="Wingdings" w:hint="default"/>
-        <w:sz w:val="20"/>
-      </w:rPr>
-    </w:lvl>
-    <w:lvl w:ilvl="7" w:tentative="1">
+      </w:rPr>
+    </w:lvl>
+    <w:lvl w:ilvl="6" w:tplc="04090001" w:tentative="1">
+      <w:start w:val="1"/>
+      <w:numFmt w:val="bullet"/>
+      <w:lvlText w:val=""/>
+      <w:lvlJc w:val="left"/>
+      <w:pPr>
+        <w:ind w:left="5040" w:hanging="360"/>
+      </w:pPr>
+      <w:rPr>
+        <w:rFonts w:ascii="Symbol" w:hAnsi="Symbol" w:hint="default"/>
+      </w:rPr>
+    </w:lvl>
+    <w:lvl w:ilvl="7" w:tplc="04090003" w:tentative="1">
+      <w:start w:val="1"/>
+      <w:numFmt w:val="bullet"/>
+      <w:lvlText w:val="o"/>
+      <w:lvlJc w:val="left"/>
+      <w:pPr>
+        <w:ind w:left="5760" w:hanging="360"/>
+      </w:pPr>
+      <w:rPr>
+        <w:rFonts w:ascii="Courier New" w:hAnsi="Courier New" w:cs="Courier New" w:hint="default"/>
+      </w:rPr>
+    </w:lvl>
+    <w:lvl w:ilvl="8" w:tplc="04090005" w:tentative="1">
       <w:start w:val="1"/>
       <w:numFmt w:val="bullet"/>
       <w:lvlText w:val=""/>
       <w:lvlJc w:val="left"/>
       <w:pPr>
-        <w:tabs>
-          <w:tab w:val="num" w:pos="5940"/>
-        </w:tabs>
-        <w:ind w:left="5940" w:hanging="360"/>
+        <w:ind w:left="6480" w:hanging="360"/>
       </w:pPr>
       <w:rPr>
         <w:rFonts w:ascii="Wingdings" w:hAnsi="Wingdings" w:hint="default"/>
-        <w:sz w:val="20"/>
-      </w:rPr>
-    </w:lvl>
-    <w:lvl w:ilvl="8" w:tentative="1">
-      <w:start w:val="1"/>
-      <w:numFmt w:val="bullet"/>
-      <w:lvlText w:val=""/>
-      <w:lvlJc w:val="left"/>
-      <w:pPr>
-        <w:tabs>
-          <w:tab w:val="num" w:pos="6660"/>
-        </w:tabs>
-        <w:ind w:left="6660" w:hanging="360"/>
-      </w:pPr>
-      <w:rPr>
-        <w:rFonts w:ascii="Wingdings" w:hAnsi="Wingdings" w:hint="default"/>
-        <w:sz w:val="20"/>
       </w:rPr>
     </w:lvl>
   </w:abstractNum>
-  <w:num w:numId="1" w16cid:durableId="53697485">
+  <w:num w:numId="1" w16cid:durableId="721094492">
+    <w:abstractNumId w:val="5"/>
+  </w:num>
+  <w:num w:numId="2" w16cid:durableId="569386529">
+    <w:abstractNumId w:val="8"/>
+  </w:num>
+  <w:num w:numId="3" w16cid:durableId="320816077">
+    <w:abstractNumId w:val="15"/>
+  </w:num>
+  <w:num w:numId="4" w16cid:durableId="1659073973">
+    <w:abstractNumId w:val="19"/>
+  </w:num>
+  <w:num w:numId="5" w16cid:durableId="1811708758">
+    <w:abstractNumId w:val="16"/>
+  </w:num>
+  <w:num w:numId="6" w16cid:durableId="1925458029">
+    <w:abstractNumId w:val="18"/>
+  </w:num>
+  <w:num w:numId="7" w16cid:durableId="1247375544">
+    <w:abstractNumId w:val="3"/>
+  </w:num>
+  <w:num w:numId="8" w16cid:durableId="1207336231">
+    <w:abstractNumId w:val="9"/>
+  </w:num>
+  <w:num w:numId="9" w16cid:durableId="1965384627">
+    <w:abstractNumId w:val="2"/>
+  </w:num>
+  <w:num w:numId="10" w16cid:durableId="962812317">
+    <w:abstractNumId w:val="13"/>
+  </w:num>
+  <w:num w:numId="11" w16cid:durableId="221330316">
+    <w:abstractNumId w:val="10"/>
+  </w:num>
+  <w:num w:numId="12" w16cid:durableId="1201548821">
+    <w:abstractNumId w:val="4"/>
+  </w:num>
+  <w:num w:numId="13" w16cid:durableId="754742145">
+    <w:abstractNumId w:val="22"/>
+  </w:num>
+  <w:num w:numId="14" w16cid:durableId="1817792721">
+    <w:abstractNumId w:val="6"/>
+  </w:num>
+  <w:num w:numId="15" w16cid:durableId="957376512">
+    <w:abstractNumId w:val="0"/>
+  </w:num>
+  <w:num w:numId="16" w16cid:durableId="2060543312">
+    <w:abstractNumId w:val="21"/>
+  </w:num>
+  <w:num w:numId="17" w16cid:durableId="1566185193">
     <w:abstractNumId w:val="7"/>
   </w:num>
-  <w:num w:numId="2" w16cid:durableId="278685392">
-    <w:abstractNumId w:val="0"/>
+  <w:num w:numId="18" w16cid:durableId="1484393574">
+    <w:abstractNumId w:val="14"/>
   </w:num>
-  <w:num w:numId="3" w16cid:durableId="2074235797">
-    <w:abstractNumId w:val="13"/>
+  <w:num w:numId="19" w16cid:durableId="1150830986">
+    <w:abstractNumId w:val="23"/>
   </w:num>
-  <w:num w:numId="4" w16cid:durableId="2119133249">
-    <w:abstractNumId w:val="16"/>
-  </w:num>
-  <w:num w:numId="5" w16cid:durableId="1064644471">
+  <w:num w:numId="20" w16cid:durableId="597567885">
     <w:abstractNumId w:val="11"/>
   </w:num>
-  <w:num w:numId="6" w16cid:durableId="104622453">
-    <w:abstractNumId w:val="10"/>
+  <w:num w:numId="21" w16cid:durableId="1011296340">
+    <w:abstractNumId w:val="17"/>
   </w:num>
-  <w:num w:numId="7" w16cid:durableId="1320578931">
-    <w:abstractNumId w:val="22"/>
+  <w:num w:numId="22" w16cid:durableId="1278298305">
+    <w:abstractNumId w:val="12"/>
   </w:num>
-  <w:num w:numId="8" w16cid:durableId="597983159">
-    <w:abstractNumId w:val="18"/>
+  <w:num w:numId="23" w16cid:durableId="1296374865">
+    <w:abstractNumId w:val="1"/>
   </w:num>
-  <w:num w:numId="9" w16cid:durableId="854802085">
-    <w:abstractNumId w:val="21"/>
-  </w:num>
-  <w:num w:numId="10" w16cid:durableId="618413081">
+  <w:num w:numId="24" w16cid:durableId="1911572060">
     <w:abstractNumId w:val="20"/>
   </w:num>
-  <w:num w:numId="11" w16cid:durableId="1387489902">
-    <w:abstractNumId w:val="17"/>
-  </w:num>
-  <w:num w:numId="12" w16cid:durableId="1389183121">
-    <w:abstractNumId w:val="12"/>
-  </w:num>
-  <w:num w:numId="13" w16cid:durableId="1813674701">
-    <w:abstractNumId w:val="9"/>
-  </w:num>
-  <w:num w:numId="14" w16cid:durableId="533150977">
-    <w:abstractNumId w:val="6"/>
-  </w:num>
-  <w:num w:numId="15" w16cid:durableId="1996294782">
-    <w:abstractNumId w:val="19"/>
-  </w:num>
-  <w:num w:numId="16" w16cid:durableId="1379357164">
-    <w:abstractNumId w:val="15"/>
-  </w:num>
-  <w:num w:numId="17" w16cid:durableId="1906716572">
-    <w:abstractNumId w:val="5"/>
-  </w:num>
-  <w:num w:numId="18" w16cid:durableId="1640379602">
-    <w:abstractNumId w:val="8"/>
-  </w:num>
-  <w:num w:numId="19" w16cid:durableId="1194806921">
-    <w:abstractNumId w:val="1"/>
-  </w:num>
-  <w:num w:numId="20" w16cid:durableId="476729000">
-    <w:abstractNumId w:val="4"/>
-  </w:num>
-  <w:num w:numId="21" w16cid:durableId="999500612">
-    <w:abstractNumId w:val="14"/>
-  </w:num>
-  <w:num w:numId="22" w16cid:durableId="226116781">
-    <w:abstractNumId w:val="2"/>
-  </w:num>
-  <w:num w:numId="23" w16cid:durableId="721094492">
-    <w:abstractNumId w:val="3"/>
-  </w:num>
+  <w:numIdMacAtCleanup w:val="24"/>
 </w:numbering>
 </file>
 
@@ -5474,7 +6495,6 @@
     <w:next w:val="Normal"/>
     <w:link w:val="Heading2Char"/>
     <w:uiPriority w:val="9"/>
-    <w:semiHidden/>
     <w:unhideWhenUsed/>
     <w:qFormat/>
     <w:rsid w:val="00391C4D"/>
@@ -5649,6 +6669,7 @@
   <w:style w:type="character" w:default="1" w:styleId="DefaultParagraphFont">
     <w:name w:val="Default Paragraph Font"/>
     <w:uiPriority w:val="1"/>
+    <w:semiHidden/>
     <w:unhideWhenUsed/>
   </w:style>
   <w:style w:type="table" w:default="1" w:styleId="TableNormal">
@@ -5690,7 +6711,6 @@
     <w:basedOn w:val="DefaultParagraphFont"/>
     <w:link w:val="Heading2"/>
     <w:uiPriority w:val="9"/>
-    <w:semiHidden/>
     <w:rsid w:val="00391C4D"/>
     <w:rPr>
       <w:rFonts w:asciiTheme="majorHAnsi" w:eastAsiaTheme="majorEastAsia" w:hAnsiTheme="majorHAnsi" w:cstheme="majorBidi"/>

--- a/documantation.docx
+++ b/documantation.docx
@@ -381,7 +381,7 @@
         <w:sdtPr>
           <w:id w:val="-1426565563"/>
           <w14:checkbox>
-            <w14:checked w14:val="0"/>
+            <w14:checked w14:val="1"/>
             <w14:checkedState w14:val="2612" w14:font="MS Gothic"/>
             <w14:uncheckedState w14:val="2610" w14:font="MS Gothic"/>
           </w14:checkbox>
@@ -391,7 +391,7 @@
             <w:rPr>
               <w:rFonts w:ascii="MS Gothic" w:eastAsia="MS Gothic" w:hAnsi="MS Gothic" w:hint="eastAsia"/>
             </w:rPr>
-            <w:t>☐</w:t>
+            <w:t>☒</w:t>
           </w:r>
         </w:sdtContent>
       </w:sdt>
@@ -407,7 +407,7 @@
         <w:sdtPr>
           <w:id w:val="-1266841199"/>
           <w14:checkbox>
-            <w14:checked w14:val="0"/>
+            <w14:checked w14:val="1"/>
             <w14:checkedState w14:val="2612" w14:font="MS Gothic"/>
             <w14:uncheckedState w14:val="2610" w14:font="MS Gothic"/>
           </w14:checkbox>
@@ -417,7 +417,7 @@
             <w:rPr>
               <w:rFonts w:ascii="MS Gothic" w:eastAsia="MS Gothic" w:hAnsi="MS Gothic" w:hint="eastAsia"/>
             </w:rPr>
-            <w:t>☐</w:t>
+            <w:t>☒</w:t>
           </w:r>
         </w:sdtContent>
       </w:sdt>
@@ -459,7 +459,7 @@
         <w:sdtPr>
           <w:id w:val="502097797"/>
           <w14:checkbox>
-            <w14:checked w14:val="0"/>
+            <w14:checked w14:val="1"/>
             <w14:checkedState w14:val="2612" w14:font="MS Gothic"/>
             <w14:uncheckedState w14:val="2610" w14:font="MS Gothic"/>
           </w14:checkbox>
@@ -469,7 +469,7 @@
             <w:rPr>
               <w:rFonts w:ascii="MS Gothic" w:eastAsia="MS Gothic" w:hAnsi="MS Gothic" w:hint="eastAsia"/>
             </w:rPr>
-            <w:t>☐</w:t>
+            <w:t>☒</w:t>
           </w:r>
         </w:sdtContent>
       </w:sdt>
@@ -485,7 +485,7 @@
         <w:sdtPr>
           <w:id w:val="1869253184"/>
           <w14:checkbox>
-            <w14:checked w14:val="0"/>
+            <w14:checked w14:val="1"/>
             <w14:checkedState w14:val="2612" w14:font="MS Gothic"/>
             <w14:uncheckedState w14:val="2610" w14:font="MS Gothic"/>
           </w14:checkbox>
@@ -495,7 +495,7 @@
             <w:rPr>
               <w:rFonts w:ascii="MS Gothic" w:eastAsia="MS Gothic" w:hAnsi="MS Gothic" w:hint="eastAsia"/>
             </w:rPr>
-            <w:t>☐</w:t>
+            <w:t>☒</w:t>
           </w:r>
         </w:sdtContent>
       </w:sdt>
@@ -523,7 +523,7 @@
         <w:sdtPr>
           <w:id w:val="589825608"/>
           <w14:checkbox>
-            <w14:checked w14:val="0"/>
+            <w14:checked w14:val="1"/>
             <w14:checkedState w14:val="2612" w14:font="MS Gothic"/>
             <w14:uncheckedState w14:val="2610" w14:font="MS Gothic"/>
           </w14:checkbox>
@@ -533,7 +533,7 @@
             <w:rPr>
               <w:rFonts w:ascii="MS Gothic" w:eastAsia="MS Gothic" w:hAnsi="MS Gothic" w:hint="eastAsia"/>
             </w:rPr>
-            <w:t>☐</w:t>
+            <w:t>☒</w:t>
           </w:r>
         </w:sdtContent>
       </w:sdt>
@@ -549,7 +549,7 @@
         <w:sdtPr>
           <w:id w:val="204453271"/>
           <w14:checkbox>
-            <w14:checked w14:val="0"/>
+            <w14:checked w14:val="1"/>
             <w14:checkedState w14:val="2612" w14:font="MS Gothic"/>
             <w14:uncheckedState w14:val="2610" w14:font="MS Gothic"/>
           </w14:checkbox>
@@ -559,7 +559,7 @@
             <w:rPr>
               <w:rFonts w:ascii="MS Gothic" w:eastAsia="MS Gothic" w:hAnsi="MS Gothic" w:hint="eastAsia"/>
             </w:rPr>
-            <w:t>☐</w:t>
+            <w:t>☒</w:t>
           </w:r>
         </w:sdtContent>
       </w:sdt>
@@ -575,7 +575,7 @@
         <w:sdtPr>
           <w:id w:val="1398711631"/>
           <w14:checkbox>
-            <w14:checked w14:val="0"/>
+            <w14:checked w14:val="1"/>
             <w14:checkedState w14:val="2612" w14:font="MS Gothic"/>
             <w14:uncheckedState w14:val="2610" w14:font="MS Gothic"/>
           </w14:checkbox>
@@ -585,7 +585,7 @@
             <w:rPr>
               <w:rFonts w:ascii="MS Gothic" w:eastAsia="MS Gothic" w:hAnsi="MS Gothic" w:hint="eastAsia"/>
             </w:rPr>
-            <w:t>☐</w:t>
+            <w:t>☒</w:t>
           </w:r>
         </w:sdtContent>
       </w:sdt>
@@ -601,7 +601,7 @@
         <w:sdtPr>
           <w:id w:val="-332225069"/>
           <w14:checkbox>
-            <w14:checked w14:val="0"/>
+            <w14:checked w14:val="1"/>
             <w14:checkedState w14:val="2612" w14:font="MS Gothic"/>
             <w14:uncheckedState w14:val="2610" w14:font="MS Gothic"/>
           </w14:checkbox>
@@ -611,7 +611,7 @@
             <w:rPr>
               <w:rFonts w:ascii="MS Gothic" w:eastAsia="MS Gothic" w:hAnsi="MS Gothic" w:hint="eastAsia"/>
             </w:rPr>
-            <w:t>☐</w:t>
+            <w:t>☒</w:t>
           </w:r>
         </w:sdtContent>
       </w:sdt>
@@ -2009,15 +2009,7 @@
         </w:numPr>
       </w:pPr>
       <w:r>
-        <w:t xml:space="preserve">userid - Link to </w:t>
-      </w:r>
-      <w:proofErr w:type="gramStart"/>
-      <w:r>
-        <w:t>users</w:t>
-      </w:r>
-      <w:proofErr w:type="gramEnd"/>
-      <w:r>
-        <w:t xml:space="preserve"> table</w:t>
+        <w:t>userid - Link to users table</w:t>
       </w:r>
     </w:p>
     <w:p>
@@ -2108,15 +2100,7 @@
         </w:numPr>
       </w:pPr>
       <w:r>
-        <w:t xml:space="preserve">userid - Link to </w:t>
-      </w:r>
-      <w:proofErr w:type="gramStart"/>
-      <w:r>
-        <w:t>users</w:t>
-      </w:r>
-      <w:proofErr w:type="gramEnd"/>
-      <w:r>
-        <w:t xml:space="preserve"> table</w:t>
+        <w:t>userid - Link to users table</w:t>
       </w:r>
     </w:p>
     <w:p>
@@ -3923,7 +3907,7 @@
       <w:lvlText w:val="%1."/>
       <w:lvlJc w:val="left"/>
       <w:pPr>
-        <w:ind w:left="360" w:hanging="360"/>
+        <w:ind w:left="540" w:hanging="360"/>
       </w:pPr>
       <w:rPr>
         <w:rFonts w:hint="default"/>

--- a/documantation.docx
+++ b/documantation.docx
@@ -627,7 +627,7 @@
         <w:sdtPr>
           <w:id w:val="-1000962781"/>
           <w14:checkbox>
-            <w14:checked w14:val="0"/>
+            <w14:checked w14:val="1"/>
             <w14:checkedState w14:val="2612" w14:font="MS Gothic"/>
             <w14:uncheckedState w14:val="2610" w14:font="MS Gothic"/>
           </w14:checkbox>
@@ -637,7 +637,7 @@
             <w:rPr>
               <w:rFonts w:ascii="MS Gothic" w:eastAsia="MS Gothic" w:hAnsi="MS Gothic" w:hint="eastAsia"/>
             </w:rPr>
-            <w:t>☐</w:t>
+            <w:t>☒</w:t>
           </w:r>
         </w:sdtContent>
       </w:sdt>
@@ -653,7 +653,7 @@
         <w:sdtPr>
           <w:id w:val="-259905518"/>
           <w14:checkbox>
-            <w14:checked w14:val="0"/>
+            <w14:checked w14:val="1"/>
             <w14:checkedState w14:val="2612" w14:font="MS Gothic"/>
             <w14:uncheckedState w14:val="2610" w14:font="MS Gothic"/>
           </w14:checkbox>
@@ -663,7 +663,7 @@
             <w:rPr>
               <w:rFonts w:ascii="MS Gothic" w:eastAsia="MS Gothic" w:hAnsi="MS Gothic" w:hint="eastAsia"/>
             </w:rPr>
-            <w:t>☐</w:t>
+            <w:t>☒</w:t>
           </w:r>
         </w:sdtContent>
       </w:sdt>
@@ -679,7 +679,7 @@
         <w:sdtPr>
           <w:id w:val="907648757"/>
           <w14:checkbox>
-            <w14:checked w14:val="0"/>
+            <w14:checked w14:val="1"/>
             <w14:checkedState w14:val="2612" w14:font="MS Gothic"/>
             <w14:uncheckedState w14:val="2610" w14:font="MS Gothic"/>
           </w14:checkbox>
@@ -689,7 +689,7 @@
             <w:rPr>
               <w:rFonts w:ascii="MS Gothic" w:eastAsia="MS Gothic" w:hAnsi="MS Gothic" w:hint="eastAsia"/>
             </w:rPr>
-            <w:t>☐</w:t>
+            <w:t>☒</w:t>
           </w:r>
         </w:sdtContent>
       </w:sdt>
@@ -717,7 +717,7 @@
         <w:sdtPr>
           <w:id w:val="-1235622505"/>
           <w14:checkbox>
-            <w14:checked w14:val="0"/>
+            <w14:checked w14:val="1"/>
             <w14:checkedState w14:val="2612" w14:font="MS Gothic"/>
             <w14:uncheckedState w14:val="2610" w14:font="MS Gothic"/>
           </w14:checkbox>
@@ -727,7 +727,7 @@
             <w:rPr>
               <w:rFonts w:ascii="MS Gothic" w:eastAsia="MS Gothic" w:hAnsi="MS Gothic" w:hint="eastAsia"/>
             </w:rPr>
-            <w:t>☐</w:t>
+            <w:t>☒</w:t>
           </w:r>
         </w:sdtContent>
       </w:sdt>
@@ -743,7 +743,7 @@
         <w:sdtPr>
           <w:id w:val="-1641183391"/>
           <w14:checkbox>
-            <w14:checked w14:val="0"/>
+            <w14:checked w14:val="1"/>
             <w14:checkedState w14:val="2612" w14:font="MS Gothic"/>
             <w14:uncheckedState w14:val="2610" w14:font="MS Gothic"/>
           </w14:checkbox>
@@ -753,7 +753,7 @@
             <w:rPr>
               <w:rFonts w:ascii="MS Gothic" w:eastAsia="MS Gothic" w:hAnsi="MS Gothic" w:hint="eastAsia"/>
             </w:rPr>
-            <w:t>☐</w:t>
+            <w:t>☒</w:t>
           </w:r>
         </w:sdtContent>
       </w:sdt>
@@ -769,7 +769,7 @@
         <w:sdtPr>
           <w:id w:val="-1428427445"/>
           <w14:checkbox>
-            <w14:checked w14:val="0"/>
+            <w14:checked w14:val="1"/>
             <w14:checkedState w14:val="2612" w14:font="MS Gothic"/>
             <w14:uncheckedState w14:val="2610" w14:font="MS Gothic"/>
           </w14:checkbox>
@@ -779,7 +779,7 @@
             <w:rPr>
               <w:rFonts w:ascii="MS Gothic" w:eastAsia="MS Gothic" w:hAnsi="MS Gothic" w:hint="eastAsia"/>
             </w:rPr>
-            <w:t>☐</w:t>
+            <w:t>☒</w:t>
           </w:r>
         </w:sdtContent>
       </w:sdt>
@@ -795,7 +795,7 @@
         <w:sdtPr>
           <w:id w:val="-113380126"/>
           <w14:checkbox>
-            <w14:checked w14:val="0"/>
+            <w14:checked w14:val="1"/>
             <w14:checkedState w14:val="2612" w14:font="MS Gothic"/>
             <w14:uncheckedState w14:val="2610" w14:font="MS Gothic"/>
           </w14:checkbox>
@@ -805,7 +805,7 @@
             <w:rPr>
               <w:rFonts w:ascii="MS Gothic" w:eastAsia="MS Gothic" w:hAnsi="MS Gothic" w:hint="eastAsia"/>
             </w:rPr>
-            <w:t>☐</w:t>
+            <w:t>☒</w:t>
           </w:r>
         </w:sdtContent>
       </w:sdt>
@@ -821,7 +821,7 @@
         <w:sdtPr>
           <w:id w:val="-1250801957"/>
           <w14:checkbox>
-            <w14:checked w14:val="0"/>
+            <w14:checked w14:val="1"/>
             <w14:checkedState w14:val="2612" w14:font="MS Gothic"/>
             <w14:uncheckedState w14:val="2610" w14:font="MS Gothic"/>
           </w14:checkbox>
@@ -831,7 +831,7 @@
             <w:rPr>
               <w:rFonts w:ascii="MS Gothic" w:eastAsia="MS Gothic" w:hAnsi="MS Gothic" w:hint="eastAsia"/>
             </w:rPr>
-            <w:t>☐</w:t>
+            <w:t>☒</w:t>
           </w:r>
         </w:sdtContent>
       </w:sdt>
@@ -2009,7 +2009,15 @@
         </w:numPr>
       </w:pPr>
       <w:r>
-        <w:t>userid - Link to users table</w:t>
+        <w:t xml:space="preserve">userid - Link to </w:t>
+      </w:r>
+      <w:proofErr w:type="gramStart"/>
+      <w:r>
+        <w:t>users</w:t>
+      </w:r>
+      <w:proofErr w:type="gramEnd"/>
+      <w:r>
+        <w:t xml:space="preserve"> table</w:t>
       </w:r>
     </w:p>
     <w:p>
@@ -2100,7 +2108,15 @@
         </w:numPr>
       </w:pPr>
       <w:r>
-        <w:t>userid - Link to users table</w:t>
+        <w:t xml:space="preserve">userid - Link to </w:t>
+      </w:r>
+      <w:proofErr w:type="gramStart"/>
+      <w:r>
+        <w:t>users</w:t>
+      </w:r>
+      <w:proofErr w:type="gramEnd"/>
+      <w:r>
+        <w:t xml:space="preserve"> table</w:t>
       </w:r>
     </w:p>
     <w:p>

--- a/documantation.docx
+++ b/documantation.docx
@@ -485,7 +485,7 @@
         <w:sdtPr>
           <w:id w:val="1869253184"/>
           <w14:checkbox>
-            <w14:checked w14:val="1"/>
+            <w14:checked w14:val="0"/>
             <w14:checkedState w14:val="2612" w14:font="MS Gothic"/>
             <w14:uncheckedState w14:val="2610" w14:font="MS Gothic"/>
           </w14:checkbox>
@@ -495,7 +495,7 @@
             <w:rPr>
               <w:rFonts w:ascii="MS Gothic" w:eastAsia="MS Gothic" w:hAnsi="MS Gothic" w:hint="eastAsia"/>
             </w:rPr>
-            <w:t>☒</w:t>
+            <w:t>☐</w:t>
           </w:r>
         </w:sdtContent>
       </w:sdt>
@@ -847,7 +847,7 @@
         <w:sdtPr>
           <w:id w:val="-1036959228"/>
           <w14:checkbox>
-            <w14:checked w14:val="0"/>
+            <w14:checked w14:val="1"/>
             <w14:checkedState w14:val="2612" w14:font="MS Gothic"/>
             <w14:uncheckedState w14:val="2610" w14:font="MS Gothic"/>
           </w14:checkbox>
@@ -857,7 +857,7 @@
             <w:rPr>
               <w:rFonts w:ascii="MS Gothic" w:eastAsia="MS Gothic" w:hAnsi="MS Gothic" w:hint="eastAsia"/>
             </w:rPr>
-            <w:t>☐</w:t>
+            <w:t>☒</w:t>
           </w:r>
         </w:sdtContent>
       </w:sdt>
@@ -873,7 +873,7 @@
         <w:sdtPr>
           <w:id w:val="1821230409"/>
           <w14:checkbox>
-            <w14:checked w14:val="0"/>
+            <w14:checked w14:val="1"/>
             <w14:checkedState w14:val="2612" w14:font="MS Gothic"/>
             <w14:uncheckedState w14:val="2610" w14:font="MS Gothic"/>
           </w14:checkbox>
@@ -883,7 +883,7 @@
             <w:rPr>
               <w:rFonts w:ascii="MS Gothic" w:eastAsia="MS Gothic" w:hAnsi="MS Gothic" w:hint="eastAsia"/>
             </w:rPr>
-            <w:t>☐</w:t>
+            <w:t>☒</w:t>
           </w:r>
         </w:sdtContent>
       </w:sdt>
@@ -900,7 +900,7 @@
         </w:numPr>
       </w:pPr>
       <w:r>
-        <w:t>Parent/Student Mobile App</w:t>
+        <w:t>Student Mobile App</w:t>
       </w:r>
     </w:p>
     <w:p>
@@ -911,7 +911,7 @@
         <w:sdtPr>
           <w:id w:val="314075087"/>
           <w14:checkbox>
-            <w14:checked w14:val="0"/>
+            <w14:checked w14:val="1"/>
             <w14:checkedState w14:val="2612" w14:font="MS Gothic"/>
             <w14:uncheckedState w14:val="2610" w14:font="MS Gothic"/>
           </w14:checkbox>
@@ -921,7 +921,7 @@
             <w:rPr>
               <w:rFonts w:ascii="MS Gothic" w:eastAsia="MS Gothic" w:hAnsi="MS Gothic" w:hint="eastAsia"/>
             </w:rPr>
-            <w:t>☐</w:t>
+            <w:t>☒</w:t>
           </w:r>
         </w:sdtContent>
       </w:sdt>
@@ -937,7 +937,7 @@
         <w:sdtPr>
           <w:id w:val="-1751804381"/>
           <w14:checkbox>
-            <w14:checked w14:val="0"/>
+            <w14:checked w14:val="1"/>
             <w14:checkedState w14:val="2612" w14:font="MS Gothic"/>
             <w14:uncheckedState w14:val="2610" w14:font="MS Gothic"/>
           </w14:checkbox>
@@ -947,7 +947,7 @@
             <w:rPr>
               <w:rFonts w:ascii="MS Gothic" w:eastAsia="MS Gothic" w:hAnsi="MS Gothic" w:hint="eastAsia"/>
             </w:rPr>
-            <w:t>☐</w:t>
+            <w:t>☒</w:t>
           </w:r>
         </w:sdtContent>
       </w:sdt>
@@ -963,7 +963,7 @@
         <w:sdtPr>
           <w:id w:val="2015955923"/>
           <w14:checkbox>
-            <w14:checked w14:val="0"/>
+            <w14:checked w14:val="1"/>
             <w14:checkedState w14:val="2612" w14:font="MS Gothic"/>
             <w14:uncheckedState w14:val="2610" w14:font="MS Gothic"/>
           </w14:checkbox>
@@ -973,7 +973,7 @@
             <w:rPr>
               <w:rFonts w:ascii="MS Gothic" w:eastAsia="MS Gothic" w:hAnsi="MS Gothic" w:hint="eastAsia"/>
             </w:rPr>
-            <w:t>☐</w:t>
+            <w:t>☒</w:t>
           </w:r>
         </w:sdtContent>
       </w:sdt>
@@ -989,7 +989,7 @@
         <w:sdtPr>
           <w:id w:val="-2116196911"/>
           <w14:checkbox>
-            <w14:checked w14:val="0"/>
+            <w14:checked w14:val="1"/>
             <w14:checkedState w14:val="2612" w14:font="MS Gothic"/>
             <w14:uncheckedState w14:val="2610" w14:font="MS Gothic"/>
           </w14:checkbox>
@@ -999,7 +999,7 @@
             <w:rPr>
               <w:rFonts w:ascii="MS Gothic" w:eastAsia="MS Gothic" w:hAnsi="MS Gothic" w:hint="eastAsia"/>
             </w:rPr>
-            <w:t>☐</w:t>
+            <w:t>☒</w:t>
           </w:r>
         </w:sdtContent>
       </w:sdt>
@@ -1015,7 +1015,7 @@
         <w:sdtPr>
           <w:id w:val="-608272431"/>
           <w14:checkbox>
-            <w14:checked w14:val="0"/>
+            <w14:checked w14:val="1"/>
             <w14:checkedState w14:val="2612" w14:font="MS Gothic"/>
             <w14:uncheckedState w14:val="2610" w14:font="MS Gothic"/>
           </w14:checkbox>
@@ -1025,7 +1025,7 @@
             <w:rPr>
               <w:rFonts w:ascii="MS Gothic" w:eastAsia="MS Gothic" w:hAnsi="MS Gothic" w:hint="eastAsia"/>
             </w:rPr>
-            <w:t>☐</w:t>
+            <w:t>☒</w:t>
           </w:r>
         </w:sdtContent>
       </w:sdt>
@@ -1041,7 +1041,7 @@
         <w:sdtPr>
           <w:id w:val="1576852843"/>
           <w14:checkbox>
-            <w14:checked w14:val="0"/>
+            <w14:checked w14:val="1"/>
             <w14:checkedState w14:val="2612" w14:font="MS Gothic"/>
             <w14:uncheckedState w14:val="2610" w14:font="MS Gothic"/>
           </w14:checkbox>
@@ -1051,7 +1051,7 @@
             <w:rPr>
               <w:rFonts w:ascii="MS Gothic" w:eastAsia="MS Gothic" w:hAnsi="MS Gothic" w:hint="eastAsia"/>
             </w:rPr>
-            <w:t>☐</w:t>
+            <w:t>☒</w:t>
           </w:r>
         </w:sdtContent>
       </w:sdt>
